--- a/Week_02/Day_07/Lab/Day_07_Lab_Guide.docx
+++ b/Week_02/Day_07/Lab/Day_07_Lab_Guide.docx
@@ -5,193 +5,60 @@
     <w:p>
       <w:pPr>
         <w:pStyle w:val="Title"/>
-        <w:spacing w:after="80"/>
+        <w:jc w:val="center"/>
       </w:pPr>
       <w:r>
-        <w:rPr>
-          <w:rFonts w:ascii="Calibri" w:hAnsi="Calibri"/>
-          <w:b/>
-          <w:color w:val="1F4D78"/>
-          <w:sz w:val="50"/>
-        </w:rPr>
         <w:t>Day 07 Student Lab Guide</w:t>
       </w:r>
     </w:p>
     <w:p>
       <w:pPr>
-        <w:spacing w:after="280"/>
+        <w:jc w:val="center"/>
       </w:pPr>
       <w:r>
         <w:rPr>
-          <w:color w:val="2E74B5"/>
-          <w:sz w:val="30"/>
+          <w:b/>
+          <w:sz w:val="28"/>
         </w:rPr>
-        <w:t>Streaming Lakehouse Concepts: Bronze to Silver Design</w:t>
+        <w:t>Full Streaming Lakehouse Use Case: Kafka to Bronze and Silver on MinIO</w:t>
+      </w:r>
+    </w:p>
+    <w:p>
+      <w:pPr>
+        <w:pStyle w:val="Heading1"/>
+      </w:pPr>
+      <w:r>
+        <w:t>Outcome</w:t>
+      </w:r>
+    </w:p>
+    <w:p>
+      <w:r>
+        <w:t>This lab performs a real Bronze-to-Silver lakehouse use case. Kafka provides source order events, Bronze stores raw JSON events, Spark produces cleaned Silver CSV and Parquet, and MinIO stores the final lakehouse objects.</w:t>
       </w:r>
     </w:p>
     <w:tbl>
       <w:tblPr>
-        <w:tblStyle w:val="TableGrid"/>
         <w:tblW w:type="auto" w:w="0"/>
-        <w:jc w:val="center"/>
         <w:tblLook w:firstColumn="1" w:firstRow="1" w:lastColumn="0" w:lastRow="0" w:noHBand="0" w:noVBand="1" w:val="04A0"/>
       </w:tblPr>
       <w:tblGrid>
-        <w:gridCol w:w="2376"/>
-        <w:gridCol w:w="6984"/>
+        <w:gridCol w:w="10368"/>
       </w:tblGrid>
       <w:tr>
         <w:tc>
           <w:tcPr>
-            <w:tcW w:type="dxa" w:w="2376"/>
-            <w:shd w:fill="E8EEF5"/>
-            <w:vAlign w:val="center"/>
+            <w:tcW w:type="dxa" w:w="10368"/>
+            <w:shd w:fill="EAF7EE"/>
           </w:tcPr>
           <w:p>
-            <w:pPr>
-              <w:spacing w:after="40"/>
-            </w:pPr>
-            <w:r/>
             <w:r>
               <w:rPr>
                 <w:b/>
               </w:rPr>
-              <w:t>Time</w:t>
+              <w:t xml:space="preserve">Real screenshots: </w:t>
             </w:r>
-          </w:p>
-        </w:tc>
-        <w:tc>
-          <w:tcPr>
-            <w:tcW w:type="dxa" w:w="6984"/>
-            <w:vAlign w:val="center"/>
-          </w:tcPr>
-          <w:p>
-            <w:pPr>
-              <w:spacing w:after="40"/>
-            </w:pPr>
-            <w:r/>
             <w:r>
-              <w:rPr>
-                <w:b w:val="0"/>
-              </w:rPr>
-              <w:t>Approximately 2 hours plus design extensions</w:t>
-            </w:r>
-          </w:p>
-        </w:tc>
-      </w:tr>
-      <w:tr>
-        <w:tc>
-          <w:tcPr>
-            <w:tcW w:type="dxa" w:w="2376"/>
-            <w:shd w:fill="E8EEF5"/>
-            <w:vAlign w:val="center"/>
-          </w:tcPr>
-          <w:p>
-            <w:pPr>
-              <w:spacing w:after="40"/>
-            </w:pPr>
-            <w:r/>
-            <w:r>
-              <w:rPr>
-                <w:b/>
-              </w:rPr>
-              <w:t>Outcome</w:t>
-            </w:r>
-          </w:p>
-        </w:tc>
-        <w:tc>
-          <w:tcPr>
-            <w:tcW w:type="dxa" w:w="6984"/>
-            <w:vAlign w:val="center"/>
-          </w:tcPr>
-          <w:p>
-            <w:pPr>
-              <w:spacing w:after="40"/>
-            </w:pPr>
-            <w:r/>
-            <w:r>
-              <w:rPr>
-                <w:b w:val="0"/>
-              </w:rPr>
-              <w:t>Explain how event ingestion, object storage, Iceberg tables and checkpoints fit together.</w:t>
-            </w:r>
-          </w:p>
-        </w:tc>
-      </w:tr>
-      <w:tr>
-        <w:tc>
-          <w:tcPr>
-            <w:tcW w:type="dxa" w:w="2376"/>
-            <w:shd w:fill="E8EEF5"/>
-            <w:vAlign w:val="center"/>
-          </w:tcPr>
-          <w:p>
-            <w:pPr>
-              <w:spacing w:after="40"/>
-            </w:pPr>
-            <w:r/>
-            <w:r>
-              <w:rPr>
-                <w:b/>
-              </w:rPr>
-              <w:t>Runnable today</w:t>
-            </w:r>
-          </w:p>
-        </w:tc>
-        <w:tc>
-          <w:tcPr>
-            <w:tcW w:type="dxa" w:w="6984"/>
-            <w:vAlign w:val="center"/>
-          </w:tcPr>
-          <w:p>
-            <w:pPr>
-              <w:spacing w:after="40"/>
-            </w:pPr>
-            <w:r/>
-            <w:r>
-              <w:rPr>
-                <w:b w:val="0"/>
-              </w:rPr>
-              <w:t>The supplied Compose environment starts MinIO and Kafka.</w:t>
-            </w:r>
-          </w:p>
-        </w:tc>
-      </w:tr>
-      <w:tr>
-        <w:tc>
-          <w:tcPr>
-            <w:tcW w:type="dxa" w:w="2376"/>
-            <w:shd w:fill="E8EEF5"/>
-            <w:vAlign w:val="center"/>
-          </w:tcPr>
-          <w:p>
-            <w:pPr>
-              <w:spacing w:after="40"/>
-            </w:pPr>
-            <w:r/>
-            <w:r>
-              <w:rPr>
-                <w:b/>
-              </w:rPr>
-              <w:t>Extension boundary</w:t>
-            </w:r>
-          </w:p>
-        </w:tc>
-        <w:tc>
-          <w:tcPr>
-            <w:tcW w:type="dxa" w:w="6984"/>
-            <w:vAlign w:val="center"/>
-          </w:tcPr>
-          <w:p>
-            <w:pPr>
-              <w:spacing w:after="40"/>
-            </w:pPr>
-            <w:r/>
-            <w:r>
-              <w:rPr>
-                <w:b w:val="0"/>
-              </w:rPr>
-              <w:t>The Spark/Iceberg script is a guided design artifact unless your instructor separately supplies Spark and Iceberg dependencies.</w:t>
+              <w:t>The screenshots in this document are real Ubuntu desktop screenshots captured from Firefox with gnome-screenshot. They are not generated evidence panels.</w:t>
             </w:r>
           </w:p>
         </w:tc>
@@ -203,12 +70,99 @@
         <w:pStyle w:val="Heading1"/>
       </w:pPr>
       <w:r>
-        <w:t>Why This Boundary Matters</w:t>
+        <w:t>Installation Option A - Docker Route on Linux</w:t>
       </w:r>
     </w:p>
     <w:p>
+      <w:pPr>
+        <w:spacing w:before="80" w:after="160"/>
+      </w:pPr>
       <w:r>
-        <w:t>A professional data engineer distinguishes a runnable lab environment from a production architecture diagram. This exercise lets you validate storage and messaging locally, then reason accurately about the additional runtime needed for streaming tables.</w:t>
+        <w:rPr>
+          <w:rFonts w:ascii="Consolas" w:hAnsi="Consolas" w:eastAsia="Consolas"/>
+          <w:sz w:val="17"/>
+        </w:rPr>
+        <w:t>sudo apt-get update</w:t>
+      </w:r>
+      <w:r>
+        <w:br/>
+      </w:r>
+      <w:r>
+        <w:rPr>
+          <w:rFonts w:ascii="Consolas" w:hAnsi="Consolas" w:eastAsia="Consolas"/>
+          <w:sz w:val="17"/>
+        </w:rPr>
+        <w:t>sudo apt-get install -y ca-certificates curl gnupg</w:t>
+      </w:r>
+      <w:r>
+        <w:br/>
+      </w:r>
+      <w:r>
+        <w:rPr>
+          <w:rFonts w:ascii="Consolas" w:hAnsi="Consolas" w:eastAsia="Consolas"/>
+          <w:sz w:val="17"/>
+        </w:rPr>
+        <w:t>sudo install -m 0755 -d /etc/apt/keyrings</w:t>
+      </w:r>
+      <w:r>
+        <w:br/>
+      </w:r>
+      <w:r>
+        <w:rPr>
+          <w:rFonts w:ascii="Consolas" w:hAnsi="Consolas" w:eastAsia="Consolas"/>
+          <w:sz w:val="17"/>
+        </w:rPr>
+        <w:t>curl -fsSL https://download.docker.com/linux/ubuntu/gpg | sudo gpg --dearmor -o /etc/apt/keyrings/docker.gpg</w:t>
+      </w:r>
+      <w:r>
+        <w:br/>
+      </w:r>
+      <w:r>
+        <w:rPr>
+          <w:rFonts w:ascii="Consolas" w:hAnsi="Consolas" w:eastAsia="Consolas"/>
+          <w:sz w:val="17"/>
+        </w:rPr>
+        <w:t>sudo chmod a+r /etc/apt/keyrings/docker.gpg</w:t>
+      </w:r>
+      <w:r>
+        <w:br/>
+      </w:r>
+      <w:r>
+        <w:rPr>
+          <w:rFonts w:ascii="Consolas" w:hAnsi="Consolas" w:eastAsia="Consolas"/>
+          <w:sz w:val="17"/>
+        </w:rPr>
+        <w:t>. /etc/os-release</w:t>
+      </w:r>
+      <w:r>
+        <w:br/>
+      </w:r>
+      <w:r>
+        <w:rPr>
+          <w:rFonts w:ascii="Consolas" w:hAnsi="Consolas" w:eastAsia="Consolas"/>
+          <w:sz w:val="17"/>
+        </w:rPr>
+        <w:t>echo "deb [arch=$(dpkg --print-architecture) signed-by=/etc/apt/keyrings/docker.gpg] https://download.docker.com/linux/ubuntu $VERSION_CODENAME stable" | sudo tee /etc/apt/sources.list.d/docker.list &gt; /dev/null</w:t>
+      </w:r>
+      <w:r>
+        <w:br/>
+      </w:r>
+      <w:r>
+        <w:rPr>
+          <w:rFonts w:ascii="Consolas" w:hAnsi="Consolas" w:eastAsia="Consolas"/>
+          <w:sz w:val="17"/>
+        </w:rPr>
+        <w:t>sudo apt-get update</w:t>
+      </w:r>
+      <w:r>
+        <w:br/>
+      </w:r>
+      <w:r>
+        <w:rPr>
+          <w:rFonts w:ascii="Consolas" w:hAnsi="Consolas" w:eastAsia="Consolas"/>
+          <w:sz w:val="17"/>
+        </w:rPr>
+        <w:t>sudo apt-get install -y docker-ce docker-ce-cli containerd.io docker-buildx-plugin docker-compose-plugin</w:t>
       </w:r>
     </w:p>
     <w:p>
@@ -216,7 +170,130 @@
         <w:pStyle w:val="Heading1"/>
       </w:pPr>
       <w:r>
-        <w:t>Lab Route</w:t>
+        <w:t>Installation Option B - Docker Route on Windows</w:t>
+      </w:r>
+    </w:p>
+    <w:p>
+      <w:pPr>
+        <w:pStyle w:val="ListNumber"/>
+      </w:pPr>
+      <w:r>
+        <w:t>Install Docker Desktop for Windows.</w:t>
+      </w:r>
+    </w:p>
+    <w:p>
+      <w:pPr>
+        <w:pStyle w:val="ListNumber"/>
+      </w:pPr>
+      <w:r>
+        <w:t>Enable the WSL 2 backend.</w:t>
+      </w:r>
+    </w:p>
+    <w:p>
+      <w:pPr>
+        <w:pStyle w:val="ListNumber"/>
+      </w:pPr>
+      <w:r>
+        <w:t>Start Docker Desktop and wait for Docker Engine to run.</w:t>
+      </w:r>
+    </w:p>
+    <w:p>
+      <w:pPr>
+        <w:pStyle w:val="ListNumber"/>
+      </w:pPr>
+      <w:r>
+        <w:t>Open PowerShell or WSL Ubuntu.</w:t>
+      </w:r>
+    </w:p>
+    <w:p>
+      <w:pPr>
+        <w:pStyle w:val="ListNumber"/>
+      </w:pPr>
+      <w:r>
+        <w:t>Run docker --version and docker compose version.</w:t>
+      </w:r>
+    </w:p>
+    <w:p>
+      <w:pPr>
+        <w:pStyle w:val="ListNumber"/>
+      </w:pPr>
+      <w:r>
+        <w:t>Run this lab from Week_02/Day_07/Lab_Files.</w:t>
+      </w:r>
+    </w:p>
+    <w:p>
+      <w:pPr>
+        <w:pStyle w:val="Heading1"/>
+      </w:pPr>
+      <w:r>
+        <w:t>Manual Linux / Windows Notes</w:t>
+      </w:r>
+    </w:p>
+    <w:p>
+      <w:r>
+        <w:t>Docker is preferred because Kafka and MinIO are containerized. Manual setup requires Java 17, Python 3, Spark, Kafka, MinIO server, and MinIO mc. The optional Iceberg version also requires version-matched Iceberg Spark runtime and Hadoop AWS/S3A packages.</w:t>
+      </w:r>
+    </w:p>
+    <w:p>
+      <w:pPr>
+        <w:spacing w:before="80" w:after="160"/>
+      </w:pPr>
+      <w:r>
+        <w:rPr>
+          <w:rFonts w:ascii="Consolas" w:hAnsi="Consolas" w:eastAsia="Consolas"/>
+          <w:sz w:val="17"/>
+        </w:rPr>
+        <w:t># Optional Iceberg package example for Spark 4.1 / Scala 2.13</w:t>
+      </w:r>
+      <w:r>
+        <w:br/>
+      </w:r>
+      <w:r>
+        <w:rPr>
+          <w:rFonts w:ascii="Consolas" w:hAnsi="Consolas" w:eastAsia="Consolas"/>
+          <w:sz w:val="17"/>
+        </w:rPr>
+        <w:t>spark-submit --packages org.apache.iceberg:iceberg-spark-runtime-4.1_2.13:1.11.0 spark_bronze_to_silver.py</w:t>
+      </w:r>
+    </w:p>
+    <w:p>
+      <w:pPr>
+        <w:pStyle w:val="Heading1"/>
+      </w:pPr>
+      <w:r>
+        <w:t>Step 1 - Start Day 7 Services</w:t>
+      </w:r>
+    </w:p>
+    <w:p>
+      <w:pPr>
+        <w:spacing w:before="80" w:after="160"/>
+      </w:pPr>
+      <w:r>
+        <w:rPr>
+          <w:rFonts w:ascii="Consolas" w:hAnsi="Consolas" w:eastAsia="Consolas"/>
+          <w:sz w:val="17"/>
+        </w:rPr>
+        <w:t>cd Week_02/Day_07/Lab_Files</w:t>
+      </w:r>
+      <w:r>
+        <w:br/>
+      </w:r>
+      <w:r>
+        <w:rPr>
+          <w:rFonts w:ascii="Consolas" w:hAnsi="Consolas" w:eastAsia="Consolas"/>
+          <w:sz w:val="17"/>
+        </w:rPr>
+        <w:t>sudo docker compose up -d</w:t>
+      </w:r>
+      <w:r>
+        <w:br/>
+      </w:r>
+      <w:r>
+        <w:rPr>
+          <w:rFonts w:ascii="Consolas" w:hAnsi="Consolas" w:eastAsia="Consolas"/>
+          <w:sz w:val="17"/>
+        </w:rPr>
+        <w:t>sudo docker compose ps</w:t>
       </w:r>
     </w:p>
     <w:tbl>
@@ -227,77 +304,44 @@
         <w:tblLook w:firstColumn="1" w:firstRow="1" w:lastColumn="0" w:lastRow="0" w:noHBand="0" w:noVBand="1" w:val="04A0"/>
       </w:tblPr>
       <w:tblGrid>
-        <w:gridCol w:w="3312"/>
-        <w:gridCol w:w="3312"/>
-        <w:gridCol w:w="3312"/>
+        <w:gridCol w:w="3456"/>
+        <w:gridCol w:w="3456"/>
+        <w:gridCol w:w="3456"/>
       </w:tblGrid>
       <w:tr>
         <w:tc>
           <w:tcPr>
-            <w:tcW w:type="dxa" w:w="3312"/>
-            <w:shd w:fill="2E74B5"/>
-            <w:vAlign w:val="center"/>
+            <w:tcW w:type="dxa" w:w="3456"/>
+            <w:shd w:fill="D9EAF7"/>
+            <w:vAlign w:val="top"/>
           </w:tcPr>
           <w:p>
-            <w:pPr>
-              <w:spacing w:after="40"/>
-            </w:pPr>
             <w:r>
-              <w:rPr>
-                <w:color w:val="FFFFFF"/>
-              </w:rPr>
-            </w:r>
-            <w:r>
-              <w:rPr>
-                <w:b/>
-              </w:rPr>
-              <w:t>Step</w:t>
+              <w:t>Service</w:t>
             </w:r>
           </w:p>
         </w:tc>
         <w:tc>
           <w:tcPr>
-            <w:tcW w:type="dxa" w:w="3312"/>
-            <w:shd w:fill="2E74B5"/>
-            <w:vAlign w:val="center"/>
+            <w:tcW w:type="dxa" w:w="3456"/>
+            <w:shd w:fill="D9EAF7"/>
+            <w:vAlign w:val="top"/>
           </w:tcPr>
           <w:p>
-            <w:pPr>
-              <w:spacing w:after="40"/>
-            </w:pPr>
             <w:r>
-              <w:rPr>
-                <w:color w:val="FFFFFF"/>
-              </w:rPr>
-            </w:r>
-            <w:r>
-              <w:rPr>
-                <w:b/>
-              </w:rPr>
-              <w:t>Work</w:t>
+              <w:t>URL / Port</w:t>
             </w:r>
           </w:p>
         </w:tc>
         <w:tc>
           <w:tcPr>
-            <w:tcW w:type="dxa" w:w="3312"/>
-            <w:shd w:fill="2E74B5"/>
-            <w:vAlign w:val="center"/>
+            <w:tcW w:type="dxa" w:w="3456"/>
+            <w:shd w:fill="D9EAF7"/>
+            <w:vAlign w:val="top"/>
           </w:tcPr>
           <w:p>
-            <w:pPr>
-              <w:spacing w:after="40"/>
-            </w:pPr>
             <w:r>
-              <w:rPr>
-                <w:color w:val="FFFFFF"/>
-              </w:rPr>
-            </w:r>
-            <w:r>
-              <w:rPr>
-                <w:b/>
-              </w:rPr>
-              <w:t>Evidence</w:t>
+              <w:t>Purpose</w:t>
             </w:r>
           </w:p>
         </w:tc>
@@ -305,55 +349,34 @@
       <w:tr>
         <w:tc>
           <w:tcPr>
-            <w:tcW w:type="dxa" w:w="3312"/>
-            <w:vAlign w:val="center"/>
+            <w:tcW w:type="dxa" w:w="3456"/>
+            <w:vAlign w:val="top"/>
           </w:tcPr>
           <w:p>
-            <w:pPr>
-              <w:spacing w:after="40"/>
-            </w:pPr>
-            <w:r/>
             <w:r>
-              <w:rPr>
-                <w:b w:val="0"/>
-              </w:rPr>
-              <w:t>1</w:t>
+              <w:t>MinIO API</w:t>
             </w:r>
           </w:p>
         </w:tc>
         <w:tc>
           <w:tcPr>
-            <w:tcW w:type="dxa" w:w="3312"/>
-            <w:vAlign w:val="center"/>
+            <w:tcW w:type="dxa" w:w="3456"/>
+            <w:vAlign w:val="top"/>
           </w:tcPr>
           <w:p>
-            <w:pPr>
-              <w:spacing w:after="40"/>
-            </w:pPr>
-            <w:r/>
             <w:r>
-              <w:rPr>
-                <w:b w:val="0"/>
-              </w:rPr>
-              <w:t>Start the supplied MinIO and Kafka services.</w:t>
+              <w:t>http://localhost:9000</w:t>
             </w:r>
           </w:p>
         </w:tc>
         <w:tc>
           <w:tcPr>
-            <w:tcW w:type="dxa" w:w="3312"/>
-            <w:vAlign w:val="center"/>
+            <w:tcW w:type="dxa" w:w="3456"/>
+            <w:vAlign w:val="top"/>
           </w:tcPr>
           <w:p>
-            <w:pPr>
-              <w:spacing w:after="40"/>
-            </w:pPr>
-            <w:r/>
             <w:r>
-              <w:rPr>
-                <w:b w:val="0"/>
-              </w:rPr>
-              <w:t>Containers are healthy.</w:t>
+              <w:t>Object storage API.</w:t>
             </w:r>
           </w:p>
         </w:tc>
@@ -361,55 +384,34 @@
       <w:tr>
         <w:tc>
           <w:tcPr>
-            <w:tcW w:type="dxa" w:w="3312"/>
-            <w:vAlign w:val="center"/>
+            <w:tcW w:type="dxa" w:w="3456"/>
+            <w:vAlign w:val="top"/>
           </w:tcPr>
           <w:p>
-            <w:pPr>
-              <w:spacing w:after="40"/>
-            </w:pPr>
-            <w:r/>
             <w:r>
-              <w:rPr>
-                <w:b w:val="0"/>
-              </w:rPr>
-              <w:t>2</w:t>
+              <w:t>MinIO Console</w:t>
             </w:r>
           </w:p>
         </w:tc>
         <w:tc>
           <w:tcPr>
-            <w:tcW w:type="dxa" w:w="3312"/>
-            <w:vAlign w:val="center"/>
+            <w:tcW w:type="dxa" w:w="3456"/>
+            <w:vAlign w:val="top"/>
           </w:tcPr>
           <w:p>
-            <w:pPr>
-              <w:spacing w:after="40"/>
-            </w:pPr>
-            <w:r/>
             <w:r>
-              <w:rPr>
-                <w:b w:val="0"/>
-              </w:rPr>
-              <w:t>Create Bronze and Silver buckets in MinIO.</w:t>
+              <w:t>http://localhost:9001</w:t>
             </w:r>
           </w:p>
         </w:tc>
         <w:tc>
           <w:tcPr>
-            <w:tcW w:type="dxa" w:w="3312"/>
-            <w:vAlign w:val="center"/>
+            <w:tcW w:type="dxa" w:w="3456"/>
+            <w:vAlign w:val="top"/>
           </w:tcPr>
           <w:p>
-            <w:pPr>
-              <w:spacing w:after="40"/>
-            </w:pPr>
-            <w:r/>
             <w:r>
-              <w:rPr>
-                <w:b w:val="0"/>
-              </w:rPr>
-              <w:t>Bucket names visible.</w:t>
+              <w:t>Browser UI for buckets and objects.</w:t>
             </w:r>
           </w:p>
         </w:tc>
@@ -417,55 +419,34 @@
       <w:tr>
         <w:tc>
           <w:tcPr>
-            <w:tcW w:type="dxa" w:w="3312"/>
-            <w:vAlign w:val="center"/>
+            <w:tcW w:type="dxa" w:w="3456"/>
+            <w:vAlign w:val="top"/>
           </w:tcPr>
           <w:p>
-            <w:pPr>
-              <w:spacing w:after="40"/>
-            </w:pPr>
-            <w:r/>
             <w:r>
-              <w:rPr>
-                <w:b w:val="0"/>
-              </w:rPr>
-              <w:t>3</w:t>
+              <w:t>Kafka</w:t>
             </w:r>
           </w:p>
         </w:tc>
         <w:tc>
           <w:tcPr>
-            <w:tcW w:type="dxa" w:w="3312"/>
-            <w:vAlign w:val="center"/>
+            <w:tcW w:type="dxa" w:w="3456"/>
+            <w:vAlign w:val="top"/>
           </w:tcPr>
           <w:p>
-            <w:pPr>
-              <w:spacing w:after="40"/>
-            </w:pPr>
-            <w:r/>
             <w:r>
-              <w:rPr>
-                <w:b w:val="0"/>
-              </w:rPr>
-              <w:t>Inspect the provided Spark transformation sketch.</w:t>
+              <w:t>localhost:9092</w:t>
             </w:r>
           </w:p>
         </w:tc>
         <w:tc>
           <w:tcPr>
-            <w:tcW w:type="dxa" w:w="3312"/>
-            <w:vAlign w:val="center"/>
+            <w:tcW w:type="dxa" w:w="3456"/>
+            <w:vAlign w:val="top"/>
           </w:tcPr>
           <w:p>
-            <w:pPr>
-              <w:spacing w:after="40"/>
-            </w:pPr>
-            <w:r/>
             <w:r>
-              <w:rPr>
-                <w:b w:val="0"/>
-              </w:rPr>
-              <w:t>Annotated design notes.</w:t>
+              <w:t>Source event broker.</w:t>
             </w:r>
           </w:p>
         </w:tc>
@@ -473,106 +454,72 @@
       <w:tr>
         <w:tc>
           <w:tcPr>
-            <w:tcW w:type="dxa" w:w="3312"/>
-            <w:vAlign w:val="center"/>
+            <w:tcW w:type="dxa" w:w="3456"/>
+            <w:vAlign w:val="top"/>
           </w:tcPr>
           <w:p>
-            <w:pPr>
-              <w:spacing w:after="40"/>
-            </w:pPr>
-            <w:r/>
             <w:r>
-              <w:rPr>
-                <w:b w:val="0"/>
-              </w:rPr>
-              <w:t>4</w:t>
+              <w:t>Zookeeper</w:t>
             </w:r>
           </w:p>
         </w:tc>
         <w:tc>
           <w:tcPr>
-            <w:tcW w:type="dxa" w:w="3312"/>
-            <w:vAlign w:val="center"/>
+            <w:tcW w:type="dxa" w:w="3456"/>
+            <w:vAlign w:val="top"/>
           </w:tcPr>
           <w:p>
-            <w:pPr>
-              <w:spacing w:after="40"/>
-            </w:pPr>
-            <w:r/>
             <w:r>
-              <w:rPr>
-                <w:b w:val="0"/>
-              </w:rPr>
-              <w:t>Map production dependencies and checkpoints.</w:t>
+              <w:t>localhost:2181</w:t>
             </w:r>
           </w:p>
         </w:tc>
         <w:tc>
           <w:tcPr>
-            <w:tcW w:type="dxa" w:w="3312"/>
-            <w:vAlign w:val="center"/>
+            <w:tcW w:type="dxa" w:w="3456"/>
+            <w:vAlign w:val="top"/>
           </w:tcPr>
           <w:p>
-            <w:pPr>
-              <w:spacing w:after="40"/>
-            </w:pPr>
-            <w:r/>
             <w:r>
-              <w:rPr>
-                <w:b w:val="0"/>
-              </w:rPr>
-              <w:t>Architecture diagram.</w:t>
+              <w:t>Kafka coordination for this lab image.</w:t>
             </w:r>
           </w:p>
         </w:tc>
       </w:tr>
     </w:tbl>
-    <w:p/>
     <w:p>
       <w:pPr>
         <w:pStyle w:val="Heading1"/>
       </w:pPr>
       <w:r>
-        <w:t>Task 1 - Start the Supplied Environment</w:t>
+        <w:t>Step 2 - Run the Full Lakehouse Use Case</w:t>
       </w:r>
     </w:p>
     <w:p>
       <w:pPr>
-        <w:spacing w:before="60" w:after="140"/>
-        <w:ind w:left="288" w:right="144"/>
-        <w:shd w:fill="F4F6F8"/>
+        <w:spacing w:before="80" w:after="160"/>
       </w:pPr>
       <w:r>
         <w:rPr>
-          <w:rFonts w:ascii="Consolas" w:hAnsi="Consolas"/>
-          <w:sz w:val="18"/>
+          <w:rFonts w:ascii="Consolas" w:hAnsi="Consolas" w:eastAsia="Consolas"/>
+          <w:sz w:val="17"/>
         </w:rPr>
-        <w:t>cd Lab_Files</w:t>
+        <w:t>cd Week_02/Day_07/Lab_Files</w:t>
       </w:r>
       <w:r>
         <w:br/>
       </w:r>
       <w:r>
         <w:rPr>
-          <w:rFonts w:ascii="Consolas" w:hAnsi="Consolas"/>
-          <w:sz w:val="18"/>
+          <w:rFonts w:ascii="Consolas" w:hAnsi="Consolas" w:eastAsia="Consolas"/>
+          <w:sz w:val="17"/>
         </w:rPr>
-        <w:t>docker compose up -d</w:t>
-      </w:r>
-      <w:r>
-        <w:br/>
-      </w:r>
-      <w:r>
-        <w:rPr>
-          <w:rFonts w:ascii="Consolas" w:hAnsi="Consolas"/>
-          <w:sz w:val="18"/>
-        </w:rPr>
-        <w:t>docker compose ps</w:t>
+        <w:t>python3 day7_full_lakehouse_usecase.py</w:t>
       </w:r>
     </w:p>
     <w:p>
       <w:r>
-        <w:t>Open the MinIO console using the host and credentials specified by your instructor or inspect it through the container endpoint. Create buckets named `bronze` and `silver`.</w:t>
+        <w:t>Expected result: 6 Kafka events are produced, 6 raw events land in Bronze, and 3 cleaned/deduplicated rows are written to Silver.</w:t>
       </w:r>
     </w:p>
     <w:p>
@@ -580,36 +527,29 @@
         <w:pStyle w:val="Heading1"/>
       </w:pPr>
       <w:r>
-        <w:t>Task 2 - Understand the Transformation Sketch</w:t>
-      </w:r>
-    </w:p>
-    <w:p>
-      <w:r>
-        <w:t>Open `spark_bronze_to_silver.py`. It describes a streaming read from a Bronze Iceberg table, timestamp normalization, duplicate removal by `order_id`, and a checkpointed Silver write.</w:t>
+        <w:t>Step 3 - Upload Outputs to MinIO</w:t>
       </w:r>
     </w:p>
     <w:p>
       <w:pPr>
-        <w:pStyle w:val="ListNumber"/>
+        <w:spacing w:before="80" w:after="160"/>
       </w:pPr>
       <w:r>
-        <w:t>Highlight the line that converts event time to a timestamp.</w:t>
+        <w:rPr>
+          <w:rFonts w:ascii="Consolas" w:hAnsi="Consolas" w:eastAsia="Consolas"/>
+          <w:sz w:val="17"/>
+        </w:rPr>
+        <w:t>RUN_ID=20260528T210652Z</w:t>
       </w:r>
-    </w:p>
-    <w:p>
-      <w:pPr>
-        <w:pStyle w:val="ListNumber"/>
-      </w:pPr>
       <w:r>
-        <w:t>Highlight the deduplication key and explain the risk if the key is absent.</w:t>
+        <w:br/>
       </w:r>
-    </w:p>
-    <w:p>
-      <w:pPr>
-        <w:pStyle w:val="ListNumber"/>
-      </w:pPr>
       <w:r>
-        <w:t>Locate the checkpoint path and explain why restarting without it can duplicate results.</w:t>
+        <w:rPr>
+          <w:rFonts w:ascii="Consolas" w:hAnsi="Consolas" w:eastAsia="Consolas"/>
+          <w:sz w:val="17"/>
+        </w:rPr>
+        <w:t>sudo docker run --rm --network lab_files_default   -v "$PWD/data/day7_lakehouse/$RUN_ID:/work:ro"   --entrypoint /bin/sh minio/mc -c   "mc alias set local http://minio:9000 minioadmin minioadmin &amp;&amp;    mc cp --recursive /work/bronze/orders_raw/ local/bronze/orders_raw/$RUN_ID/ &amp;&amp;    mc cp --recursive /work/silver/orders_silver/ local/silver/orders_silver/$RUN_ID/"</w:t>
       </w:r>
     </w:p>
     <w:p>
@@ -617,46 +557,194 @@
         <w:pStyle w:val="Heading1"/>
       </w:pPr>
       <w:r>
-        <w:t>Task 3 - Turn the Sketch into an Architecture</w:t>
+        <w:t>Real UI Evidence - Bronze Bucket</w:t>
       </w:r>
     </w:p>
     <w:p>
       <w:r>
-        <w:t>Draw the following flow and label which parts are already provided and which require an extension environment:</w:t>
+        <w:t>Open http://localhost:9001, sign in with minioadmin / minioadmin, and select the bronze bucket. The screenshot shows the real MinIO browser with the orders_raw path.</w:t>
+      </w:r>
+    </w:p>
+    <w:p>
+      <w:r>
+        <w:drawing>
+          <wp:inline xmlns:a="http://schemas.openxmlformats.org/drawingml/2006/main" xmlns:pic="http://schemas.openxmlformats.org/drawingml/2006/picture">
+            <wp:extent cx="6126480" cy="3675888"/>
+            <wp:docPr id="1" name="Picture 1"/>
+            <wp:cNvGraphicFramePr>
+              <a:graphicFrameLocks noChangeAspect="1"/>
+            </wp:cNvGraphicFramePr>
+            <a:graphic>
+              <a:graphicData uri="http://schemas.openxmlformats.org/drawingml/2006/picture">
+                <pic:pic>
+                  <pic:nvPicPr>
+                    <pic:cNvPr id="0" name="01-minio-bronze-bucket-real.png"/>
+                    <pic:cNvPicPr/>
+                  </pic:nvPicPr>
+                  <pic:blipFill>
+                    <a:blip r:embed="rId9"/>
+                    <a:stretch>
+                      <a:fillRect/>
+                    </a:stretch>
+                  </pic:blipFill>
+                  <pic:spPr>
+                    <a:xfrm>
+                      <a:off x="0" y="0"/>
+                      <a:ext cx="6126480" cy="3675888"/>
+                    </a:xfrm>
+                    <a:prstGeom prst="rect"/>
+                  </pic:spPr>
+                </pic:pic>
+              </a:graphicData>
+            </a:graphic>
+          </wp:inline>
+        </w:drawing>
       </w:r>
     </w:p>
     <w:p>
       <w:pPr>
-        <w:spacing w:before="60" w:after="140"/>
-        <w:ind w:left="288" w:right="144"/>
-        <w:shd w:fill="F4F6F8"/>
+        <w:pStyle w:val="Heading1"/>
+      </w:pPr>
+      <w:r>
+        <w:t>Real UI Evidence - Bronze Run Folder</w:t>
+      </w:r>
+    </w:p>
+    <w:p>
+      <w:r>
+        <w:t>The Bronze path for this run is orders_raw/20260528T210652Z. Bronze preserves the raw event landing area.</w:t>
+      </w:r>
+    </w:p>
+    <w:p>
+      <w:r>
+        <w:drawing>
+          <wp:inline xmlns:a="http://schemas.openxmlformats.org/drawingml/2006/main" xmlns:pic="http://schemas.openxmlformats.org/drawingml/2006/picture">
+            <wp:extent cx="6126480" cy="3675888"/>
+            <wp:docPr id="2" name="Picture 2"/>
+            <wp:cNvGraphicFramePr>
+              <a:graphicFrameLocks noChangeAspect="1"/>
+            </wp:cNvGraphicFramePr>
+            <a:graphic>
+              <a:graphicData uri="http://schemas.openxmlformats.org/drawingml/2006/picture">
+                <pic:pic>
+                  <pic:nvPicPr>
+                    <pic:cNvPr id="0" name="02-minio-bronze-object-real.png"/>
+                    <pic:cNvPicPr/>
+                  </pic:nvPicPr>
+                  <pic:blipFill>
+                    <a:blip r:embed="rId10"/>
+                    <a:stretch>
+                      <a:fillRect/>
+                    </a:stretch>
+                  </pic:blipFill>
+                  <pic:spPr>
+                    <a:xfrm>
+                      <a:off x="0" y="0"/>
+                      <a:ext cx="6126480" cy="3675888"/>
+                    </a:xfrm>
+                    <a:prstGeom prst="rect"/>
+                  </pic:spPr>
+                </pic:pic>
+              </a:graphicData>
+            </a:graphic>
+          </wp:inline>
+        </w:drawing>
+      </w:r>
+    </w:p>
+    <w:p>
+      <w:pPr>
+        <w:pStyle w:val="Heading1"/>
+      </w:pPr>
+      <w:r>
+        <w:t>Real UI Evidence - Silver Output Folder</w:t>
+      </w:r>
+    </w:p>
+    <w:p>
+      <w:r>
+        <w:t>The Silver path for this run is orders_silver/20260528T210652Z. Silver contains cleaned CSV and Parquet output objects.</w:t>
+      </w:r>
+    </w:p>
+    <w:p>
+      <w:r>
+        <w:drawing>
+          <wp:inline xmlns:a="http://schemas.openxmlformats.org/drawingml/2006/main" xmlns:pic="http://schemas.openxmlformats.org/drawingml/2006/picture">
+            <wp:extent cx="6126480" cy="3675888"/>
+            <wp:docPr id="3" name="Picture 3"/>
+            <wp:cNvGraphicFramePr>
+              <a:graphicFrameLocks noChangeAspect="1"/>
+            </wp:cNvGraphicFramePr>
+            <a:graphic>
+              <a:graphicData uri="http://schemas.openxmlformats.org/drawingml/2006/picture">
+                <pic:pic>
+                  <pic:nvPicPr>
+                    <pic:cNvPr id="0" name="03-minio-silver-objects-real.png"/>
+                    <pic:cNvPicPr/>
+                  </pic:nvPicPr>
+                  <pic:blipFill>
+                    <a:blip r:embed="rId11"/>
+                    <a:stretch>
+                      <a:fillRect/>
+                    </a:stretch>
+                  </pic:blipFill>
+                  <pic:spPr>
+                    <a:xfrm>
+                      <a:off x="0" y="0"/>
+                      <a:ext cx="6126480" cy="3675888"/>
+                    </a:xfrm>
+                    <a:prstGeom prst="rect"/>
+                  </pic:spPr>
+                </pic:pic>
+              </a:graphicData>
+            </a:graphic>
+          </wp:inline>
+        </w:drawing>
+      </w:r>
+    </w:p>
+    <w:p>
+      <w:pPr>
+        <w:pStyle w:val="Heading1"/>
+      </w:pPr>
+      <w:r>
+        <w:t>Object Paths Verified with MinIO Client</w:t>
+      </w:r>
+    </w:p>
+    <w:p>
+      <w:pPr>
+        <w:spacing w:before="80" w:after="160"/>
       </w:pPr>
       <w:r>
         <w:rPr>
-          <w:rFonts w:ascii="Consolas" w:hAnsi="Consolas"/>
-          <w:sz w:val="18"/>
+          <w:rFonts w:ascii="Consolas" w:hAnsi="Consolas" w:eastAsia="Consolas"/>
+          <w:sz w:val="17"/>
         </w:rPr>
-        <w:t>Kafka event topic -&gt; Spark Structured Streaming -&gt; Iceberg Bronze table</w:t>
+        <w:t>bronze/orders_raw/20260528T210652Z/orders.jsonl</w:t>
       </w:r>
       <w:r>
         <w:br/>
       </w:r>
       <w:r>
         <w:rPr>
-          <w:rFonts w:ascii="Consolas" w:hAnsi="Consolas"/>
-          <w:sz w:val="18"/>
+          <w:rFonts w:ascii="Consolas" w:hAnsi="Consolas" w:eastAsia="Consolas"/>
+          <w:sz w:val="17"/>
         </w:rPr>
-        <w:t>Iceberg Bronze table -&gt; quality/dedup transform -&gt; Iceberg Silver table</w:t>
+        <w:t>silver/orders_silver/20260528T210652Z/csv/part-00000-75b5db77-9eaf-4e8b-ad26-9e453160fffd-c000.csv</w:t>
       </w:r>
       <w:r>
         <w:br/>
       </w:r>
       <w:r>
         <w:rPr>
-          <w:rFonts w:ascii="Consolas" w:hAnsi="Consolas"/>
-          <w:sz w:val="18"/>
+          <w:rFonts w:ascii="Consolas" w:hAnsi="Consolas" w:eastAsia="Consolas"/>
+          <w:sz w:val="17"/>
         </w:rPr>
-        <w:t>Silver checkpoint + table metadata -&gt; restart/recovery evidence</w:t>
+        <w:t>silver/orders_silver/20260528T210652Z/parquet/part-00000-c5997c8b-a070-4f48-aecb-cc35b95983c1-c000.snappy.parquet</w:t>
+      </w:r>
+    </w:p>
+    <w:p>
+      <w:pPr>
+        <w:pStyle w:val="Heading1"/>
+      </w:pPr>
+      <w:r>
+        <w:t>Silver Business Rules</w:t>
       </w:r>
     </w:p>
     <w:tbl>
@@ -667,44 +755,31 @@
         <w:tblLook w:firstColumn="1" w:firstRow="1" w:lastColumn="0" w:lastRow="0" w:noHBand="0" w:noVBand="1" w:val="04A0"/>
       </w:tblPr>
       <w:tblGrid>
-        <w:gridCol w:w="2376"/>
-        <w:gridCol w:w="6984"/>
+        <w:gridCol w:w="5184"/>
+        <w:gridCol w:w="5184"/>
       </w:tblGrid>
       <w:tr>
         <w:tc>
           <w:tcPr>
-            <w:tcW w:type="dxa" w:w="2376"/>
-            <w:shd w:fill="E8EEF5"/>
-            <w:vAlign w:val="center"/>
+            <w:tcW w:type="dxa" w:w="5184"/>
+            <w:shd w:fill="D9EAF7"/>
+            <w:vAlign w:val="top"/>
           </w:tcPr>
           <w:p>
-            <w:pPr>
-              <w:spacing w:after="40"/>
-            </w:pPr>
-            <w:r/>
             <w:r>
-              <w:rPr>
-                <w:b/>
-              </w:rPr>
-              <w:t>Provided</w:t>
+              <w:t>Input condition</w:t>
             </w:r>
           </w:p>
         </w:tc>
         <w:tc>
           <w:tcPr>
-            <w:tcW w:type="dxa" w:w="6984"/>
-            <w:vAlign w:val="center"/>
+            <w:tcW w:type="dxa" w:w="5184"/>
+            <w:shd w:fill="D9EAF7"/>
+            <w:vAlign w:val="top"/>
           </w:tcPr>
           <w:p>
-            <w:pPr>
-              <w:spacing w:after="40"/>
-            </w:pPr>
-            <w:r/>
             <w:r>
-              <w:rPr>
-                <w:b w:val="0"/>
-              </w:rPr>
-              <w:t>Kafka, MinIO, docker-compose.yml and the transformation sketch.</w:t>
+              <w:t>Silver result</w:t>
             </w:r>
           </w:p>
         </w:tc>
@@ -712,38 +787,23 @@
       <w:tr>
         <w:tc>
           <w:tcPr>
-            <w:tcW w:type="dxa" w:w="2376"/>
-            <w:shd w:fill="E8EEF5"/>
-            <w:vAlign w:val="center"/>
+            <w:tcW w:type="dxa" w:w="5184"/>
+            <w:vAlign w:val="top"/>
           </w:tcPr>
           <w:p>
-            <w:pPr>
-              <w:spacing w:after="40"/>
-            </w:pPr>
-            <w:r/>
             <w:r>
-              <w:rPr>
-                <w:b/>
-              </w:rPr>
-              <w:t>Not provided</w:t>
+              <w:t>6 raw source events</w:t>
             </w:r>
           </w:p>
         </w:tc>
         <w:tc>
           <w:tcPr>
-            <w:tcW w:type="dxa" w:w="6984"/>
-            <w:vAlign w:val="center"/>
+            <w:tcW w:type="dxa" w:w="5184"/>
+            <w:vAlign w:val="top"/>
           </w:tcPr>
           <w:p>
-            <w:pPr>
-              <w:spacing w:after="40"/>
-            </w:pPr>
-            <w:r/>
             <w:r>
-              <w:rPr>
-                <w:b w:val="0"/>
-              </w:rPr>
-              <w:t>Spark runtime configured with Iceberg catalog, S3A/MinIO connector and a running event-to-Bronze ingest job.</w:t>
+              <w:t>All raw events are preserved in Bronze.</w:t>
             </w:r>
           </w:p>
         </w:tc>
@@ -751,74 +811,136 @@
       <w:tr>
         <w:tc>
           <w:tcPr>
-            <w:tcW w:type="dxa" w:w="2376"/>
-            <w:shd w:fill="E8EEF5"/>
-            <w:vAlign w:val="center"/>
+            <w:tcW w:type="dxa" w:w="5184"/>
+            <w:vAlign w:val="top"/>
           </w:tcPr>
           <w:p>
-            <w:pPr>
-              <w:spacing w:after="40"/>
-            </w:pPr>
-            <w:r/>
             <w:r>
-              <w:rPr>
-                <w:b/>
-              </w:rPr>
-              <w:t>Production standard</w:t>
+              <w:t>Duplicate order_id 1002</w:t>
             </w:r>
           </w:p>
         </w:tc>
         <w:tc>
           <w:tcPr>
-            <w:tcW w:type="dxa" w:w="6984"/>
-            <w:vAlign w:val="center"/>
+            <w:tcW w:type="dxa" w:w="5184"/>
+            <w:vAlign w:val="top"/>
           </w:tcPr>
           <w:p>
-            <w:pPr>
-              <w:spacing w:after="40"/>
-            </w:pPr>
-            <w:r/>
             <w:r>
-              <w:rPr>
-                <w:b w:val="0"/>
-              </w:rPr>
-              <w:t>Use durable checkpoint storage, schema governance, catalog controls and monitored failure recovery.</w:t>
+              <w:t>Only one order 1002 remains.</w:t>
+            </w:r>
+          </w:p>
+        </w:tc>
+      </w:tr>
+      <w:tr>
+        <w:tc>
+          <w:tcPr>
+            <w:tcW w:type="dxa" w:w="5184"/>
+            <w:vAlign w:val="top"/>
+          </w:tcPr>
+          <w:p>
+            <w:r>
+              <w:t>CANCELLED order 1004</w:t>
+            </w:r>
+          </w:p>
+        </w:tc>
+        <w:tc>
+          <w:tcPr>
+            <w:tcW w:type="dxa" w:w="5184"/>
+            <w:vAlign w:val="top"/>
+          </w:tcPr>
+          <w:p>
+            <w:r>
+              <w:t>Removed from Silver.</w:t>
+            </w:r>
+          </w:p>
+        </w:tc>
+      </w:tr>
+      <w:tr>
+        <w:tc>
+          <w:tcPr>
+            <w:tcW w:type="dxa" w:w="5184"/>
+            <w:vAlign w:val="top"/>
+          </w:tcPr>
+          <w:p>
+            <w:r>
+              <w:t>Negative amount order 1005</w:t>
+            </w:r>
+          </w:p>
+        </w:tc>
+        <w:tc>
+          <w:tcPr>
+            <w:tcW w:type="dxa" w:w="5184"/>
+            <w:vAlign w:val="top"/>
+          </w:tcPr>
+          <w:p>
+            <w:r>
+              <w:t>Removed from Silver.</w:t>
+            </w:r>
+          </w:p>
+        </w:tc>
+      </w:tr>
+      <w:tr>
+        <w:tc>
+          <w:tcPr>
+            <w:tcW w:type="dxa" w:w="5184"/>
+            <w:vAlign w:val="top"/>
+          </w:tcPr>
+          <w:p>
+            <w:r>
+              <w:t>Valid NEW orders 1001, 1002, 1003</w:t>
+            </w:r>
+          </w:p>
+        </w:tc>
+        <w:tc>
+          <w:tcPr>
+            <w:tcW w:type="dxa" w:w="5184"/>
+            <w:vAlign w:val="top"/>
+          </w:tcPr>
+          <w:p>
+            <w:r>
+              <w:t>Written to Silver CSV and Parquet.</w:t>
             </w:r>
           </w:p>
         </w:tc>
       </w:tr>
     </w:tbl>
-    <w:p/>
     <w:p>
       <w:pPr>
         <w:pStyle w:val="Heading1"/>
       </w:pPr>
       <w:r>
-        <w:t>Mini-Exercises and Evidence</w:t>
+        <w:t>Cleanup</w:t>
       </w:r>
     </w:p>
     <w:p>
       <w:pPr>
-        <w:pStyle w:val="ListNumber"/>
+        <w:spacing w:before="80" w:after="160"/>
       </w:pPr>
       <w:r>
-        <w:t>Compare appending raw Bronze data with producing cleaned Silver data. State one rule that belongs in each layer.</w:t>
+        <w:rPr>
+          <w:rFonts w:ascii="Consolas" w:hAnsi="Consolas" w:eastAsia="Consolas"/>
+          <w:sz w:val="17"/>
+        </w:rPr>
+        <w:t>cd Week_02/Day_07/Lab_Files</w:t>
+      </w:r>
+      <w:r>
+        <w:br/>
+      </w:r>
+      <w:r>
+        <w:rPr>
+          <w:rFonts w:ascii="Consolas" w:hAnsi="Consolas" w:eastAsia="Consolas"/>
+          <w:sz w:val="17"/>
+        </w:rPr>
+        <w:t>sudo docker compose down</w:t>
       </w:r>
     </w:p>
     <w:p>
       <w:pPr>
-        <w:pStyle w:val="ListNumber"/>
+        <w:pStyle w:val="Heading1"/>
       </w:pPr>
       <w:r>
-        <w:t>List the configuration categories required to make Spark read/write Iceberg tables on MinIO.</w:t>
-      </w:r>
-    </w:p>
-    <w:p>
-      <w:pPr>
-        <w:pStyle w:val="ListNumber"/>
-      </w:pPr>
-      <w:r>
-        <w:t>Design one late-event or duplicate-event test case and the result you expect Silver to contain.</w:t>
+        <w:t>Official References</w:t>
       </w:r>
     </w:p>
     <w:p>
@@ -826,7 +948,7 @@
         <w:pStyle w:val="ListBullet"/>
       </w:pPr>
       <w:r>
-        <w:t>Submit your architecture diagram and dependency table.</w:t>
+        <w:t>Docker Engine on Ubuntu: https://docs.docker.com/engine/install/ubuntu/</w:t>
       </w:r>
     </w:p>
     <w:p>
@@ -834,7 +956,7 @@
         <w:pStyle w:val="ListBullet"/>
       </w:pPr>
       <w:r>
-        <w:t>Capture the running Compose services and created storage buckets.</w:t>
+        <w:t>Docker Desktop on Windows: https://docs.docker.com/desktop/setup/install/windows-install/</w:t>
       </w:r>
     </w:p>
     <w:p>
@@ -842,46 +964,33 @@
         <w:pStyle w:val="ListBullet"/>
       </w:pPr>
       <w:r>
-        <w:t>Clean up with `docker compose down` when complete.</w:t>
+        <w:t>Apache Spark documentation: https://spark.apache.org/documentation</w:t>
+      </w:r>
+    </w:p>
+    <w:p>
+      <w:pPr>
+        <w:pStyle w:val="ListBullet"/>
+      </w:pPr>
+      <w:r>
+        <w:t>Apache Iceberg Spark getting started: https://iceberg.apache.org/docs/latest/spark-getting-started/</w:t>
+      </w:r>
+    </w:p>
+    <w:p>
+      <w:pPr>
+        <w:pStyle w:val="ListBullet"/>
+      </w:pPr>
+      <w:r>
+        <w:t>MinIO mc documentation: https://min.io/docs/minio/linux/reference/minio-mc.html</w:t>
       </w:r>
     </w:p>
     <w:sectPr>
-      <w:headerReference w:type="default" r:id="rId9"/>
-      <w:footerReference w:type="default" r:id="rId10"/>
       <w:pgSz w:w="12240" w:h="15840"/>
-      <w:pgMar w:top="1008" w:right="1152" w:bottom="936" w:left="1152" w:header="720" w:footer="720" w:gutter="0"/>
+      <w:pgMar w:top="792" w:right="936" w:bottom="792" w:left="936" w:header="720" w:footer="720" w:gutter="0"/>
       <w:cols w:space="720"/>
       <w:docGrid w:linePitch="360"/>
     </w:sectPr>
   </w:body>
 </w:document>
-</file>
-
-<file path=word/footer1.xml><?xml version="1.0" encoding="utf-8"?>
-<w:ftr xmlns:m="http://schemas.openxmlformats.org/officeDocument/2006/math" xmlns:mc="http://schemas.openxmlformats.org/markup-compatibility/2006" xmlns:mo="http://schemas.microsoft.com/office/mac/office/2008/main" xmlns:mv="urn:schemas-microsoft-com:mac:vml" xmlns:o="urn:schemas-microsoft-com:office:office" xmlns:r="http://schemas.openxmlformats.org/officeDocument/2006/relationships" xmlns:v="urn:schemas-microsoft-com:vml" xmlns:w10="urn:schemas-microsoft-com:office:word" xmlns:w14="http://schemas.microsoft.com/office/word/2010/wordml" xmlns:w="http://schemas.openxmlformats.org/wordprocessingml/2006/main" xmlns:wne="http://schemas.microsoft.com/office/word/2006/wordml" xmlns:wp14="http://schemas.microsoft.com/office/word/2010/wordprocessingDrawing" xmlns:wp="http://schemas.openxmlformats.org/drawingml/2006/wordprocessingDrawing" xmlns:wpc="http://schemas.microsoft.com/office/word/2010/wordprocessingCanvas" xmlns:wpg="http://schemas.microsoft.com/office/word/2010/wordprocessingGroup" xmlns:wpi="http://schemas.microsoft.com/office/word/2010/wordprocessingInk" xmlns:wps="http://schemas.microsoft.com/office/word/2010/wordprocessingShape" mc:Ignorable="w14 wp14">
-  <w:p>
-    <w:pPr>
-      <w:jc w:val="center"/>
-    </w:pPr>
-    <w:r>
-      <w:t>Ubuntu on-prem classroom lab | Keep screenshots and command evidence.</w:t>
-    </w:r>
-  </w:p>
-</w:ftr>
-</file>
-
-<file path=word/header1.xml><?xml version="1.0" encoding="utf-8"?>
-<w:hdr xmlns:m="http://schemas.openxmlformats.org/officeDocument/2006/math" xmlns:mc="http://schemas.openxmlformats.org/markup-compatibility/2006" xmlns:mo="http://schemas.microsoft.com/office/mac/office/2008/main" xmlns:mv="urn:schemas-microsoft-com:mac:vml" xmlns:o="urn:schemas-microsoft-com:office:office" xmlns:r="http://schemas.openxmlformats.org/officeDocument/2006/relationships" xmlns:v="urn:schemas-microsoft-com:vml" xmlns:w10="urn:schemas-microsoft-com:office:word" xmlns:w14="http://schemas.microsoft.com/office/word/2010/wordml" xmlns:w="http://schemas.openxmlformats.org/wordprocessingml/2006/main" xmlns:wne="http://schemas.microsoft.com/office/word/2006/wordml" xmlns:wp14="http://schemas.microsoft.com/office/word/2010/wordprocessingDrawing" xmlns:wp="http://schemas.openxmlformats.org/drawingml/2006/wordprocessingDrawing" xmlns:wpc="http://schemas.microsoft.com/office/word/2010/wordprocessingCanvas" xmlns:wpg="http://schemas.microsoft.com/office/word/2010/wordprocessingGroup" xmlns:wpi="http://schemas.microsoft.com/office/word/2010/wordprocessingInk" xmlns:wps="http://schemas.microsoft.com/office/word/2010/wordprocessingShape" mc:Ignorable="w14 wp14">
-  <w:p>
-    <w:pPr/>
-    <w:r>
-      <w:rPr>
-        <w:color w:val="1F4D78"/>
-      </w:rPr>
-      <w:t>Medallion Pipeline | Student Lab Guide | Day 07</w:t>
-    </w:r>
-  </w:p>
-</w:hdr>
 </file>
 
 <file path=word/numbering.xml><?xml version="1.0" encoding="utf-8"?>
@@ -1247,12 +1356,9 @@
     <w:name w:val="Normal"/>
     <w:qFormat/>
     <w:rsid w:val="00FC693F"/>
-    <w:pPr>
-      <w:spacing w:after="120" w:line="300" w:lineRule="auto"/>
-    </w:pPr>
     <w:rPr>
-      <w:rFonts w:ascii="Calibri" w:hAnsi="Calibri"/>
-      <w:sz w:val="22"/>
+      <w:rFonts w:ascii="Arial" w:hAnsi="Arial"/>
+      <w:sz w:val="20"/>
     </w:rPr>
   </w:style>
   <w:style w:type="paragraph" w:styleId="Header">
@@ -1310,15 +1416,15 @@
     <w:pPr>
       <w:keepNext/>
       <w:keepLines/>
-      <w:spacing w:before="360" w:after="200"/>
+      <w:spacing w:before="480" w:after="0"/>
       <w:outlineLvl w:val="0"/>
     </w:pPr>
     <w:rPr>
-      <w:rFonts w:asciiTheme="majorHAnsi" w:eastAsiaTheme="majorEastAsia" w:hAnsiTheme="majorHAnsi" w:cstheme="majorBidi" w:ascii="Calibri" w:hAnsi="Calibri"/>
+      <w:rFonts w:asciiTheme="majorHAnsi" w:eastAsiaTheme="majorEastAsia" w:hAnsiTheme="majorHAnsi" w:cstheme="majorBidi" w:ascii="Arial" w:hAnsi="Arial"/>
       <w:b/>
       <w:bCs/>
-      <w:color w:val="2E74B5"/>
-      <w:sz w:val="32"/>
+      <w:color w:val="17365D"/>
+      <w:sz w:val="28"/>
       <w:szCs w:val="28"/>
     </w:rPr>
   </w:style>
@@ -1334,14 +1440,14 @@
     <w:pPr>
       <w:keepNext/>
       <w:keepLines/>
-      <w:spacing w:before="280" w:after="140"/>
+      <w:spacing w:before="200" w:after="0"/>
       <w:outlineLvl w:val="1"/>
     </w:pPr>
     <w:rPr>
-      <w:rFonts w:asciiTheme="majorHAnsi" w:eastAsiaTheme="majorEastAsia" w:hAnsiTheme="majorHAnsi" w:cstheme="majorBidi" w:ascii="Calibri" w:hAnsi="Calibri"/>
+      <w:rFonts w:asciiTheme="majorHAnsi" w:eastAsiaTheme="majorEastAsia" w:hAnsiTheme="majorHAnsi" w:cstheme="majorBidi" w:ascii="Arial" w:hAnsi="Arial"/>
       <w:b/>
       <w:bCs/>
-      <w:color w:val="2E74B5"/>
+      <w:color w:val="1F4E79"/>
       <w:sz w:val="26"/>
       <w:szCs w:val="26"/>
     </w:rPr>
@@ -1358,15 +1464,14 @@
     <w:pPr>
       <w:keepNext/>
       <w:keepLines/>
-      <w:spacing w:before="200" w:after="100"/>
+      <w:spacing w:before="200" w:after="0"/>
       <w:outlineLvl w:val="2"/>
     </w:pPr>
     <w:rPr>
-      <w:rFonts w:asciiTheme="majorHAnsi" w:eastAsiaTheme="majorEastAsia" w:hAnsiTheme="majorHAnsi" w:cstheme="majorBidi" w:ascii="Calibri" w:hAnsi="Calibri"/>
+      <w:rFonts w:asciiTheme="majorHAnsi" w:eastAsiaTheme="majorEastAsia" w:hAnsiTheme="majorHAnsi" w:cstheme="majorBidi" w:ascii="Arial" w:hAnsi="Arial"/>
       <w:b/>
       <w:bCs/>
-      <w:color w:val="1F4D78"/>
-      <w:sz w:val="24"/>
+      <w:color w:val="4F81BD" w:themeColor="accent1"/>
     </w:rPr>
   </w:style>
   <w:style w:type="paragraph" w:styleId="Heading4">

--- a/Week_02/Day_07/Lab/Day_07_Lab_Guide.docx
+++ b/Week_02/Day_07/Lab/Day_07_Lab_Guide.docx
@@ -4,484 +4,66 @@
   <w:body>
     <w:p>
       <w:pPr>
-        <w:pStyle w:val="Title"/>
-        <w:jc w:val="center"/>
+        <w:spacing w:after="60"/>
       </w:pPr>
       <w:r>
-        <w:t>Day 07 Student Lab Guide</w:t>
+        <w:rPr>
+          <w:rFonts w:ascii="Calibri" w:hAnsi="Calibri"/>
+          <w:b/>
+          <w:color w:val="2E74B5"/>
+          <w:sz w:val="52"/>
+        </w:rPr>
+        <w:t>Day 7 Lab Guide</w:t>
       </w:r>
     </w:p>
     <w:p>
       <w:pPr>
-        <w:jc w:val="center"/>
+        <w:spacing w:after="240"/>
       </w:pPr>
       <w:r>
         <w:rPr>
-          <w:b/>
-          <w:sz w:val="28"/>
+          <w:rFonts w:ascii="Calibri" w:hAnsi="Calibri"/>
+          <w:color w:val="5F5F5F"/>
+          <w:sz w:val="26"/>
         </w:rPr>
-        <w:t>Full Streaming Lakehouse Use Case: Kafka to Bronze and Silver on MinIO</w:t>
-      </w:r>
-    </w:p>
-    <w:p>
-      <w:pPr>
-        <w:pStyle w:val="Heading1"/>
-      </w:pPr>
-      <w:r>
-        <w:t>Outcome</w:t>
-      </w:r>
-    </w:p>
-    <w:p>
-      <w:r>
-        <w:t>This lab performs a real Bronze-to-Silver lakehouse use case. Kafka provides source order events, Bronze stores raw JSON events, Spark produces cleaned Silver CSV and Parquet, and MinIO stores the final lakehouse objects.</w:t>
+        <w:t>Building Medallion Architecture Pipelines with Spark</w:t>
       </w:r>
     </w:p>
     <w:tbl>
       <w:tblPr>
-        <w:tblW w:type="auto" w:w="0"/>
+        <w:tblW w:type="dxa" w:w="9360"/>
+        <w:jc w:val="left"/>
+        <w:tblLayout w:type="fixed"/>
         <w:tblLook w:firstColumn="1" w:firstRow="1" w:lastColumn="0" w:lastRow="0" w:noHBand="0" w:noVBand="1" w:val="04A0"/>
+        <w:tblInd w:w="120" w:type="dxa"/>
       </w:tblPr>
       <w:tblGrid>
-        <w:gridCol w:w="10368"/>
+        <w:gridCol w:w="9360"/>
       </w:tblGrid>
       <w:tr>
         <w:tc>
           <w:tcPr>
-            <w:tcW w:type="dxa" w:w="10368"/>
-            <w:shd w:fill="EAF7EE"/>
+            <w:tcW w:type="dxa" w:w="9360"/>
+            <w:tcW w:w="9360" w:type="dxa"/>
+            <w:tcMar>
+              <w:top w:w="80" w:type="dxa"/>
+              <w:bottom w:w="80" w:type="dxa"/>
+              <w:start w:w="120" w:type="dxa"/>
+              <w:end w:w="120" w:type="dxa"/>
+            </w:tcMar>
+            <w:vAlign w:val="center"/>
+            <w:shd w:fill="F4F6F9"/>
           </w:tcPr>
           <w:p>
+            <w:pPr>
+              <w:spacing w:after="40"/>
+            </w:pPr>
             <w:r>
               <w:rPr>
-                <w:b/>
+                <w:rFonts w:ascii="Calibri" w:hAnsi="Calibri"/>
+                <w:sz w:val="18"/>
               </w:rPr>
-              <w:t xml:space="preserve">Real screenshots: </w:t>
-            </w:r>
-            <w:r>
-              <w:t>The screenshots in this document are real Ubuntu desktop screenshots captured from Firefox with gnome-screenshot. They are not generated evidence panels.</w:t>
-            </w:r>
-          </w:p>
-        </w:tc>
-      </w:tr>
-    </w:tbl>
-    <w:p/>
-    <w:p>
-      <w:pPr>
-        <w:pStyle w:val="Heading1"/>
-      </w:pPr>
-      <w:r>
-        <w:t>Installation Option A - Docker Route on Linux</w:t>
-      </w:r>
-    </w:p>
-    <w:p>
-      <w:pPr>
-        <w:spacing w:before="80" w:after="160"/>
-      </w:pPr>
-      <w:r>
-        <w:rPr>
-          <w:rFonts w:ascii="Consolas" w:hAnsi="Consolas" w:eastAsia="Consolas"/>
-          <w:sz w:val="17"/>
-        </w:rPr>
-        <w:t>sudo apt-get update</w:t>
-      </w:r>
-      <w:r>
-        <w:br/>
-      </w:r>
-      <w:r>
-        <w:rPr>
-          <w:rFonts w:ascii="Consolas" w:hAnsi="Consolas" w:eastAsia="Consolas"/>
-          <w:sz w:val="17"/>
-        </w:rPr>
-        <w:t>sudo apt-get install -y ca-certificates curl gnupg</w:t>
-      </w:r>
-      <w:r>
-        <w:br/>
-      </w:r>
-      <w:r>
-        <w:rPr>
-          <w:rFonts w:ascii="Consolas" w:hAnsi="Consolas" w:eastAsia="Consolas"/>
-          <w:sz w:val="17"/>
-        </w:rPr>
-        <w:t>sudo install -m 0755 -d /etc/apt/keyrings</w:t>
-      </w:r>
-      <w:r>
-        <w:br/>
-      </w:r>
-      <w:r>
-        <w:rPr>
-          <w:rFonts w:ascii="Consolas" w:hAnsi="Consolas" w:eastAsia="Consolas"/>
-          <w:sz w:val="17"/>
-        </w:rPr>
-        <w:t>curl -fsSL https://download.docker.com/linux/ubuntu/gpg | sudo gpg --dearmor -o /etc/apt/keyrings/docker.gpg</w:t>
-      </w:r>
-      <w:r>
-        <w:br/>
-      </w:r>
-      <w:r>
-        <w:rPr>
-          <w:rFonts w:ascii="Consolas" w:hAnsi="Consolas" w:eastAsia="Consolas"/>
-          <w:sz w:val="17"/>
-        </w:rPr>
-        <w:t>sudo chmod a+r /etc/apt/keyrings/docker.gpg</w:t>
-      </w:r>
-      <w:r>
-        <w:br/>
-      </w:r>
-      <w:r>
-        <w:rPr>
-          <w:rFonts w:ascii="Consolas" w:hAnsi="Consolas" w:eastAsia="Consolas"/>
-          <w:sz w:val="17"/>
-        </w:rPr>
-        <w:t>. /etc/os-release</w:t>
-      </w:r>
-      <w:r>
-        <w:br/>
-      </w:r>
-      <w:r>
-        <w:rPr>
-          <w:rFonts w:ascii="Consolas" w:hAnsi="Consolas" w:eastAsia="Consolas"/>
-          <w:sz w:val="17"/>
-        </w:rPr>
-        <w:t>echo "deb [arch=$(dpkg --print-architecture) signed-by=/etc/apt/keyrings/docker.gpg] https://download.docker.com/linux/ubuntu $VERSION_CODENAME stable" | sudo tee /etc/apt/sources.list.d/docker.list &gt; /dev/null</w:t>
-      </w:r>
-      <w:r>
-        <w:br/>
-      </w:r>
-      <w:r>
-        <w:rPr>
-          <w:rFonts w:ascii="Consolas" w:hAnsi="Consolas" w:eastAsia="Consolas"/>
-          <w:sz w:val="17"/>
-        </w:rPr>
-        <w:t>sudo apt-get update</w:t>
-      </w:r>
-      <w:r>
-        <w:br/>
-      </w:r>
-      <w:r>
-        <w:rPr>
-          <w:rFonts w:ascii="Consolas" w:hAnsi="Consolas" w:eastAsia="Consolas"/>
-          <w:sz w:val="17"/>
-        </w:rPr>
-        <w:t>sudo apt-get install -y docker-ce docker-ce-cli containerd.io docker-buildx-plugin docker-compose-plugin</w:t>
-      </w:r>
-    </w:p>
-    <w:p>
-      <w:pPr>
-        <w:pStyle w:val="Heading1"/>
-      </w:pPr>
-      <w:r>
-        <w:t>Installation Option B - Docker Route on Windows</w:t>
-      </w:r>
-    </w:p>
-    <w:p>
-      <w:pPr>
-        <w:pStyle w:val="ListNumber"/>
-      </w:pPr>
-      <w:r>
-        <w:t>Install Docker Desktop for Windows.</w:t>
-      </w:r>
-    </w:p>
-    <w:p>
-      <w:pPr>
-        <w:pStyle w:val="ListNumber"/>
-      </w:pPr>
-      <w:r>
-        <w:t>Enable the WSL 2 backend.</w:t>
-      </w:r>
-    </w:p>
-    <w:p>
-      <w:pPr>
-        <w:pStyle w:val="ListNumber"/>
-      </w:pPr>
-      <w:r>
-        <w:t>Start Docker Desktop and wait for Docker Engine to run.</w:t>
-      </w:r>
-    </w:p>
-    <w:p>
-      <w:pPr>
-        <w:pStyle w:val="ListNumber"/>
-      </w:pPr>
-      <w:r>
-        <w:t>Open PowerShell or WSL Ubuntu.</w:t>
-      </w:r>
-    </w:p>
-    <w:p>
-      <w:pPr>
-        <w:pStyle w:val="ListNumber"/>
-      </w:pPr>
-      <w:r>
-        <w:t>Run docker --version and docker compose version.</w:t>
-      </w:r>
-    </w:p>
-    <w:p>
-      <w:pPr>
-        <w:pStyle w:val="ListNumber"/>
-      </w:pPr>
-      <w:r>
-        <w:t>Run this lab from Week_02/Day_07/Lab_Files.</w:t>
-      </w:r>
-    </w:p>
-    <w:p>
-      <w:pPr>
-        <w:pStyle w:val="Heading1"/>
-      </w:pPr>
-      <w:r>
-        <w:t>Manual Linux / Windows Notes</w:t>
-      </w:r>
-    </w:p>
-    <w:p>
-      <w:r>
-        <w:t>Docker is preferred because Kafka and MinIO are containerized. Manual setup requires Java 17, Python 3, Spark, Kafka, MinIO server, and MinIO mc. The optional Iceberg version also requires version-matched Iceberg Spark runtime and Hadoop AWS/S3A packages.</w:t>
-      </w:r>
-    </w:p>
-    <w:p>
-      <w:pPr>
-        <w:spacing w:before="80" w:after="160"/>
-      </w:pPr>
-      <w:r>
-        <w:rPr>
-          <w:rFonts w:ascii="Consolas" w:hAnsi="Consolas" w:eastAsia="Consolas"/>
-          <w:sz w:val="17"/>
-        </w:rPr>
-        <w:t># Optional Iceberg package example for Spark 4.1 / Scala 2.13</w:t>
-      </w:r>
-      <w:r>
-        <w:br/>
-      </w:r>
-      <w:r>
-        <w:rPr>
-          <w:rFonts w:ascii="Consolas" w:hAnsi="Consolas" w:eastAsia="Consolas"/>
-          <w:sz w:val="17"/>
-        </w:rPr>
-        <w:t>spark-submit --packages org.apache.iceberg:iceberg-spark-runtime-4.1_2.13:1.11.0 spark_bronze_to_silver.py</w:t>
-      </w:r>
-    </w:p>
-    <w:p>
-      <w:pPr>
-        <w:pStyle w:val="Heading1"/>
-      </w:pPr>
-      <w:r>
-        <w:t>Step 1 - Start Day 7 Services</w:t>
-      </w:r>
-    </w:p>
-    <w:p>
-      <w:pPr>
-        <w:spacing w:before="80" w:after="160"/>
-      </w:pPr>
-      <w:r>
-        <w:rPr>
-          <w:rFonts w:ascii="Consolas" w:hAnsi="Consolas" w:eastAsia="Consolas"/>
-          <w:sz w:val="17"/>
-        </w:rPr>
-        <w:t>cd Week_02/Day_07/Lab_Files</w:t>
-      </w:r>
-      <w:r>
-        <w:br/>
-      </w:r>
-      <w:r>
-        <w:rPr>
-          <w:rFonts w:ascii="Consolas" w:hAnsi="Consolas" w:eastAsia="Consolas"/>
-          <w:sz w:val="17"/>
-        </w:rPr>
-        <w:t>sudo docker compose up -d</w:t>
-      </w:r>
-      <w:r>
-        <w:br/>
-      </w:r>
-      <w:r>
-        <w:rPr>
-          <w:rFonts w:ascii="Consolas" w:hAnsi="Consolas" w:eastAsia="Consolas"/>
-          <w:sz w:val="17"/>
-        </w:rPr>
-        <w:t>sudo docker compose ps</w:t>
-      </w:r>
-    </w:p>
-    <w:tbl>
-      <w:tblPr>
-        <w:tblStyle w:val="TableGrid"/>
-        <w:tblW w:type="auto" w:w="0"/>
-        <w:jc w:val="center"/>
-        <w:tblLook w:firstColumn="1" w:firstRow="1" w:lastColumn="0" w:lastRow="0" w:noHBand="0" w:noVBand="1" w:val="04A0"/>
-      </w:tblPr>
-      <w:tblGrid>
-        <w:gridCol w:w="3456"/>
-        <w:gridCol w:w="3456"/>
-        <w:gridCol w:w="3456"/>
-      </w:tblGrid>
-      <w:tr>
-        <w:tc>
-          <w:tcPr>
-            <w:tcW w:type="dxa" w:w="3456"/>
-            <w:shd w:fill="D9EAF7"/>
-            <w:vAlign w:val="top"/>
-          </w:tcPr>
-          <w:p>
-            <w:r>
-              <w:t>Service</w:t>
-            </w:r>
-          </w:p>
-        </w:tc>
-        <w:tc>
-          <w:tcPr>
-            <w:tcW w:type="dxa" w:w="3456"/>
-            <w:shd w:fill="D9EAF7"/>
-            <w:vAlign w:val="top"/>
-          </w:tcPr>
-          <w:p>
-            <w:r>
-              <w:t>URL / Port</w:t>
-            </w:r>
-          </w:p>
-        </w:tc>
-        <w:tc>
-          <w:tcPr>
-            <w:tcW w:type="dxa" w:w="3456"/>
-            <w:shd w:fill="D9EAF7"/>
-            <w:vAlign w:val="top"/>
-          </w:tcPr>
-          <w:p>
-            <w:r>
-              <w:t>Purpose</w:t>
-            </w:r>
-          </w:p>
-        </w:tc>
-      </w:tr>
-      <w:tr>
-        <w:tc>
-          <w:tcPr>
-            <w:tcW w:type="dxa" w:w="3456"/>
-            <w:vAlign w:val="top"/>
-          </w:tcPr>
-          <w:p>
-            <w:r>
-              <w:t>MinIO API</w:t>
-            </w:r>
-          </w:p>
-        </w:tc>
-        <w:tc>
-          <w:tcPr>
-            <w:tcW w:type="dxa" w:w="3456"/>
-            <w:vAlign w:val="top"/>
-          </w:tcPr>
-          <w:p>
-            <w:r>
-              <w:t>http://localhost:9000</w:t>
-            </w:r>
-          </w:p>
-        </w:tc>
-        <w:tc>
-          <w:tcPr>
-            <w:tcW w:type="dxa" w:w="3456"/>
-            <w:vAlign w:val="top"/>
-          </w:tcPr>
-          <w:p>
-            <w:r>
-              <w:t>Object storage API.</w:t>
-            </w:r>
-          </w:p>
-        </w:tc>
-      </w:tr>
-      <w:tr>
-        <w:tc>
-          <w:tcPr>
-            <w:tcW w:type="dxa" w:w="3456"/>
-            <w:vAlign w:val="top"/>
-          </w:tcPr>
-          <w:p>
-            <w:r>
-              <w:t>MinIO Console</w:t>
-            </w:r>
-          </w:p>
-        </w:tc>
-        <w:tc>
-          <w:tcPr>
-            <w:tcW w:type="dxa" w:w="3456"/>
-            <w:vAlign w:val="top"/>
-          </w:tcPr>
-          <w:p>
-            <w:r>
-              <w:t>http://localhost:9001</w:t>
-            </w:r>
-          </w:p>
-        </w:tc>
-        <w:tc>
-          <w:tcPr>
-            <w:tcW w:type="dxa" w:w="3456"/>
-            <w:vAlign w:val="top"/>
-          </w:tcPr>
-          <w:p>
-            <w:r>
-              <w:t>Browser UI for buckets and objects.</w:t>
-            </w:r>
-          </w:p>
-        </w:tc>
-      </w:tr>
-      <w:tr>
-        <w:tc>
-          <w:tcPr>
-            <w:tcW w:type="dxa" w:w="3456"/>
-            <w:vAlign w:val="top"/>
-          </w:tcPr>
-          <w:p>
-            <w:r>
-              <w:t>Kafka</w:t>
-            </w:r>
-          </w:p>
-        </w:tc>
-        <w:tc>
-          <w:tcPr>
-            <w:tcW w:type="dxa" w:w="3456"/>
-            <w:vAlign w:val="top"/>
-          </w:tcPr>
-          <w:p>
-            <w:r>
-              <w:t>localhost:9092</w:t>
-            </w:r>
-          </w:p>
-        </w:tc>
-        <w:tc>
-          <w:tcPr>
-            <w:tcW w:type="dxa" w:w="3456"/>
-            <w:vAlign w:val="top"/>
-          </w:tcPr>
-          <w:p>
-            <w:r>
-              <w:t>Source event broker.</w:t>
-            </w:r>
-          </w:p>
-        </w:tc>
-      </w:tr>
-      <w:tr>
-        <w:tc>
-          <w:tcPr>
-            <w:tcW w:type="dxa" w:w="3456"/>
-            <w:vAlign w:val="top"/>
-          </w:tcPr>
-          <w:p>
-            <w:r>
-              <w:t>Zookeeper</w:t>
-            </w:r>
-          </w:p>
-        </w:tc>
-        <w:tc>
-          <w:tcPr>
-            <w:tcW w:type="dxa" w:w="3456"/>
-            <w:vAlign w:val="top"/>
-          </w:tcPr>
-          <w:p>
-            <w:r>
-              <w:t>localhost:2181</w:t>
-            </w:r>
-          </w:p>
-        </w:tc>
-        <w:tc>
-          <w:tcPr>
-            <w:tcW w:type="dxa" w:w="3456"/>
-            <w:vAlign w:val="top"/>
-          </w:tcPr>
-          <w:p>
-            <w:r>
-              <w:t>Kafka coordination for this lab image.</w:t>
+              <w:t>Outcome: students progress from Spark fundamentals into Bronze ingestion, Silver cleaning, Silver quality and CDC, Gold analytics, incremental processing and a final validated pipeline.</w:t>
             </w:r>
           </w:p>
         </w:tc>
@@ -492,294 +74,138 @@
         <w:pStyle w:val="Heading1"/>
       </w:pPr>
       <w:r>
-        <w:t>Step 2 - Run the Full Lakehouse Use Case</w:t>
-      </w:r>
-    </w:p>
-    <w:p>
-      <w:pPr>
-        <w:spacing w:before="80" w:after="160"/>
-      </w:pPr>
-      <w:r>
-        <w:rPr>
-          <w:rFonts w:ascii="Consolas" w:hAnsi="Consolas" w:eastAsia="Consolas"/>
-          <w:sz w:val="17"/>
-        </w:rPr>
-        <w:t>cd Week_02/Day_07/Lab_Files</w:t>
-      </w:r>
-      <w:r>
-        <w:br/>
-      </w:r>
-      <w:r>
-        <w:rPr>
-          <w:rFonts w:ascii="Consolas" w:hAnsi="Consolas" w:eastAsia="Consolas"/>
-          <w:sz w:val="17"/>
-        </w:rPr>
-        <w:t>python3 day7_full_lakehouse_usecase.py</w:t>
+        <w:t>Lab Track Overview</w:t>
       </w:r>
     </w:p>
     <w:p>
       <w:r>
-        <w:t>Expected result: 6 Kafka events are produced, 6 raw events land in Bronze, and 3 cleaned/deduplicated rows are written to Silver.</w:t>
-      </w:r>
-    </w:p>
-    <w:p>
-      <w:pPr>
-        <w:pStyle w:val="Heading1"/>
-      </w:pPr>
-      <w:r>
-        <w:t>Step 3 - Upload Outputs to MinIO</w:t>
-      </w:r>
-    </w:p>
-    <w:p>
-      <w:pPr>
-        <w:spacing w:before="80" w:after="160"/>
-      </w:pPr>
-      <w:r>
-        <w:rPr>
-          <w:rFonts w:ascii="Consolas" w:hAnsi="Consolas" w:eastAsia="Consolas"/>
-          <w:sz w:val="17"/>
-        </w:rPr>
-        <w:t>RUN_ID=20260528T210652Z</w:t>
-      </w:r>
-      <w:r>
-        <w:br/>
-      </w:r>
-      <w:r>
-        <w:rPr>
-          <w:rFonts w:ascii="Consolas" w:hAnsi="Consolas" w:eastAsia="Consolas"/>
-          <w:sz w:val="17"/>
-        </w:rPr>
-        <w:t>sudo docker run --rm --network lab_files_default   -v "$PWD/data/day7_lakehouse/$RUN_ID:/work:ro"   --entrypoint /bin/sh minio/mc -c   "mc alias set local http://minio:9000 minioadmin minioadmin &amp;&amp;    mc cp --recursive /work/bronze/orders_raw/ local/bronze/orders_raw/$RUN_ID/ &amp;&amp;    mc cp --recursive /work/silver/orders_silver/ local/silver/orders_silver/$RUN_ID/"</w:t>
-      </w:r>
-    </w:p>
-    <w:p>
-      <w:pPr>
-        <w:pStyle w:val="Heading1"/>
-      </w:pPr>
-      <w:r>
-        <w:t>Real UI Evidence - Bronze Bucket</w:t>
-      </w:r>
-    </w:p>
-    <w:p>
-      <w:r>
-        <w:t>Open http://localhost:9001, sign in with minioadmin / minioadmin, and select the bronze bucket. The screenshot shows the real MinIO browser with the orders_raw path.</w:t>
-      </w:r>
-    </w:p>
-    <w:p>
-      <w:r>
-        <w:drawing>
-          <wp:inline xmlns:a="http://schemas.openxmlformats.org/drawingml/2006/main" xmlns:pic="http://schemas.openxmlformats.org/drawingml/2006/picture">
-            <wp:extent cx="6126480" cy="3675888"/>
-            <wp:docPr id="1" name="Picture 1"/>
-            <wp:cNvGraphicFramePr>
-              <a:graphicFrameLocks noChangeAspect="1"/>
-            </wp:cNvGraphicFramePr>
-            <a:graphic>
-              <a:graphicData uri="http://schemas.openxmlformats.org/drawingml/2006/picture">
-                <pic:pic>
-                  <pic:nvPicPr>
-                    <pic:cNvPr id="0" name="01-minio-bronze-bucket-real.png"/>
-                    <pic:cNvPicPr/>
-                  </pic:nvPicPr>
-                  <pic:blipFill>
-                    <a:blip r:embed="rId9"/>
-                    <a:stretch>
-                      <a:fillRect/>
-                    </a:stretch>
-                  </pic:blipFill>
-                  <pic:spPr>
-                    <a:xfrm>
-                      <a:off x="0" y="0"/>
-                      <a:ext cx="6126480" cy="3675888"/>
-                    </a:xfrm>
-                    <a:prstGeom prst="rect"/>
-                  </pic:spPr>
-                </pic:pic>
-              </a:graphicData>
-            </a:graphic>
-          </wp:inline>
-        </w:drawing>
-      </w:r>
-    </w:p>
-    <w:p>
-      <w:pPr>
-        <w:pStyle w:val="Heading1"/>
-      </w:pPr>
-      <w:r>
-        <w:t>Real UI Evidence - Bronze Run Folder</w:t>
-      </w:r>
-    </w:p>
-    <w:p>
-      <w:r>
-        <w:t>The Bronze path for this run is orders_raw/20260528T210652Z. Bronze preserves the raw event landing area.</w:t>
-      </w:r>
-    </w:p>
-    <w:p>
-      <w:r>
-        <w:drawing>
-          <wp:inline xmlns:a="http://schemas.openxmlformats.org/drawingml/2006/main" xmlns:pic="http://schemas.openxmlformats.org/drawingml/2006/picture">
-            <wp:extent cx="6126480" cy="3675888"/>
-            <wp:docPr id="2" name="Picture 2"/>
-            <wp:cNvGraphicFramePr>
-              <a:graphicFrameLocks noChangeAspect="1"/>
-            </wp:cNvGraphicFramePr>
-            <a:graphic>
-              <a:graphicData uri="http://schemas.openxmlformats.org/drawingml/2006/picture">
-                <pic:pic>
-                  <pic:nvPicPr>
-                    <pic:cNvPr id="0" name="02-minio-bronze-object-real.png"/>
-                    <pic:cNvPicPr/>
-                  </pic:nvPicPr>
-                  <pic:blipFill>
-                    <a:blip r:embed="rId10"/>
-                    <a:stretch>
-                      <a:fillRect/>
-                    </a:stretch>
-                  </pic:blipFill>
-                  <pic:spPr>
-                    <a:xfrm>
-                      <a:off x="0" y="0"/>
-                      <a:ext cx="6126480" cy="3675888"/>
-                    </a:xfrm>
-                    <a:prstGeom prst="rect"/>
-                  </pic:spPr>
-                </pic:pic>
-              </a:graphicData>
-            </a:graphic>
-          </wp:inline>
-        </w:drawing>
-      </w:r>
-    </w:p>
-    <w:p>
-      <w:pPr>
-        <w:pStyle w:val="Heading1"/>
-      </w:pPr>
-      <w:r>
-        <w:t>Real UI Evidence - Silver Output Folder</w:t>
-      </w:r>
-    </w:p>
-    <w:p>
-      <w:r>
-        <w:t>The Silver path for this run is orders_silver/20260528T210652Z. Silver contains cleaned CSV and Parquet output objects.</w:t>
-      </w:r>
-    </w:p>
-    <w:p>
-      <w:r>
-        <w:drawing>
-          <wp:inline xmlns:a="http://schemas.openxmlformats.org/drawingml/2006/main" xmlns:pic="http://schemas.openxmlformats.org/drawingml/2006/picture">
-            <wp:extent cx="6126480" cy="3675888"/>
-            <wp:docPr id="3" name="Picture 3"/>
-            <wp:cNvGraphicFramePr>
-              <a:graphicFrameLocks noChangeAspect="1"/>
-            </wp:cNvGraphicFramePr>
-            <a:graphic>
-              <a:graphicData uri="http://schemas.openxmlformats.org/drawingml/2006/picture">
-                <pic:pic>
-                  <pic:nvPicPr>
-                    <pic:cNvPr id="0" name="03-minio-silver-objects-real.png"/>
-                    <pic:cNvPicPr/>
-                  </pic:nvPicPr>
-                  <pic:blipFill>
-                    <a:blip r:embed="rId11"/>
-                    <a:stretch>
-                      <a:fillRect/>
-                    </a:stretch>
-                  </pic:blipFill>
-                  <pic:spPr>
-                    <a:xfrm>
-                      <a:off x="0" y="0"/>
-                      <a:ext cx="6126480" cy="3675888"/>
-                    </a:xfrm>
-                    <a:prstGeom prst="rect"/>
-                  </pic:spPr>
-                </pic:pic>
-              </a:graphicData>
-            </a:graphic>
-          </wp:inline>
-        </w:drawing>
-      </w:r>
-    </w:p>
-    <w:p>
-      <w:pPr>
-        <w:pStyle w:val="Heading1"/>
-      </w:pPr>
-      <w:r>
-        <w:t>Object Paths Verified with MinIO Client</w:t>
-      </w:r>
-    </w:p>
-    <w:p>
-      <w:pPr>
-        <w:spacing w:before="80" w:after="160"/>
-      </w:pPr>
-      <w:r>
-        <w:rPr>
-          <w:rFonts w:ascii="Consolas" w:hAnsi="Consolas" w:eastAsia="Consolas"/>
-          <w:sz w:val="17"/>
-        </w:rPr>
-        <w:t>bronze/orders_raw/20260528T210652Z/orders.jsonl</w:t>
-      </w:r>
-      <w:r>
-        <w:br/>
-      </w:r>
-      <w:r>
-        <w:rPr>
-          <w:rFonts w:ascii="Consolas" w:hAnsi="Consolas" w:eastAsia="Consolas"/>
-          <w:sz w:val="17"/>
-        </w:rPr>
-        <w:t>silver/orders_silver/20260528T210652Z/csv/part-00000-75b5db77-9eaf-4e8b-ad26-9e453160fffd-c000.csv</w:t>
-      </w:r>
-      <w:r>
-        <w:br/>
-      </w:r>
-      <w:r>
-        <w:rPr>
-          <w:rFonts w:ascii="Consolas" w:hAnsi="Consolas" w:eastAsia="Consolas"/>
-          <w:sz w:val="17"/>
-        </w:rPr>
-        <w:t>silver/orders_silver/20260528T210652Z/parquet/part-00000-c5997c8b-a070-4f48-aecb-cc35b95983c1-c000.snappy.parquet</w:t>
-      </w:r>
-    </w:p>
-    <w:p>
-      <w:pPr>
-        <w:pStyle w:val="Heading1"/>
-      </w:pPr>
-      <w:r>
-        <w:t>Silver Business Rules</w:t>
+        <w:t>Run the labs in order. Labs 01 to 03 teach Spark fundamentals. Labs 04 and 05 build Bronze. Labs 06 to 09 build Silver. Lab 10 builds Gold. Labs 11 and 12 connect the layers into a more production-like flow.</w:t>
       </w:r>
     </w:p>
     <w:tbl>
       <w:tblPr>
-        <w:tblStyle w:val="TableGrid"/>
-        <w:tblW w:type="auto" w:w="0"/>
-        <w:jc w:val="center"/>
+        <w:tblW w:type="dxa" w:w="9360"/>
+        <w:jc w:val="left"/>
+        <w:tblLayout w:type="fixed"/>
         <w:tblLook w:firstColumn="1" w:firstRow="1" w:lastColumn="0" w:lastRow="0" w:noHBand="0" w:noVBand="1" w:val="04A0"/>
+        <w:tblInd w:w="120" w:type="dxa"/>
       </w:tblPr>
       <w:tblGrid>
-        <w:gridCol w:w="5184"/>
-        <w:gridCol w:w="5184"/>
+        <w:gridCol w:w="760"/>
+        <w:gridCol w:w="1800"/>
+        <w:gridCol w:w="3000"/>
+        <w:gridCol w:w="3800"/>
       </w:tblGrid>
       <w:tr>
         <w:tc>
           <w:tcPr>
-            <w:tcW w:type="dxa" w:w="5184"/>
-            <w:shd w:fill="D9EAF7"/>
-            <w:vAlign w:val="top"/>
+            <w:tcW w:type="dxa" w:w="2340"/>
+            <w:tcW w:w="760" w:type="dxa"/>
+            <w:tcMar>
+              <w:top w:w="80" w:type="dxa"/>
+              <w:bottom w:w="80" w:type="dxa"/>
+              <w:start w:w="120" w:type="dxa"/>
+              <w:end w:w="120" w:type="dxa"/>
+            </w:tcMar>
+            <w:vAlign w:val="center"/>
+            <w:shd w:fill="E8EEF5"/>
           </w:tcPr>
           <w:p>
+            <w:pPr>
+              <w:spacing w:after="40"/>
+            </w:pPr>
             <w:r>
-              <w:t>Input condition</w:t>
+              <w:rPr>
+                <w:rFonts w:ascii="Calibri" w:hAnsi="Calibri"/>
+                <w:b/>
+                <w:color w:val="1F4D78"/>
+                <w:sz w:val="18"/>
+              </w:rPr>
+              <w:t>Lab</w:t>
             </w:r>
           </w:p>
         </w:tc>
         <w:tc>
           <w:tcPr>
-            <w:tcW w:type="dxa" w:w="5184"/>
-            <w:shd w:fill="D9EAF7"/>
-            <w:vAlign w:val="top"/>
+            <w:tcW w:type="dxa" w:w="2340"/>
+            <w:tcW w:w="1800" w:type="dxa"/>
+            <w:tcMar>
+              <w:top w:w="80" w:type="dxa"/>
+              <w:bottom w:w="80" w:type="dxa"/>
+              <w:start w:w="120" w:type="dxa"/>
+              <w:end w:w="120" w:type="dxa"/>
+            </w:tcMar>
+            <w:vAlign w:val="center"/>
+            <w:shd w:fill="E8EEF5"/>
           </w:tcPr>
           <w:p>
+            <w:pPr>
+              <w:spacing w:after="40"/>
+            </w:pPr>
             <w:r>
-              <w:t>Silver result</w:t>
+              <w:rPr>
+                <w:rFonts w:ascii="Calibri" w:hAnsi="Calibri"/>
+                <w:b/>
+                <w:color w:val="1F4D78"/>
+                <w:sz w:val="18"/>
+              </w:rPr>
+              <w:t>Layer</w:t>
+            </w:r>
+          </w:p>
+        </w:tc>
+        <w:tc>
+          <w:tcPr>
+            <w:tcW w:type="dxa" w:w="2340"/>
+            <w:tcW w:w="3000" w:type="dxa"/>
+            <w:tcMar>
+              <w:top w:w="80" w:type="dxa"/>
+              <w:bottom w:w="80" w:type="dxa"/>
+              <w:start w:w="120" w:type="dxa"/>
+              <w:end w:w="120" w:type="dxa"/>
+            </w:tcMar>
+            <w:vAlign w:val="center"/>
+            <w:shd w:fill="E8EEF5"/>
+          </w:tcPr>
+          <w:p>
+            <w:pPr>
+              <w:spacing w:after="40"/>
+            </w:pPr>
+            <w:r>
+              <w:rPr>
+                <w:rFonts w:ascii="Calibri" w:hAnsi="Calibri"/>
+                <w:b/>
+                <w:color w:val="1F4D78"/>
+                <w:sz w:val="18"/>
+              </w:rPr>
+              <w:t>Main skill</w:t>
+            </w:r>
+          </w:p>
+        </w:tc>
+        <w:tc>
+          <w:tcPr>
+            <w:tcW w:type="dxa" w:w="2340"/>
+            <w:tcW w:w="3800" w:type="dxa"/>
+            <w:tcMar>
+              <w:top w:w="80" w:type="dxa"/>
+              <w:bottom w:w="80" w:type="dxa"/>
+              <w:start w:w="120" w:type="dxa"/>
+              <w:end w:w="120" w:type="dxa"/>
+            </w:tcMar>
+            <w:vAlign w:val="center"/>
+            <w:shd w:fill="E8EEF5"/>
+          </w:tcPr>
+          <w:p>
+            <w:pPr>
+              <w:spacing w:after="40"/>
+            </w:pPr>
+            <w:r>
+              <w:rPr>
+                <w:rFonts w:ascii="Calibri" w:hAnsi="Calibri"/>
+                <w:b/>
+                <w:color w:val="1F4D78"/>
+                <w:sz w:val="18"/>
+              </w:rPr>
+              <w:t>Output to inspect</w:t>
             </w:r>
           </w:p>
         </w:tc>
@@ -787,23 +213,101 @@
       <w:tr>
         <w:tc>
           <w:tcPr>
-            <w:tcW w:type="dxa" w:w="5184"/>
-            <w:vAlign w:val="top"/>
+            <w:tcW w:type="dxa" w:w="2340"/>
+            <w:tcW w:w="760" w:type="dxa"/>
+            <w:tcMar>
+              <w:top w:w="80" w:type="dxa"/>
+              <w:bottom w:w="80" w:type="dxa"/>
+              <w:start w:w="120" w:type="dxa"/>
+              <w:end w:w="120" w:type="dxa"/>
+            </w:tcMar>
+            <w:vAlign w:val="center"/>
           </w:tcPr>
           <w:p>
+            <w:pPr>
+              <w:spacing w:after="40"/>
+            </w:pPr>
             <w:r>
-              <w:t>6 raw source events</w:t>
+              <w:rPr>
+                <w:rFonts w:ascii="Calibri" w:hAnsi="Calibri"/>
+                <w:sz w:val="18"/>
+              </w:rPr>
+              <w:t>01</w:t>
             </w:r>
           </w:p>
         </w:tc>
         <w:tc>
           <w:tcPr>
-            <w:tcW w:type="dxa" w:w="5184"/>
-            <w:vAlign w:val="top"/>
+            <w:tcW w:type="dxa" w:w="2340"/>
+            <w:tcW w:w="1800" w:type="dxa"/>
+            <w:tcMar>
+              <w:top w:w="80" w:type="dxa"/>
+              <w:bottom w:w="80" w:type="dxa"/>
+              <w:start w:w="120" w:type="dxa"/>
+              <w:end w:w="120" w:type="dxa"/>
+            </w:tcMar>
+            <w:vAlign w:val="center"/>
           </w:tcPr>
           <w:p>
+            <w:pPr>
+              <w:spacing w:after="40"/>
+            </w:pPr>
             <w:r>
-              <w:t>All raw events are preserved in Bronze.</w:t>
+              <w:rPr>
+                <w:rFonts w:ascii="Calibri" w:hAnsi="Calibri"/>
+                <w:sz w:val="18"/>
+              </w:rPr>
+              <w:t>Spark fundamentals</w:t>
+            </w:r>
+          </w:p>
+        </w:tc>
+        <w:tc>
+          <w:tcPr>
+            <w:tcW w:type="dxa" w:w="2340"/>
+            <w:tcW w:w="3000" w:type="dxa"/>
+            <w:tcMar>
+              <w:top w:w="80" w:type="dxa"/>
+              <w:bottom w:w="80" w:type="dxa"/>
+              <w:start w:w="120" w:type="dxa"/>
+              <w:end w:w="120" w:type="dxa"/>
+            </w:tcMar>
+            <w:vAlign w:val="center"/>
+          </w:tcPr>
+          <w:p>
+            <w:pPr>
+              <w:spacing w:after="40"/>
+            </w:pPr>
+            <w:r>
+              <w:rPr>
+                <w:rFonts w:ascii="Calibri" w:hAnsi="Calibri"/>
+                <w:sz w:val="18"/>
+              </w:rPr>
+              <w:t>Spark DataFrame Basics</w:t>
+            </w:r>
+          </w:p>
+        </w:tc>
+        <w:tc>
+          <w:tcPr>
+            <w:tcW w:type="dxa" w:w="2340"/>
+            <w:tcW w:w="3800" w:type="dxa"/>
+            <w:tcMar>
+              <w:top w:w="80" w:type="dxa"/>
+              <w:bottom w:w="80" w:type="dxa"/>
+              <w:start w:w="120" w:type="dxa"/>
+              <w:end w:w="120" w:type="dxa"/>
+            </w:tcMar>
+            <w:vAlign w:val="center"/>
+          </w:tcPr>
+          <w:p>
+            <w:pPr>
+              <w:spacing w:after="40"/>
+            </w:pPr>
+            <w:r>
+              <w:rPr>
+                <w:rFonts w:ascii="Calibri" w:hAnsi="Calibri"/>
+                <w:sz w:val="18"/>
+              </w:rPr>
+              <w:t>output/lab_01_customers_preview</w:t>
             </w:r>
           </w:p>
         </w:tc>
@@ -811,23 +315,101 @@
       <w:tr>
         <w:tc>
           <w:tcPr>
-            <w:tcW w:type="dxa" w:w="5184"/>
-            <w:vAlign w:val="top"/>
+            <w:tcW w:type="dxa" w:w="2340"/>
+            <w:tcW w:w="760" w:type="dxa"/>
+            <w:tcMar>
+              <w:top w:w="80" w:type="dxa"/>
+              <w:bottom w:w="80" w:type="dxa"/>
+              <w:start w:w="120" w:type="dxa"/>
+              <w:end w:w="120" w:type="dxa"/>
+            </w:tcMar>
+            <w:vAlign w:val="center"/>
           </w:tcPr>
           <w:p>
+            <w:pPr>
+              <w:spacing w:after="40"/>
+            </w:pPr>
             <w:r>
-              <w:t>Duplicate order_id 1002</w:t>
+              <w:rPr>
+                <w:rFonts w:ascii="Calibri" w:hAnsi="Calibri"/>
+                <w:sz w:val="18"/>
+              </w:rPr>
+              <w:t>02</w:t>
             </w:r>
           </w:p>
         </w:tc>
         <w:tc>
           <w:tcPr>
-            <w:tcW w:type="dxa" w:w="5184"/>
-            <w:vAlign w:val="top"/>
+            <w:tcW w:type="dxa" w:w="2340"/>
+            <w:tcW w:w="1800" w:type="dxa"/>
+            <w:tcMar>
+              <w:top w:w="80" w:type="dxa"/>
+              <w:bottom w:w="80" w:type="dxa"/>
+              <w:start w:w="120" w:type="dxa"/>
+              <w:end w:w="120" w:type="dxa"/>
+            </w:tcMar>
+            <w:vAlign w:val="center"/>
           </w:tcPr>
           <w:p>
+            <w:pPr>
+              <w:spacing w:after="40"/>
+            </w:pPr>
             <w:r>
-              <w:t>Only one order 1002 remains.</w:t>
+              <w:rPr>
+                <w:rFonts w:ascii="Calibri" w:hAnsi="Calibri"/>
+                <w:sz w:val="18"/>
+              </w:rPr>
+              <w:t>Spark fundamentals</w:t>
+            </w:r>
+          </w:p>
+        </w:tc>
+        <w:tc>
+          <w:tcPr>
+            <w:tcW w:type="dxa" w:w="2340"/>
+            <w:tcW w:w="3000" w:type="dxa"/>
+            <w:tcMar>
+              <w:top w:w="80" w:type="dxa"/>
+              <w:bottom w:w="80" w:type="dxa"/>
+              <w:start w:w="120" w:type="dxa"/>
+              <w:end w:w="120" w:type="dxa"/>
+            </w:tcMar>
+            <w:vAlign w:val="center"/>
+          </w:tcPr>
+          <w:p>
+            <w:pPr>
+              <w:spacing w:after="40"/>
+            </w:pPr>
+            <w:r>
+              <w:rPr>
+                <w:rFonts w:ascii="Calibri" w:hAnsi="Calibri"/>
+                <w:sz w:val="18"/>
+              </w:rPr>
+              <w:t>Spark SQL Exploration</w:t>
+            </w:r>
+          </w:p>
+        </w:tc>
+        <w:tc>
+          <w:tcPr>
+            <w:tcW w:type="dxa" w:w="2340"/>
+            <w:tcW w:w="3800" w:type="dxa"/>
+            <w:tcMar>
+              <w:top w:w="80" w:type="dxa"/>
+              <w:bottom w:w="80" w:type="dxa"/>
+              <w:start w:w="120" w:type="dxa"/>
+              <w:end w:w="120" w:type="dxa"/>
+            </w:tcMar>
+            <w:vAlign w:val="center"/>
+          </w:tcPr>
+          <w:p>
+            <w:pPr>
+              <w:spacing w:after="40"/>
+            </w:pPr>
+            <w:r>
+              <w:rPr>
+                <w:rFonts w:ascii="Calibri" w:hAnsi="Calibri"/>
+                <w:sz w:val="18"/>
+              </w:rPr>
+              <w:t>output/lab_02_status_counts</w:t>
             </w:r>
           </w:p>
         </w:tc>
@@ -835,23 +417,101 @@
       <w:tr>
         <w:tc>
           <w:tcPr>
-            <w:tcW w:type="dxa" w:w="5184"/>
-            <w:vAlign w:val="top"/>
+            <w:tcW w:type="dxa" w:w="2340"/>
+            <w:tcW w:w="760" w:type="dxa"/>
+            <w:tcMar>
+              <w:top w:w="80" w:type="dxa"/>
+              <w:bottom w:w="80" w:type="dxa"/>
+              <w:start w:w="120" w:type="dxa"/>
+              <w:end w:w="120" w:type="dxa"/>
+            </w:tcMar>
+            <w:vAlign w:val="center"/>
           </w:tcPr>
           <w:p>
+            <w:pPr>
+              <w:spacing w:after="40"/>
+            </w:pPr>
             <w:r>
-              <w:t>CANCELLED order 1004</w:t>
+              <w:rPr>
+                <w:rFonts w:ascii="Calibri" w:hAnsi="Calibri"/>
+                <w:sz w:val="18"/>
+              </w:rPr>
+              <w:t>03</w:t>
             </w:r>
           </w:p>
         </w:tc>
         <w:tc>
           <w:tcPr>
-            <w:tcW w:type="dxa" w:w="5184"/>
-            <w:vAlign w:val="top"/>
+            <w:tcW w:type="dxa" w:w="2340"/>
+            <w:tcW w:w="1800" w:type="dxa"/>
+            <w:tcMar>
+              <w:top w:w="80" w:type="dxa"/>
+              <w:bottom w:w="80" w:type="dxa"/>
+              <w:start w:w="120" w:type="dxa"/>
+              <w:end w:w="120" w:type="dxa"/>
+            </w:tcMar>
+            <w:vAlign w:val="center"/>
           </w:tcPr>
           <w:p>
+            <w:pPr>
+              <w:spacing w:after="40"/>
+            </w:pPr>
             <w:r>
-              <w:t>Removed from Silver.</w:t>
+              <w:rPr>
+                <w:rFonts w:ascii="Calibri" w:hAnsi="Calibri"/>
+                <w:sz w:val="18"/>
+              </w:rPr>
+              <w:t>Spark fundamentals</w:t>
+            </w:r>
+          </w:p>
+        </w:tc>
+        <w:tc>
+          <w:tcPr>
+            <w:tcW w:type="dxa" w:w="2340"/>
+            <w:tcW w:w="3000" w:type="dxa"/>
+            <w:tcMar>
+              <w:top w:w="80" w:type="dxa"/>
+              <w:bottom w:w="80" w:type="dxa"/>
+              <w:start w:w="120" w:type="dxa"/>
+              <w:end w:w="120" w:type="dxa"/>
+            </w:tcMar>
+            <w:vAlign w:val="center"/>
+          </w:tcPr>
+          <w:p>
+            <w:pPr>
+              <w:spacing w:after="40"/>
+            </w:pPr>
+            <w:r>
+              <w:rPr>
+                <w:rFonts w:ascii="Calibri" w:hAnsi="Calibri"/>
+                <w:sz w:val="18"/>
+              </w:rPr>
+              <w:t>Storage Formats and Partitions</w:t>
+            </w:r>
+          </w:p>
+        </w:tc>
+        <w:tc>
+          <w:tcPr>
+            <w:tcW w:type="dxa" w:w="2340"/>
+            <w:tcW w:w="3800" w:type="dxa"/>
+            <w:tcMar>
+              <w:top w:w="80" w:type="dxa"/>
+              <w:bottom w:w="80" w:type="dxa"/>
+              <w:start w:w="120" w:type="dxa"/>
+              <w:end w:w="120" w:type="dxa"/>
+            </w:tcMar>
+            <w:vAlign w:val="center"/>
+          </w:tcPr>
+          <w:p>
+            <w:pPr>
+              <w:spacing w:after="40"/>
+            </w:pPr>
+            <w:r>
+              <w:rPr>
+                <w:rFonts w:ascii="Calibri" w:hAnsi="Calibri"/>
+                <w:sz w:val="18"/>
+              </w:rPr>
+              <w:t>lake/playground/orders_by_status_parquet</w:t>
             </w:r>
           </w:p>
         </w:tc>
@@ -859,23 +519,101 @@
       <w:tr>
         <w:tc>
           <w:tcPr>
-            <w:tcW w:type="dxa" w:w="5184"/>
-            <w:vAlign w:val="top"/>
+            <w:tcW w:type="dxa" w:w="2340"/>
+            <w:tcW w:w="760" w:type="dxa"/>
+            <w:tcMar>
+              <w:top w:w="80" w:type="dxa"/>
+              <w:bottom w:w="80" w:type="dxa"/>
+              <w:start w:w="120" w:type="dxa"/>
+              <w:end w:w="120" w:type="dxa"/>
+            </w:tcMar>
+            <w:vAlign w:val="center"/>
           </w:tcPr>
           <w:p>
+            <w:pPr>
+              <w:spacing w:after="40"/>
+            </w:pPr>
             <w:r>
-              <w:t>Negative amount order 1005</w:t>
+              <w:rPr>
+                <w:rFonts w:ascii="Calibri" w:hAnsi="Calibri"/>
+                <w:sz w:val="18"/>
+              </w:rPr>
+              <w:t>04</w:t>
             </w:r>
           </w:p>
         </w:tc>
         <w:tc>
           <w:tcPr>
-            <w:tcW w:type="dxa" w:w="5184"/>
-            <w:vAlign w:val="top"/>
+            <w:tcW w:type="dxa" w:w="2340"/>
+            <w:tcW w:w="1800" w:type="dxa"/>
+            <w:tcMar>
+              <w:top w:w="80" w:type="dxa"/>
+              <w:bottom w:w="80" w:type="dxa"/>
+              <w:start w:w="120" w:type="dxa"/>
+              <w:end w:w="120" w:type="dxa"/>
+            </w:tcMar>
+            <w:vAlign w:val="center"/>
           </w:tcPr>
           <w:p>
+            <w:pPr>
+              <w:spacing w:after="40"/>
+            </w:pPr>
             <w:r>
-              <w:t>Removed from Silver.</w:t>
+              <w:rPr>
+                <w:rFonts w:ascii="Calibri" w:hAnsi="Calibri"/>
+                <w:sz w:val="18"/>
+              </w:rPr>
+              <w:t>Bronze</w:t>
+            </w:r>
+          </w:p>
+        </w:tc>
+        <w:tc>
+          <w:tcPr>
+            <w:tcW w:type="dxa" w:w="2340"/>
+            <w:tcW w:w="3000" w:type="dxa"/>
+            <w:tcMar>
+              <w:top w:w="80" w:type="dxa"/>
+              <w:bottom w:w="80" w:type="dxa"/>
+              <w:start w:w="120" w:type="dxa"/>
+              <w:end w:w="120" w:type="dxa"/>
+            </w:tcMar>
+            <w:vAlign w:val="center"/>
+          </w:tcPr>
+          <w:p>
+            <w:pPr>
+              <w:spacing w:after="40"/>
+            </w:pPr>
+            <w:r>
+              <w:rPr>
+                <w:rFonts w:ascii="Calibri" w:hAnsi="Calibri"/>
+                <w:sz w:val="18"/>
+              </w:rPr>
+              <w:t>Bronze Raw Ingestion</w:t>
+            </w:r>
+          </w:p>
+        </w:tc>
+        <w:tc>
+          <w:tcPr>
+            <w:tcW w:type="dxa" w:w="2340"/>
+            <w:tcW w:w="3800" w:type="dxa"/>
+            <w:tcMar>
+              <w:top w:w="80" w:type="dxa"/>
+              <w:bottom w:w="80" w:type="dxa"/>
+              <w:start w:w="120" w:type="dxa"/>
+              <w:end w:w="120" w:type="dxa"/>
+            </w:tcMar>
+            <w:vAlign w:val="center"/>
+          </w:tcPr>
+          <w:p>
+            <w:pPr>
+              <w:spacing w:after="40"/>
+            </w:pPr>
+            <w:r>
+              <w:rPr>
+                <w:rFonts w:ascii="Calibri" w:hAnsi="Calibri"/>
+                <w:sz w:val="18"/>
+              </w:rPr>
+              <w:t>lake/bronze/orders_raw</w:t>
             </w:r>
           </w:p>
         </w:tc>
@@ -883,23 +621,815 @@
       <w:tr>
         <w:tc>
           <w:tcPr>
-            <w:tcW w:type="dxa" w:w="5184"/>
-            <w:vAlign w:val="top"/>
+            <w:tcW w:type="dxa" w:w="2340"/>
+            <w:tcW w:w="760" w:type="dxa"/>
+            <w:tcMar>
+              <w:top w:w="80" w:type="dxa"/>
+              <w:bottom w:w="80" w:type="dxa"/>
+              <w:start w:w="120" w:type="dxa"/>
+              <w:end w:w="120" w:type="dxa"/>
+            </w:tcMar>
+            <w:vAlign w:val="center"/>
           </w:tcPr>
           <w:p>
+            <w:pPr>
+              <w:spacing w:after="40"/>
+            </w:pPr>
             <w:r>
-              <w:t>Valid NEW orders 1001, 1002, 1003</w:t>
+              <w:rPr>
+                <w:rFonts w:ascii="Calibri" w:hAnsi="Calibri"/>
+                <w:sz w:val="18"/>
+              </w:rPr>
+              <w:t>05</w:t>
             </w:r>
           </w:p>
         </w:tc>
         <w:tc>
           <w:tcPr>
-            <w:tcW w:type="dxa" w:w="5184"/>
-            <w:vAlign w:val="top"/>
+            <w:tcW w:type="dxa" w:w="2340"/>
+            <w:tcW w:w="1800" w:type="dxa"/>
+            <w:tcMar>
+              <w:top w:w="80" w:type="dxa"/>
+              <w:bottom w:w="80" w:type="dxa"/>
+              <w:start w:w="120" w:type="dxa"/>
+              <w:end w:w="120" w:type="dxa"/>
+            </w:tcMar>
+            <w:vAlign w:val="center"/>
           </w:tcPr>
           <w:p>
+            <w:pPr>
+              <w:spacing w:after="40"/>
+            </w:pPr>
             <w:r>
-              <w:t>Written to Silver CSV and Parquet.</w:t>
+              <w:rPr>
+                <w:rFonts w:ascii="Calibri" w:hAnsi="Calibri"/>
+                <w:sz w:val="18"/>
+              </w:rPr>
+              <w:t>Bronze</w:t>
+            </w:r>
+          </w:p>
+        </w:tc>
+        <w:tc>
+          <w:tcPr>
+            <w:tcW w:type="dxa" w:w="2340"/>
+            <w:tcW w:w="3000" w:type="dxa"/>
+            <w:tcMar>
+              <w:top w:w="80" w:type="dxa"/>
+              <w:bottom w:w="80" w:type="dxa"/>
+              <w:start w:w="120" w:type="dxa"/>
+              <w:end w:w="120" w:type="dxa"/>
+            </w:tcMar>
+            <w:vAlign w:val="center"/>
+          </w:tcPr>
+          <w:p>
+            <w:pPr>
+              <w:spacing w:after="40"/>
+            </w:pPr>
+            <w:r>
+              <w:rPr>
+                <w:rFonts w:ascii="Calibri" w:hAnsi="Calibri"/>
+                <w:sz w:val="18"/>
+              </w:rPr>
+              <w:t>Bronze Schema Drift Profile</w:t>
+            </w:r>
+          </w:p>
+        </w:tc>
+        <w:tc>
+          <w:tcPr>
+            <w:tcW w:type="dxa" w:w="2340"/>
+            <w:tcW w:w="3800" w:type="dxa"/>
+            <w:tcMar>
+              <w:top w:w="80" w:type="dxa"/>
+              <w:bottom w:w="80" w:type="dxa"/>
+              <w:start w:w="120" w:type="dxa"/>
+              <w:end w:w="120" w:type="dxa"/>
+            </w:tcMar>
+            <w:vAlign w:val="center"/>
+          </w:tcPr>
+          <w:p>
+            <w:pPr>
+              <w:spacing w:after="40"/>
+            </w:pPr>
+            <w:r>
+              <w:rPr>
+                <w:rFonts w:ascii="Calibri" w:hAnsi="Calibri"/>
+                <w:sz w:val="18"/>
+              </w:rPr>
+              <w:t>output/lab_05_bronze_schema_profile</w:t>
+            </w:r>
+          </w:p>
+        </w:tc>
+      </w:tr>
+      <w:tr>
+        <w:tc>
+          <w:tcPr>
+            <w:tcW w:type="dxa" w:w="2340"/>
+            <w:tcW w:w="760" w:type="dxa"/>
+            <w:tcMar>
+              <w:top w:w="80" w:type="dxa"/>
+              <w:bottom w:w="80" w:type="dxa"/>
+              <w:start w:w="120" w:type="dxa"/>
+              <w:end w:w="120" w:type="dxa"/>
+            </w:tcMar>
+            <w:vAlign w:val="center"/>
+          </w:tcPr>
+          <w:p>
+            <w:pPr>
+              <w:spacing w:after="40"/>
+            </w:pPr>
+            <w:r>
+              <w:rPr>
+                <w:rFonts w:ascii="Calibri" w:hAnsi="Calibri"/>
+                <w:sz w:val="18"/>
+              </w:rPr>
+              <w:t>06</w:t>
+            </w:r>
+          </w:p>
+        </w:tc>
+        <w:tc>
+          <w:tcPr>
+            <w:tcW w:type="dxa" w:w="2340"/>
+            <w:tcW w:w="1800" w:type="dxa"/>
+            <w:tcMar>
+              <w:top w:w="80" w:type="dxa"/>
+              <w:bottom w:w="80" w:type="dxa"/>
+              <w:start w:w="120" w:type="dxa"/>
+              <w:end w:w="120" w:type="dxa"/>
+            </w:tcMar>
+            <w:vAlign w:val="center"/>
+          </w:tcPr>
+          <w:p>
+            <w:pPr>
+              <w:spacing w:after="40"/>
+            </w:pPr>
+            <w:r>
+              <w:rPr>
+                <w:rFonts w:ascii="Calibri" w:hAnsi="Calibri"/>
+                <w:sz w:val="18"/>
+              </w:rPr>
+              <w:t>Silver</w:t>
+            </w:r>
+          </w:p>
+        </w:tc>
+        <w:tc>
+          <w:tcPr>
+            <w:tcW w:type="dxa" w:w="2340"/>
+            <w:tcW w:w="3000" w:type="dxa"/>
+            <w:tcMar>
+              <w:top w:w="80" w:type="dxa"/>
+              <w:bottom w:w="80" w:type="dxa"/>
+              <w:start w:w="120" w:type="dxa"/>
+              <w:end w:w="120" w:type="dxa"/>
+            </w:tcMar>
+            <w:vAlign w:val="center"/>
+          </w:tcPr>
+          <w:p>
+            <w:pPr>
+              <w:spacing w:after="40"/>
+            </w:pPr>
+            <w:r>
+              <w:rPr>
+                <w:rFonts w:ascii="Calibri" w:hAnsi="Calibri"/>
+                <w:sz w:val="18"/>
+              </w:rPr>
+              <w:t>Silver Cleaning and Standardization</w:t>
+            </w:r>
+          </w:p>
+        </w:tc>
+        <w:tc>
+          <w:tcPr>
+            <w:tcW w:type="dxa" w:w="2340"/>
+            <w:tcW w:w="3800" w:type="dxa"/>
+            <w:tcMar>
+              <w:top w:w="80" w:type="dxa"/>
+              <w:bottom w:w="80" w:type="dxa"/>
+              <w:start w:w="120" w:type="dxa"/>
+              <w:end w:w="120" w:type="dxa"/>
+            </w:tcMar>
+            <w:vAlign w:val="center"/>
+          </w:tcPr>
+          <w:p>
+            <w:pPr>
+              <w:spacing w:after="40"/>
+            </w:pPr>
+            <w:r>
+              <w:rPr>
+                <w:rFonts w:ascii="Calibri" w:hAnsi="Calibri"/>
+                <w:sz w:val="18"/>
+              </w:rPr>
+              <w:t>lake/silver/orders_clean_candidate</w:t>
+            </w:r>
+          </w:p>
+        </w:tc>
+      </w:tr>
+      <w:tr>
+        <w:tc>
+          <w:tcPr>
+            <w:tcW w:type="dxa" w:w="2340"/>
+            <w:tcW w:w="760" w:type="dxa"/>
+            <w:tcMar>
+              <w:top w:w="80" w:type="dxa"/>
+              <w:bottom w:w="80" w:type="dxa"/>
+              <w:start w:w="120" w:type="dxa"/>
+              <w:end w:w="120" w:type="dxa"/>
+            </w:tcMar>
+            <w:vAlign w:val="center"/>
+          </w:tcPr>
+          <w:p>
+            <w:pPr>
+              <w:spacing w:after="40"/>
+            </w:pPr>
+            <w:r>
+              <w:rPr>
+                <w:rFonts w:ascii="Calibri" w:hAnsi="Calibri"/>
+                <w:sz w:val="18"/>
+              </w:rPr>
+              <w:t>07</w:t>
+            </w:r>
+          </w:p>
+        </w:tc>
+        <w:tc>
+          <w:tcPr>
+            <w:tcW w:type="dxa" w:w="2340"/>
+            <w:tcW w:w="1800" w:type="dxa"/>
+            <w:tcMar>
+              <w:top w:w="80" w:type="dxa"/>
+              <w:bottom w:w="80" w:type="dxa"/>
+              <w:start w:w="120" w:type="dxa"/>
+              <w:end w:w="120" w:type="dxa"/>
+            </w:tcMar>
+            <w:vAlign w:val="center"/>
+          </w:tcPr>
+          <w:p>
+            <w:pPr>
+              <w:spacing w:after="40"/>
+            </w:pPr>
+            <w:r>
+              <w:rPr>
+                <w:rFonts w:ascii="Calibri" w:hAnsi="Calibri"/>
+                <w:sz w:val="18"/>
+              </w:rPr>
+              <w:t>Silver</w:t>
+            </w:r>
+          </w:p>
+        </w:tc>
+        <w:tc>
+          <w:tcPr>
+            <w:tcW w:type="dxa" w:w="2340"/>
+            <w:tcW w:w="3000" w:type="dxa"/>
+            <w:tcMar>
+              <w:top w:w="80" w:type="dxa"/>
+              <w:bottom w:w="80" w:type="dxa"/>
+              <w:start w:w="120" w:type="dxa"/>
+              <w:end w:w="120" w:type="dxa"/>
+            </w:tcMar>
+            <w:vAlign w:val="center"/>
+          </w:tcPr>
+          <w:p>
+            <w:pPr>
+              <w:spacing w:after="40"/>
+            </w:pPr>
+            <w:r>
+              <w:rPr>
+                <w:rFonts w:ascii="Calibri" w:hAnsi="Calibri"/>
+                <w:sz w:val="18"/>
+              </w:rPr>
+              <w:t>Quality Gates and Quarantine</w:t>
+            </w:r>
+          </w:p>
+        </w:tc>
+        <w:tc>
+          <w:tcPr>
+            <w:tcW w:type="dxa" w:w="2340"/>
+            <w:tcW w:w="3800" w:type="dxa"/>
+            <w:tcMar>
+              <w:top w:w="80" w:type="dxa"/>
+              <w:bottom w:w="80" w:type="dxa"/>
+              <w:start w:w="120" w:type="dxa"/>
+              <w:end w:w="120" w:type="dxa"/>
+            </w:tcMar>
+            <w:vAlign w:val="center"/>
+          </w:tcPr>
+          <w:p>
+            <w:pPr>
+              <w:spacing w:after="40"/>
+            </w:pPr>
+            <w:r>
+              <w:rPr>
+                <w:rFonts w:ascii="Calibri" w:hAnsi="Calibri"/>
+                <w:sz w:val="18"/>
+              </w:rPr>
+              <w:t>lake/silver/orders_valid and lake/quarantine/orders_invalid</w:t>
+            </w:r>
+          </w:p>
+        </w:tc>
+      </w:tr>
+      <w:tr>
+        <w:tc>
+          <w:tcPr>
+            <w:tcW w:type="dxa" w:w="2340"/>
+            <w:tcW w:w="760" w:type="dxa"/>
+            <w:tcMar>
+              <w:top w:w="80" w:type="dxa"/>
+              <w:bottom w:w="80" w:type="dxa"/>
+              <w:start w:w="120" w:type="dxa"/>
+              <w:end w:w="120" w:type="dxa"/>
+            </w:tcMar>
+            <w:vAlign w:val="center"/>
+          </w:tcPr>
+          <w:p>
+            <w:pPr>
+              <w:spacing w:after="40"/>
+            </w:pPr>
+            <w:r>
+              <w:rPr>
+                <w:rFonts w:ascii="Calibri" w:hAnsi="Calibri"/>
+                <w:sz w:val="18"/>
+              </w:rPr>
+              <w:t>08</w:t>
+            </w:r>
+          </w:p>
+        </w:tc>
+        <w:tc>
+          <w:tcPr>
+            <w:tcW w:type="dxa" w:w="2340"/>
+            <w:tcW w:w="1800" w:type="dxa"/>
+            <w:tcMar>
+              <w:top w:w="80" w:type="dxa"/>
+              <w:bottom w:w="80" w:type="dxa"/>
+              <w:start w:w="120" w:type="dxa"/>
+              <w:end w:w="120" w:type="dxa"/>
+            </w:tcMar>
+            <w:vAlign w:val="center"/>
+          </w:tcPr>
+          <w:p>
+            <w:pPr>
+              <w:spacing w:after="40"/>
+            </w:pPr>
+            <w:r>
+              <w:rPr>
+                <w:rFonts w:ascii="Calibri" w:hAnsi="Calibri"/>
+                <w:sz w:val="18"/>
+              </w:rPr>
+              <w:t>Silver</w:t>
+            </w:r>
+          </w:p>
+        </w:tc>
+        <w:tc>
+          <w:tcPr>
+            <w:tcW w:type="dxa" w:w="2340"/>
+            <w:tcW w:w="3000" w:type="dxa"/>
+            <w:tcMar>
+              <w:top w:w="80" w:type="dxa"/>
+              <w:bottom w:w="80" w:type="dxa"/>
+              <w:start w:w="120" w:type="dxa"/>
+              <w:end w:w="120" w:type="dxa"/>
+            </w:tcMar>
+            <w:vAlign w:val="center"/>
+          </w:tcPr>
+          <w:p>
+            <w:pPr>
+              <w:spacing w:after="40"/>
+            </w:pPr>
+            <w:r>
+              <w:rPr>
+                <w:rFonts w:ascii="Calibri" w:hAnsi="Calibri"/>
+                <w:sz w:val="18"/>
+              </w:rPr>
+              <w:t>CDC Latest Order State</w:t>
+            </w:r>
+          </w:p>
+        </w:tc>
+        <w:tc>
+          <w:tcPr>
+            <w:tcW w:type="dxa" w:w="2340"/>
+            <w:tcW w:w="3800" w:type="dxa"/>
+            <w:tcMar>
+              <w:top w:w="80" w:type="dxa"/>
+              <w:bottom w:w="80" w:type="dxa"/>
+              <w:start w:w="120" w:type="dxa"/>
+              <w:end w:w="120" w:type="dxa"/>
+            </w:tcMar>
+            <w:vAlign w:val="center"/>
+          </w:tcPr>
+          <w:p>
+            <w:pPr>
+              <w:spacing w:after="40"/>
+            </w:pPr>
+            <w:r>
+              <w:rPr>
+                <w:rFonts w:ascii="Calibri" w:hAnsi="Calibri"/>
+                <w:sz w:val="18"/>
+              </w:rPr>
+              <w:t>lake/silver/orders_current</w:t>
+            </w:r>
+          </w:p>
+        </w:tc>
+      </w:tr>
+      <w:tr>
+        <w:tc>
+          <w:tcPr>
+            <w:tcW w:type="dxa" w:w="2340"/>
+            <w:tcW w:w="760" w:type="dxa"/>
+            <w:tcMar>
+              <w:top w:w="80" w:type="dxa"/>
+              <w:bottom w:w="80" w:type="dxa"/>
+              <w:start w:w="120" w:type="dxa"/>
+              <w:end w:w="120" w:type="dxa"/>
+            </w:tcMar>
+            <w:vAlign w:val="center"/>
+          </w:tcPr>
+          <w:p>
+            <w:pPr>
+              <w:spacing w:after="40"/>
+            </w:pPr>
+            <w:r>
+              <w:rPr>
+                <w:rFonts w:ascii="Calibri" w:hAnsi="Calibri"/>
+                <w:sz w:val="18"/>
+              </w:rPr>
+              <w:t>09</w:t>
+            </w:r>
+          </w:p>
+        </w:tc>
+        <w:tc>
+          <w:tcPr>
+            <w:tcW w:type="dxa" w:w="2340"/>
+            <w:tcW w:w="1800" w:type="dxa"/>
+            <w:tcMar>
+              <w:top w:w="80" w:type="dxa"/>
+              <w:bottom w:w="80" w:type="dxa"/>
+              <w:start w:w="120" w:type="dxa"/>
+              <w:end w:w="120" w:type="dxa"/>
+            </w:tcMar>
+            <w:vAlign w:val="center"/>
+          </w:tcPr>
+          <w:p>
+            <w:pPr>
+              <w:spacing w:after="40"/>
+            </w:pPr>
+            <w:r>
+              <w:rPr>
+                <w:rFonts w:ascii="Calibri" w:hAnsi="Calibri"/>
+                <w:sz w:val="18"/>
+              </w:rPr>
+              <w:t>Silver</w:t>
+            </w:r>
+          </w:p>
+        </w:tc>
+        <w:tc>
+          <w:tcPr>
+            <w:tcW w:type="dxa" w:w="2340"/>
+            <w:tcW w:w="3000" w:type="dxa"/>
+            <w:tcMar>
+              <w:top w:w="80" w:type="dxa"/>
+              <w:bottom w:w="80" w:type="dxa"/>
+              <w:start w:w="120" w:type="dxa"/>
+              <w:end w:w="120" w:type="dxa"/>
+            </w:tcMar>
+            <w:vAlign w:val="center"/>
+          </w:tcPr>
+          <w:p>
+            <w:pPr>
+              <w:spacing w:after="40"/>
+            </w:pPr>
+            <w:r>
+              <w:rPr>
+                <w:rFonts w:ascii="Calibri" w:hAnsi="Calibri"/>
+                <w:sz w:val="18"/>
+              </w:rPr>
+              <w:t>Dimension Enrichment</w:t>
+            </w:r>
+          </w:p>
+        </w:tc>
+        <w:tc>
+          <w:tcPr>
+            <w:tcW w:type="dxa" w:w="2340"/>
+            <w:tcW w:w="3800" w:type="dxa"/>
+            <w:tcMar>
+              <w:top w:w="80" w:type="dxa"/>
+              <w:bottom w:w="80" w:type="dxa"/>
+              <w:start w:w="120" w:type="dxa"/>
+              <w:end w:w="120" w:type="dxa"/>
+            </w:tcMar>
+            <w:vAlign w:val="center"/>
+          </w:tcPr>
+          <w:p>
+            <w:pPr>
+              <w:spacing w:after="40"/>
+            </w:pPr>
+            <w:r>
+              <w:rPr>
+                <w:rFonts w:ascii="Calibri" w:hAnsi="Calibri"/>
+                <w:sz w:val="18"/>
+              </w:rPr>
+              <w:t>lake/silver/orders_enriched</w:t>
+            </w:r>
+          </w:p>
+        </w:tc>
+      </w:tr>
+      <w:tr>
+        <w:tc>
+          <w:tcPr>
+            <w:tcW w:type="dxa" w:w="2340"/>
+            <w:tcW w:w="760" w:type="dxa"/>
+            <w:tcMar>
+              <w:top w:w="80" w:type="dxa"/>
+              <w:bottom w:w="80" w:type="dxa"/>
+              <w:start w:w="120" w:type="dxa"/>
+              <w:end w:w="120" w:type="dxa"/>
+            </w:tcMar>
+            <w:vAlign w:val="center"/>
+          </w:tcPr>
+          <w:p>
+            <w:pPr>
+              <w:spacing w:after="40"/>
+            </w:pPr>
+            <w:r>
+              <w:rPr>
+                <w:rFonts w:ascii="Calibri" w:hAnsi="Calibri"/>
+                <w:sz w:val="18"/>
+              </w:rPr>
+              <w:t>10</w:t>
+            </w:r>
+          </w:p>
+        </w:tc>
+        <w:tc>
+          <w:tcPr>
+            <w:tcW w:type="dxa" w:w="2340"/>
+            <w:tcW w:w="1800" w:type="dxa"/>
+            <w:tcMar>
+              <w:top w:w="80" w:type="dxa"/>
+              <w:bottom w:w="80" w:type="dxa"/>
+              <w:start w:w="120" w:type="dxa"/>
+              <w:end w:w="120" w:type="dxa"/>
+            </w:tcMar>
+            <w:vAlign w:val="center"/>
+          </w:tcPr>
+          <w:p>
+            <w:pPr>
+              <w:spacing w:after="40"/>
+            </w:pPr>
+            <w:r>
+              <w:rPr>
+                <w:rFonts w:ascii="Calibri" w:hAnsi="Calibri"/>
+                <w:sz w:val="18"/>
+              </w:rPr>
+              <w:t>Gold</w:t>
+            </w:r>
+          </w:p>
+        </w:tc>
+        <w:tc>
+          <w:tcPr>
+            <w:tcW w:type="dxa" w:w="2340"/>
+            <w:tcW w:w="3000" w:type="dxa"/>
+            <w:tcMar>
+              <w:top w:w="80" w:type="dxa"/>
+              <w:bottom w:w="80" w:type="dxa"/>
+              <w:start w:w="120" w:type="dxa"/>
+              <w:end w:w="120" w:type="dxa"/>
+            </w:tcMar>
+            <w:vAlign w:val="center"/>
+          </w:tcPr>
+          <w:p>
+            <w:pPr>
+              <w:spacing w:after="40"/>
+            </w:pPr>
+            <w:r>
+              <w:rPr>
+                <w:rFonts w:ascii="Calibri" w:hAnsi="Calibri"/>
+                <w:sz w:val="18"/>
+              </w:rPr>
+              <w:t>Gold KPIs and Aggregations</w:t>
+            </w:r>
+          </w:p>
+        </w:tc>
+        <w:tc>
+          <w:tcPr>
+            <w:tcW w:type="dxa" w:w="2340"/>
+            <w:tcW w:w="3800" w:type="dxa"/>
+            <w:tcMar>
+              <w:top w:w="80" w:type="dxa"/>
+              <w:bottom w:w="80" w:type="dxa"/>
+              <w:start w:w="120" w:type="dxa"/>
+              <w:end w:w="120" w:type="dxa"/>
+            </w:tcMar>
+            <w:vAlign w:val="center"/>
+          </w:tcPr>
+          <w:p>
+            <w:pPr>
+              <w:spacing w:after="40"/>
+            </w:pPr>
+            <w:r>
+              <w:rPr>
+                <w:rFonts w:ascii="Calibri" w:hAnsi="Calibri"/>
+                <w:sz w:val="18"/>
+              </w:rPr>
+              <w:t>lake/gold/daily_revenue, category_revenue and segment_revenue</w:t>
+            </w:r>
+          </w:p>
+        </w:tc>
+      </w:tr>
+      <w:tr>
+        <w:tc>
+          <w:tcPr>
+            <w:tcW w:type="dxa" w:w="2340"/>
+            <w:tcW w:w="760" w:type="dxa"/>
+            <w:tcMar>
+              <w:top w:w="80" w:type="dxa"/>
+              <w:bottom w:w="80" w:type="dxa"/>
+              <w:start w:w="120" w:type="dxa"/>
+              <w:end w:w="120" w:type="dxa"/>
+            </w:tcMar>
+            <w:vAlign w:val="center"/>
+          </w:tcPr>
+          <w:p>
+            <w:pPr>
+              <w:spacing w:after="40"/>
+            </w:pPr>
+            <w:r>
+              <w:rPr>
+                <w:rFonts w:ascii="Calibri" w:hAnsi="Calibri"/>
+                <w:sz w:val="18"/>
+              </w:rPr>
+              <w:t>11</w:t>
+            </w:r>
+          </w:p>
+        </w:tc>
+        <w:tc>
+          <w:tcPr>
+            <w:tcW w:type="dxa" w:w="2340"/>
+            <w:tcW w:w="1800" w:type="dxa"/>
+            <w:tcMar>
+              <w:top w:w="80" w:type="dxa"/>
+              <w:bottom w:w="80" w:type="dxa"/>
+              <w:start w:w="120" w:type="dxa"/>
+              <w:end w:w="120" w:type="dxa"/>
+            </w:tcMar>
+            <w:vAlign w:val="center"/>
+          </w:tcPr>
+          <w:p>
+            <w:pPr>
+              <w:spacing w:after="40"/>
+            </w:pPr>
+            <w:r>
+              <w:rPr>
+                <w:rFonts w:ascii="Calibri" w:hAnsi="Calibri"/>
+                <w:sz w:val="18"/>
+              </w:rPr>
+              <w:t>Cross-layer</w:t>
+            </w:r>
+          </w:p>
+        </w:tc>
+        <w:tc>
+          <w:tcPr>
+            <w:tcW w:type="dxa" w:w="2340"/>
+            <w:tcW w:w="3000" w:type="dxa"/>
+            <w:tcMar>
+              <w:top w:w="80" w:type="dxa"/>
+              <w:bottom w:w="80" w:type="dxa"/>
+              <w:start w:w="120" w:type="dxa"/>
+              <w:end w:w="120" w:type="dxa"/>
+            </w:tcMar>
+            <w:vAlign w:val="center"/>
+          </w:tcPr>
+          <w:p>
+            <w:pPr>
+              <w:spacing w:after="40"/>
+            </w:pPr>
+            <w:r>
+              <w:rPr>
+                <w:rFonts w:ascii="Calibri" w:hAnsi="Calibri"/>
+                <w:sz w:val="18"/>
+              </w:rPr>
+              <w:t>Incremental Batch Processing</w:t>
+            </w:r>
+          </w:p>
+        </w:tc>
+        <w:tc>
+          <w:tcPr>
+            <w:tcW w:type="dxa" w:w="2340"/>
+            <w:tcW w:w="3800" w:type="dxa"/>
+            <w:tcMar>
+              <w:top w:w="80" w:type="dxa"/>
+              <w:bottom w:w="80" w:type="dxa"/>
+              <w:start w:w="120" w:type="dxa"/>
+              <w:end w:w="120" w:type="dxa"/>
+            </w:tcMar>
+            <w:vAlign w:val="center"/>
+          </w:tcPr>
+          <w:p>
+            <w:pPr>
+              <w:spacing w:after="40"/>
+            </w:pPr>
+            <w:r>
+              <w:rPr>
+                <w:rFonts w:ascii="Calibri" w:hAnsi="Calibri"/>
+                <w:sz w:val="18"/>
+              </w:rPr>
+              <w:t>lake/incremental and state/lab_11_incremental_manifest.json</w:t>
+            </w:r>
+          </w:p>
+        </w:tc>
+      </w:tr>
+      <w:tr>
+        <w:tc>
+          <w:tcPr>
+            <w:tcW w:type="dxa" w:w="2340"/>
+            <w:tcW w:w="760" w:type="dxa"/>
+            <w:tcMar>
+              <w:top w:w="80" w:type="dxa"/>
+              <w:bottom w:w="80" w:type="dxa"/>
+              <w:start w:w="120" w:type="dxa"/>
+              <w:end w:w="120" w:type="dxa"/>
+            </w:tcMar>
+            <w:vAlign w:val="center"/>
+          </w:tcPr>
+          <w:p>
+            <w:pPr>
+              <w:spacing w:after="40"/>
+            </w:pPr>
+            <w:r>
+              <w:rPr>
+                <w:rFonts w:ascii="Calibri" w:hAnsi="Calibri"/>
+                <w:sz w:val="18"/>
+              </w:rPr>
+              <w:t>12</w:t>
+            </w:r>
+          </w:p>
+        </w:tc>
+        <w:tc>
+          <w:tcPr>
+            <w:tcW w:type="dxa" w:w="2340"/>
+            <w:tcW w:w="1800" w:type="dxa"/>
+            <w:tcMar>
+              <w:top w:w="80" w:type="dxa"/>
+              <w:bottom w:w="80" w:type="dxa"/>
+              <w:start w:w="120" w:type="dxa"/>
+              <w:end w:w="120" w:type="dxa"/>
+            </w:tcMar>
+            <w:vAlign w:val="center"/>
+          </w:tcPr>
+          <w:p>
+            <w:pPr>
+              <w:spacing w:after="40"/>
+            </w:pPr>
+            <w:r>
+              <w:rPr>
+                <w:rFonts w:ascii="Calibri" w:hAnsi="Calibri"/>
+                <w:sz w:val="18"/>
+              </w:rPr>
+              <w:t>End to end</w:t>
+            </w:r>
+          </w:p>
+        </w:tc>
+        <w:tc>
+          <w:tcPr>
+            <w:tcW w:type="dxa" w:w="2340"/>
+            <w:tcW w:w="3000" w:type="dxa"/>
+            <w:tcMar>
+              <w:top w:w="80" w:type="dxa"/>
+              <w:bottom w:w="80" w:type="dxa"/>
+              <w:start w:w="120" w:type="dxa"/>
+              <w:end w:w="120" w:type="dxa"/>
+            </w:tcMar>
+            <w:vAlign w:val="center"/>
+          </w:tcPr>
+          <w:p>
+            <w:pPr>
+              <w:spacing w:after="40"/>
+            </w:pPr>
+            <w:r>
+              <w:rPr>
+                <w:rFonts w:ascii="Calibri" w:hAnsi="Calibri"/>
+                <w:sz w:val="18"/>
+              </w:rPr>
+              <w:t>Full Medallion Pipeline</w:t>
+            </w:r>
+          </w:p>
+        </w:tc>
+        <w:tc>
+          <w:tcPr>
+            <w:tcW w:type="dxa" w:w="2340"/>
+            <w:tcW w:w="3800" w:type="dxa"/>
+            <w:tcMar>
+              <w:top w:w="80" w:type="dxa"/>
+              <w:bottom w:w="80" w:type="dxa"/>
+              <w:start w:w="120" w:type="dxa"/>
+              <w:end w:w="120" w:type="dxa"/>
+            </w:tcMar>
+            <w:vAlign w:val="center"/>
+          </w:tcPr>
+          <w:p>
+            <w:pPr>
+              <w:spacing w:after="40"/>
+            </w:pPr>
+            <w:r>
+              <w:rPr>
+                <w:rFonts w:ascii="Calibri" w:hAnsi="Calibri"/>
+                <w:sz w:val="18"/>
+              </w:rPr>
+              <w:t>lake/ and state/lab_12_run_manifest.json</w:t>
             </w:r>
           </w:p>
         </w:tc>
@@ -910,87 +1440,3315 @@
         <w:pStyle w:val="Heading1"/>
       </w:pPr>
       <w:r>
-        <w:t>Cleanup</w:t>
+        <w:t>Environment Setup</w:t>
+      </w:r>
+    </w:p>
+    <w:p>
+      <w:r>
+        <w:t>Work from the Day 7 lab folder:</w:t>
       </w:r>
     </w:p>
     <w:p>
       <w:pPr>
-        <w:spacing w:before="80" w:after="160"/>
+        <w:spacing w:before="40" w:after="100"/>
+        <w:ind w:left="288"/>
       </w:pPr>
       <w:r>
         <w:rPr>
-          <w:rFonts w:ascii="Consolas" w:hAnsi="Consolas" w:eastAsia="Consolas"/>
-          <w:sz w:val="17"/>
+          <w:rFonts w:ascii="Consolas" w:hAnsi="Consolas"/>
+          <w:color w:val="141414"/>
+          <w:sz w:val="19"/>
         </w:rPr>
-        <w:t>cd Week_02/Day_07/Lab_Files</w:t>
+        <w:t>cd Week_02\Day_07\Lab_Files</w:t>
       </w:r>
+    </w:p>
+    <w:p>
       <w:r>
-        <w:br/>
+        <w:t>Generate the classroom source data. The data folder is intentionally runtime-generated.</w:t>
       </w:r>
+    </w:p>
+    <w:p>
+      <w:pPr>
+        <w:spacing w:before="40" w:after="100"/>
+        <w:ind w:left="288"/>
+      </w:pPr>
       <w:r>
         <w:rPr>
-          <w:rFonts w:ascii="Consolas" w:hAnsi="Consolas" w:eastAsia="Consolas"/>
-          <w:sz w:val="17"/>
+          <w:rFonts w:ascii="Consolas" w:hAnsi="Consolas"/>
+          <w:color w:val="141414"/>
+          <w:sz w:val="19"/>
         </w:rPr>
-        <w:t>sudo docker compose down</w:t>
+        <w:t>python generate_data.py</w:t>
       </w:r>
+    </w:p>
+    <w:p>
+      <w:r>
+        <w:t>Start Spark. The master UI is available at http://localhost:8081.</w:t>
+      </w:r>
+    </w:p>
+    <w:p>
+      <w:pPr>
+        <w:spacing w:before="40" w:after="100"/>
+        <w:ind w:left="288"/>
+      </w:pPr>
+      <w:r>
+        <w:rPr>
+          <w:rFonts w:ascii="Consolas" w:hAnsi="Consolas"/>
+          <w:color w:val="141414"/>
+          <w:sz w:val="19"/>
+        </w:rPr>
+        <w:t>docker compose up -d spark-master spark-worker</w:t>
+      </w:r>
+    </w:p>
+    <w:p>
+      <w:r>
+        <w:t>Run a lab by number. This wrapper keeps the command short for students.</w:t>
+      </w:r>
+    </w:p>
+    <w:p>
+      <w:pPr>
+        <w:spacing w:before="40" w:after="100"/>
+        <w:ind w:left="288"/>
+      </w:pPr>
+      <w:r>
+        <w:rPr>
+          <w:rFonts w:ascii="Consolas" w:hAnsi="Consolas"/>
+          <w:color w:val="141414"/>
+          <w:sz w:val="19"/>
+        </w:rPr>
+        <w:t>python run_lab.py 01</w:t>
+      </w:r>
+    </w:p>
+    <w:tbl>
+      <w:tblPr>
+        <w:tblW w:type="dxa" w:w="9360"/>
+        <w:jc w:val="left"/>
+        <w:tblLayout w:type="fixed"/>
+        <w:tblLook w:firstColumn="1" w:firstRow="1" w:lastColumn="0" w:lastRow="0" w:noHBand="0" w:noVBand="1" w:val="04A0"/>
+        <w:tblInd w:w="120" w:type="dxa"/>
+      </w:tblPr>
+      <w:tblGrid>
+        <w:gridCol w:w="1800"/>
+        <w:gridCol w:w="2200"/>
+        <w:gridCol w:w="2100"/>
+        <w:gridCol w:w="3260"/>
+      </w:tblGrid>
+      <w:tr>
+        <w:tc>
+          <w:tcPr>
+            <w:tcW w:type="dxa" w:w="2340"/>
+            <w:tcW w:w="1800" w:type="dxa"/>
+            <w:tcMar>
+              <w:top w:w="80" w:type="dxa"/>
+              <w:bottom w:w="80" w:type="dxa"/>
+              <w:start w:w="120" w:type="dxa"/>
+              <w:end w:w="120" w:type="dxa"/>
+            </w:tcMar>
+            <w:vAlign w:val="center"/>
+            <w:shd w:fill="E8EEF5"/>
+          </w:tcPr>
+          <w:p>
+            <w:pPr>
+              <w:spacing w:after="40"/>
+            </w:pPr>
+            <w:r>
+              <w:rPr>
+                <w:rFonts w:ascii="Calibri" w:hAnsi="Calibri"/>
+                <w:b/>
+                <w:color w:val="1F4D78"/>
+                <w:sz w:val="18"/>
+              </w:rPr>
+              <w:t>Service</w:t>
+            </w:r>
+          </w:p>
+        </w:tc>
+        <w:tc>
+          <w:tcPr>
+            <w:tcW w:type="dxa" w:w="2340"/>
+            <w:tcW w:w="2200" w:type="dxa"/>
+            <w:tcMar>
+              <w:top w:w="80" w:type="dxa"/>
+              <w:bottom w:w="80" w:type="dxa"/>
+              <w:start w:w="120" w:type="dxa"/>
+              <w:end w:w="120" w:type="dxa"/>
+            </w:tcMar>
+            <w:vAlign w:val="center"/>
+            <w:shd w:fill="E8EEF5"/>
+          </w:tcPr>
+          <w:p>
+            <w:pPr>
+              <w:spacing w:after="40"/>
+            </w:pPr>
+            <w:r>
+              <w:rPr>
+                <w:rFonts w:ascii="Calibri" w:hAnsi="Calibri"/>
+                <w:b/>
+                <w:color w:val="1F4D78"/>
+                <w:sz w:val="18"/>
+              </w:rPr>
+              <w:t>Container</w:t>
+            </w:r>
+          </w:p>
+        </w:tc>
+        <w:tc>
+          <w:tcPr>
+            <w:tcW w:type="dxa" w:w="2340"/>
+            <w:tcW w:w="2100" w:type="dxa"/>
+            <w:tcMar>
+              <w:top w:w="80" w:type="dxa"/>
+              <w:bottom w:w="80" w:type="dxa"/>
+              <w:start w:w="120" w:type="dxa"/>
+              <w:end w:w="120" w:type="dxa"/>
+            </w:tcMar>
+            <w:vAlign w:val="center"/>
+            <w:shd w:fill="E8EEF5"/>
+          </w:tcPr>
+          <w:p>
+            <w:pPr>
+              <w:spacing w:after="40"/>
+            </w:pPr>
+            <w:r>
+              <w:rPr>
+                <w:rFonts w:ascii="Calibri" w:hAnsi="Calibri"/>
+                <w:b/>
+                <w:color w:val="1F4D78"/>
+                <w:sz w:val="18"/>
+              </w:rPr>
+              <w:t>URL or port</w:t>
+            </w:r>
+          </w:p>
+        </w:tc>
+        <w:tc>
+          <w:tcPr>
+            <w:tcW w:type="dxa" w:w="2340"/>
+            <w:tcW w:w="3260" w:type="dxa"/>
+            <w:tcMar>
+              <w:top w:w="80" w:type="dxa"/>
+              <w:bottom w:w="80" w:type="dxa"/>
+              <w:start w:w="120" w:type="dxa"/>
+              <w:end w:w="120" w:type="dxa"/>
+            </w:tcMar>
+            <w:vAlign w:val="center"/>
+            <w:shd w:fill="E8EEF5"/>
+          </w:tcPr>
+          <w:p>
+            <w:pPr>
+              <w:spacing w:after="40"/>
+            </w:pPr>
+            <w:r>
+              <w:rPr>
+                <w:rFonts w:ascii="Calibri" w:hAnsi="Calibri"/>
+                <w:b/>
+                <w:color w:val="1F4D78"/>
+                <w:sz w:val="18"/>
+              </w:rPr>
+              <w:t>Purpose</w:t>
+            </w:r>
+          </w:p>
+        </w:tc>
+      </w:tr>
+      <w:tr>
+        <w:tc>
+          <w:tcPr>
+            <w:tcW w:type="dxa" w:w="2340"/>
+            <w:tcW w:w="1800" w:type="dxa"/>
+            <w:tcMar>
+              <w:top w:w="80" w:type="dxa"/>
+              <w:bottom w:w="80" w:type="dxa"/>
+              <w:start w:w="120" w:type="dxa"/>
+              <w:end w:w="120" w:type="dxa"/>
+            </w:tcMar>
+            <w:vAlign w:val="center"/>
+          </w:tcPr>
+          <w:p>
+            <w:pPr>
+              <w:spacing w:after="40"/>
+            </w:pPr>
+            <w:r>
+              <w:rPr>
+                <w:rFonts w:ascii="Calibri" w:hAnsi="Calibri"/>
+                <w:sz w:val="18"/>
+              </w:rPr>
+              <w:t>Spark master</w:t>
+            </w:r>
+          </w:p>
+        </w:tc>
+        <w:tc>
+          <w:tcPr>
+            <w:tcW w:type="dxa" w:w="2340"/>
+            <w:tcW w:w="2200" w:type="dxa"/>
+            <w:tcMar>
+              <w:top w:w="80" w:type="dxa"/>
+              <w:bottom w:w="80" w:type="dxa"/>
+              <w:start w:w="120" w:type="dxa"/>
+              <w:end w:w="120" w:type="dxa"/>
+            </w:tcMar>
+            <w:vAlign w:val="center"/>
+          </w:tcPr>
+          <w:p>
+            <w:pPr>
+              <w:spacing w:after="40"/>
+            </w:pPr>
+            <w:r>
+              <w:rPr>
+                <w:rFonts w:ascii="Calibri" w:hAnsi="Calibri"/>
+                <w:sz w:val="18"/>
+              </w:rPr>
+              <w:t>day7-spark-master</w:t>
+            </w:r>
+          </w:p>
+        </w:tc>
+        <w:tc>
+          <w:tcPr>
+            <w:tcW w:type="dxa" w:w="2340"/>
+            <w:tcW w:w="2100" w:type="dxa"/>
+            <w:tcMar>
+              <w:top w:w="80" w:type="dxa"/>
+              <w:bottom w:w="80" w:type="dxa"/>
+              <w:start w:w="120" w:type="dxa"/>
+              <w:end w:w="120" w:type="dxa"/>
+            </w:tcMar>
+            <w:vAlign w:val="center"/>
+          </w:tcPr>
+          <w:p>
+            <w:pPr>
+              <w:spacing w:after="40"/>
+            </w:pPr>
+            <w:r>
+              <w:rPr>
+                <w:rFonts w:ascii="Calibri" w:hAnsi="Calibri"/>
+                <w:sz w:val="18"/>
+              </w:rPr>
+              <w:t>http://localhost:8081</w:t>
+            </w:r>
+          </w:p>
+        </w:tc>
+        <w:tc>
+          <w:tcPr>
+            <w:tcW w:type="dxa" w:w="2340"/>
+            <w:tcW w:w="3260" w:type="dxa"/>
+            <w:tcMar>
+              <w:top w:w="80" w:type="dxa"/>
+              <w:bottom w:w="80" w:type="dxa"/>
+              <w:start w:w="120" w:type="dxa"/>
+              <w:end w:w="120" w:type="dxa"/>
+            </w:tcMar>
+            <w:vAlign w:val="center"/>
+          </w:tcPr>
+          <w:p>
+            <w:pPr>
+              <w:spacing w:after="40"/>
+            </w:pPr>
+            <w:r>
+              <w:rPr>
+                <w:rFonts w:ascii="Calibri" w:hAnsi="Calibri"/>
+                <w:sz w:val="18"/>
+              </w:rPr>
+              <w:t>Cluster manager and execution UI.</w:t>
+            </w:r>
+          </w:p>
+        </w:tc>
+      </w:tr>
+      <w:tr>
+        <w:tc>
+          <w:tcPr>
+            <w:tcW w:type="dxa" w:w="2340"/>
+            <w:tcW w:w="1800" w:type="dxa"/>
+            <w:tcMar>
+              <w:top w:w="80" w:type="dxa"/>
+              <w:bottom w:w="80" w:type="dxa"/>
+              <w:start w:w="120" w:type="dxa"/>
+              <w:end w:w="120" w:type="dxa"/>
+            </w:tcMar>
+            <w:vAlign w:val="center"/>
+          </w:tcPr>
+          <w:p>
+            <w:pPr>
+              <w:spacing w:after="40"/>
+            </w:pPr>
+            <w:r>
+              <w:rPr>
+                <w:rFonts w:ascii="Calibri" w:hAnsi="Calibri"/>
+                <w:sz w:val="18"/>
+              </w:rPr>
+              <w:t>Spark worker</w:t>
+            </w:r>
+          </w:p>
+        </w:tc>
+        <w:tc>
+          <w:tcPr>
+            <w:tcW w:type="dxa" w:w="2340"/>
+            <w:tcW w:w="2200" w:type="dxa"/>
+            <w:tcMar>
+              <w:top w:w="80" w:type="dxa"/>
+              <w:bottom w:w="80" w:type="dxa"/>
+              <w:start w:w="120" w:type="dxa"/>
+              <w:end w:w="120" w:type="dxa"/>
+            </w:tcMar>
+            <w:vAlign w:val="center"/>
+          </w:tcPr>
+          <w:p>
+            <w:pPr>
+              <w:spacing w:after="40"/>
+            </w:pPr>
+            <w:r>
+              <w:rPr>
+                <w:rFonts w:ascii="Calibri" w:hAnsi="Calibri"/>
+                <w:sz w:val="18"/>
+              </w:rPr>
+              <w:t>day7-spark-worker</w:t>
+            </w:r>
+          </w:p>
+        </w:tc>
+        <w:tc>
+          <w:tcPr>
+            <w:tcW w:type="dxa" w:w="2340"/>
+            <w:tcW w:w="2100" w:type="dxa"/>
+            <w:tcMar>
+              <w:top w:w="80" w:type="dxa"/>
+              <w:bottom w:w="80" w:type="dxa"/>
+              <w:start w:w="120" w:type="dxa"/>
+              <w:end w:w="120" w:type="dxa"/>
+            </w:tcMar>
+            <w:vAlign w:val="center"/>
+          </w:tcPr>
+          <w:p>
+            <w:pPr>
+              <w:spacing w:after="40"/>
+            </w:pPr>
+            <w:r>
+              <w:rPr>
+                <w:rFonts w:ascii="Calibri" w:hAnsi="Calibri"/>
+                <w:sz w:val="18"/>
+              </w:rPr>
+              <w:t>http://localhost:8083</w:t>
+            </w:r>
+          </w:p>
+        </w:tc>
+        <w:tc>
+          <w:tcPr>
+            <w:tcW w:type="dxa" w:w="2340"/>
+            <w:tcW w:w="3260" w:type="dxa"/>
+            <w:tcMar>
+              <w:top w:w="80" w:type="dxa"/>
+              <w:bottom w:w="80" w:type="dxa"/>
+              <w:start w:w="120" w:type="dxa"/>
+              <w:end w:w="120" w:type="dxa"/>
+            </w:tcMar>
+            <w:vAlign w:val="center"/>
+          </w:tcPr>
+          <w:p>
+            <w:pPr>
+              <w:spacing w:after="40"/>
+            </w:pPr>
+            <w:r>
+              <w:rPr>
+                <w:rFonts w:ascii="Calibri" w:hAnsi="Calibri"/>
+                <w:sz w:val="18"/>
+              </w:rPr>
+              <w:t>Executes Spark tasks.</w:t>
+            </w:r>
+          </w:p>
+        </w:tc>
+      </w:tr>
+      <w:tr>
+        <w:tc>
+          <w:tcPr>
+            <w:tcW w:type="dxa" w:w="2340"/>
+            <w:tcW w:w="1800" w:type="dxa"/>
+            <w:tcMar>
+              <w:top w:w="80" w:type="dxa"/>
+              <w:bottom w:w="80" w:type="dxa"/>
+              <w:start w:w="120" w:type="dxa"/>
+              <w:end w:w="120" w:type="dxa"/>
+            </w:tcMar>
+            <w:vAlign w:val="center"/>
+          </w:tcPr>
+          <w:p>
+            <w:pPr>
+              <w:spacing w:after="40"/>
+            </w:pPr>
+            <w:r>
+              <w:rPr>
+                <w:rFonts w:ascii="Calibri" w:hAnsi="Calibri"/>
+                <w:sz w:val="18"/>
+              </w:rPr>
+              <w:t>MinIO optional</w:t>
+            </w:r>
+          </w:p>
+        </w:tc>
+        <w:tc>
+          <w:tcPr>
+            <w:tcW w:type="dxa" w:w="2340"/>
+            <w:tcW w:w="2200" w:type="dxa"/>
+            <w:tcMar>
+              <w:top w:w="80" w:type="dxa"/>
+              <w:bottom w:w="80" w:type="dxa"/>
+              <w:start w:w="120" w:type="dxa"/>
+              <w:end w:w="120" w:type="dxa"/>
+            </w:tcMar>
+            <w:vAlign w:val="center"/>
+          </w:tcPr>
+          <w:p>
+            <w:pPr>
+              <w:spacing w:after="40"/>
+            </w:pPr>
+            <w:r>
+              <w:rPr>
+                <w:rFonts w:ascii="Calibri" w:hAnsi="Calibri"/>
+                <w:sz w:val="18"/>
+              </w:rPr>
+              <w:t>day7-minio</w:t>
+            </w:r>
+          </w:p>
+        </w:tc>
+        <w:tc>
+          <w:tcPr>
+            <w:tcW w:type="dxa" w:w="2340"/>
+            <w:tcW w:w="2100" w:type="dxa"/>
+            <w:tcMar>
+              <w:top w:w="80" w:type="dxa"/>
+              <w:bottom w:w="80" w:type="dxa"/>
+              <w:start w:w="120" w:type="dxa"/>
+              <w:end w:w="120" w:type="dxa"/>
+            </w:tcMar>
+            <w:vAlign w:val="center"/>
+          </w:tcPr>
+          <w:p>
+            <w:pPr>
+              <w:spacing w:after="40"/>
+            </w:pPr>
+            <w:r>
+              <w:rPr>
+                <w:rFonts w:ascii="Calibri" w:hAnsi="Calibri"/>
+                <w:sz w:val="18"/>
+              </w:rPr>
+              <w:t>http://localhost:9001</w:t>
+            </w:r>
+          </w:p>
+        </w:tc>
+        <w:tc>
+          <w:tcPr>
+            <w:tcW w:type="dxa" w:w="2340"/>
+            <w:tcW w:w="3260" w:type="dxa"/>
+            <w:tcMar>
+              <w:top w:w="80" w:type="dxa"/>
+              <w:bottom w:w="80" w:type="dxa"/>
+              <w:start w:w="120" w:type="dxa"/>
+              <w:end w:w="120" w:type="dxa"/>
+            </w:tcMar>
+            <w:vAlign w:val="center"/>
+          </w:tcPr>
+          <w:p>
+            <w:pPr>
+              <w:spacing w:after="40"/>
+            </w:pPr>
+            <w:r>
+              <w:rPr>
+                <w:rFonts w:ascii="Calibri" w:hAnsi="Calibri"/>
+                <w:sz w:val="18"/>
+              </w:rPr>
+              <w:t>Optional object-store upload after Lab 12.</w:t>
+            </w:r>
+          </w:p>
+        </w:tc>
+      </w:tr>
+      <w:tr>
+        <w:tc>
+          <w:tcPr>
+            <w:tcW w:type="dxa" w:w="2340"/>
+            <w:tcW w:w="1800" w:type="dxa"/>
+            <w:tcMar>
+              <w:top w:w="80" w:type="dxa"/>
+              <w:bottom w:w="80" w:type="dxa"/>
+              <w:start w:w="120" w:type="dxa"/>
+              <w:end w:w="120" w:type="dxa"/>
+            </w:tcMar>
+            <w:vAlign w:val="center"/>
+          </w:tcPr>
+          <w:p>
+            <w:pPr>
+              <w:spacing w:after="40"/>
+            </w:pPr>
+            <w:r>
+              <w:rPr>
+                <w:rFonts w:ascii="Calibri" w:hAnsi="Calibri"/>
+                <w:sz w:val="18"/>
+              </w:rPr>
+              <w:t>Kafka optional</w:t>
+            </w:r>
+          </w:p>
+        </w:tc>
+        <w:tc>
+          <w:tcPr>
+            <w:tcW w:type="dxa" w:w="2340"/>
+            <w:tcW w:w="2200" w:type="dxa"/>
+            <w:tcMar>
+              <w:top w:w="80" w:type="dxa"/>
+              <w:bottom w:w="80" w:type="dxa"/>
+              <w:start w:w="120" w:type="dxa"/>
+              <w:end w:w="120" w:type="dxa"/>
+            </w:tcMar>
+            <w:vAlign w:val="center"/>
+          </w:tcPr>
+          <w:p>
+            <w:pPr>
+              <w:spacing w:after="40"/>
+            </w:pPr>
+            <w:r>
+              <w:rPr>
+                <w:rFonts w:ascii="Calibri" w:hAnsi="Calibri"/>
+                <w:sz w:val="18"/>
+              </w:rPr>
+              <w:t>day7-kafka</w:t>
+            </w:r>
+          </w:p>
+        </w:tc>
+        <w:tc>
+          <w:tcPr>
+            <w:tcW w:type="dxa" w:w="2340"/>
+            <w:tcW w:w="2100" w:type="dxa"/>
+            <w:tcMar>
+              <w:top w:w="80" w:type="dxa"/>
+              <w:bottom w:w="80" w:type="dxa"/>
+              <w:start w:w="120" w:type="dxa"/>
+              <w:end w:w="120" w:type="dxa"/>
+            </w:tcMar>
+            <w:vAlign w:val="center"/>
+          </w:tcPr>
+          <w:p>
+            <w:pPr>
+              <w:spacing w:after="40"/>
+            </w:pPr>
+            <w:r>
+              <w:rPr>
+                <w:rFonts w:ascii="Calibri" w:hAnsi="Calibri"/>
+                <w:sz w:val="18"/>
+              </w:rPr>
+              <w:t>localhost:9092</w:t>
+            </w:r>
+          </w:p>
+        </w:tc>
+        <w:tc>
+          <w:tcPr>
+            <w:tcW w:type="dxa" w:w="2340"/>
+            <w:tcW w:w="3260" w:type="dxa"/>
+            <w:tcMar>
+              <w:top w:w="80" w:type="dxa"/>
+              <w:bottom w:w="80" w:type="dxa"/>
+              <w:start w:w="120" w:type="dxa"/>
+              <w:end w:w="120" w:type="dxa"/>
+            </w:tcMar>
+            <w:vAlign w:val="center"/>
+          </w:tcPr>
+          <w:p>
+            <w:pPr>
+              <w:spacing w:after="40"/>
+            </w:pPr>
+            <w:r>
+              <w:rPr>
+                <w:rFonts w:ascii="Calibri" w:hAnsi="Calibri"/>
+                <w:sz w:val="18"/>
+              </w:rPr>
+              <w:t>Available for instructor extensions.</w:t>
+            </w:r>
+          </w:p>
+        </w:tc>
+      </w:tr>
+    </w:tbl>
+    <w:p>
+      <w:pPr>
+        <w:pStyle w:val="Heading1"/>
+      </w:pPr>
+      <w:r>
+        <w:t>Manual Run Sequence</w:t>
+      </w:r>
+    </w:p>
+    <w:p>
+      <w:r>
+        <w:t>Students should run one command, inspect output, discuss what changed, then continue.</w:t>
+      </w:r>
+    </w:p>
+    <w:p>
+      <w:pPr>
+        <w:spacing w:before="40" w:after="100"/>
+        <w:ind w:left="288"/>
+      </w:pPr>
+      <w:r>
+        <w:rPr>
+          <w:rFonts w:ascii="Consolas" w:hAnsi="Consolas"/>
+          <w:color w:val="141414"/>
+          <w:sz w:val="19"/>
+        </w:rPr>
+        <w:t>python run_lab.py 01</w:t>
+      </w:r>
+    </w:p>
+    <w:p>
+      <w:pPr>
+        <w:spacing w:before="40" w:after="100"/>
+        <w:ind w:left="288"/>
+      </w:pPr>
+      <w:r>
+        <w:rPr>
+          <w:rFonts w:ascii="Consolas" w:hAnsi="Consolas"/>
+          <w:color w:val="141414"/>
+          <w:sz w:val="19"/>
+        </w:rPr>
+        <w:t>python run_lab.py 02</w:t>
+      </w:r>
+    </w:p>
+    <w:p>
+      <w:pPr>
+        <w:spacing w:before="40" w:after="100"/>
+        <w:ind w:left="288"/>
+      </w:pPr>
+      <w:r>
+        <w:rPr>
+          <w:rFonts w:ascii="Consolas" w:hAnsi="Consolas"/>
+          <w:color w:val="141414"/>
+          <w:sz w:val="19"/>
+        </w:rPr>
+        <w:t>python run_lab.py 03</w:t>
+      </w:r>
+    </w:p>
+    <w:p>
+      <w:pPr>
+        <w:spacing w:before="40" w:after="100"/>
+        <w:ind w:left="288"/>
+      </w:pPr>
+      <w:r>
+        <w:rPr>
+          <w:rFonts w:ascii="Consolas" w:hAnsi="Consolas"/>
+          <w:color w:val="141414"/>
+          <w:sz w:val="19"/>
+        </w:rPr>
+        <w:t>python run_lab.py 04</w:t>
+      </w:r>
+    </w:p>
+    <w:p>
+      <w:pPr>
+        <w:spacing w:before="40" w:after="100"/>
+        <w:ind w:left="288"/>
+      </w:pPr>
+      <w:r>
+        <w:rPr>
+          <w:rFonts w:ascii="Consolas" w:hAnsi="Consolas"/>
+          <w:color w:val="141414"/>
+          <w:sz w:val="19"/>
+        </w:rPr>
+        <w:t>python run_lab.py 05</w:t>
+      </w:r>
+    </w:p>
+    <w:p>
+      <w:pPr>
+        <w:spacing w:before="40" w:after="100"/>
+        <w:ind w:left="288"/>
+      </w:pPr>
+      <w:r>
+        <w:rPr>
+          <w:rFonts w:ascii="Consolas" w:hAnsi="Consolas"/>
+          <w:color w:val="141414"/>
+          <w:sz w:val="19"/>
+        </w:rPr>
+        <w:t>python run_lab.py 06</w:t>
+      </w:r>
+    </w:p>
+    <w:p>
+      <w:pPr>
+        <w:spacing w:before="40" w:after="100"/>
+        <w:ind w:left="288"/>
+      </w:pPr>
+      <w:r>
+        <w:rPr>
+          <w:rFonts w:ascii="Consolas" w:hAnsi="Consolas"/>
+          <w:color w:val="141414"/>
+          <w:sz w:val="19"/>
+        </w:rPr>
+        <w:t>python run_lab.py 07</w:t>
+      </w:r>
+    </w:p>
+    <w:p>
+      <w:pPr>
+        <w:spacing w:before="40" w:after="100"/>
+        <w:ind w:left="288"/>
+      </w:pPr>
+      <w:r>
+        <w:rPr>
+          <w:rFonts w:ascii="Consolas" w:hAnsi="Consolas"/>
+          <w:color w:val="141414"/>
+          <w:sz w:val="19"/>
+        </w:rPr>
+        <w:t>python run_lab.py 08</w:t>
+      </w:r>
+    </w:p>
+    <w:p>
+      <w:pPr>
+        <w:spacing w:before="40" w:after="100"/>
+        <w:ind w:left="288"/>
+      </w:pPr>
+      <w:r>
+        <w:rPr>
+          <w:rFonts w:ascii="Consolas" w:hAnsi="Consolas"/>
+          <w:color w:val="141414"/>
+          <w:sz w:val="19"/>
+        </w:rPr>
+        <w:t>python run_lab.py 09</w:t>
+      </w:r>
+    </w:p>
+    <w:p>
+      <w:pPr>
+        <w:spacing w:before="40" w:after="100"/>
+        <w:ind w:left="288"/>
+      </w:pPr>
+      <w:r>
+        <w:rPr>
+          <w:rFonts w:ascii="Consolas" w:hAnsi="Consolas"/>
+          <w:color w:val="141414"/>
+          <w:sz w:val="19"/>
+        </w:rPr>
+        <w:t>python run_lab.py 10</w:t>
+      </w:r>
+    </w:p>
+    <w:p>
+      <w:pPr>
+        <w:spacing w:before="40" w:after="100"/>
+        <w:ind w:left="288"/>
+      </w:pPr>
+      <w:r>
+        <w:rPr>
+          <w:rFonts w:ascii="Consolas" w:hAnsi="Consolas"/>
+          <w:color w:val="141414"/>
+          <w:sz w:val="19"/>
+        </w:rPr>
+        <w:t>python run_lab.py 11</w:t>
+      </w:r>
+    </w:p>
+    <w:p>
+      <w:pPr>
+        <w:spacing w:before="40" w:after="100"/>
+        <w:ind w:left="288"/>
+      </w:pPr>
+      <w:r>
+        <w:rPr>
+          <w:rFonts w:ascii="Consolas" w:hAnsi="Consolas"/>
+          <w:color w:val="141414"/>
+          <w:sz w:val="19"/>
+        </w:rPr>
+        <w:t>python run_lab.py 12</w:t>
+      </w:r>
+    </w:p>
+    <w:p>
+      <w:r>
+        <w:t>Optional object-store copy after Lab 12:</w:t>
+      </w:r>
+    </w:p>
+    <w:p>
+      <w:pPr>
+        <w:spacing w:before="40" w:after="100"/>
+        <w:ind w:left="288"/>
+      </w:pPr>
+      <w:r>
+        <w:rPr>
+          <w:rFonts w:ascii="Consolas" w:hAnsi="Consolas"/>
+          <w:color w:val="141414"/>
+          <w:sz w:val="19"/>
+        </w:rPr>
+        <w:t>docker compose --profile object-store run --rm mc</w:t>
+      </w:r>
+    </w:p>
+    <w:p>
+      <w:r>
+        <w:t>Clean up services at the end of the session:</w:t>
+      </w:r>
+    </w:p>
+    <w:p>
+      <w:pPr>
+        <w:spacing w:before="40" w:after="100"/>
+        <w:ind w:left="288"/>
+      </w:pPr>
+      <w:r>
+        <w:rPr>
+          <w:rFonts w:ascii="Consolas" w:hAnsi="Consolas"/>
+          <w:color w:val="141414"/>
+          <w:sz w:val="19"/>
+        </w:rPr>
+        <w:t>docker compose down</w:t>
+      </w:r>
+    </w:p>
+    <w:p>
+      <w:pPr>
+        <w:sectPr>
+          <w:headerReference w:type="default" r:id="rId9"/>
+          <w:footerReference w:type="default" r:id="rId10"/>
+          <w:pgSz w:w="12240" w:h="15840"/>
+          <w:pgMar w:top="1440" w:right="1440" w:bottom="1440" w:left="1440" w:header="708" w:footer="708" w:gutter="0"/>
+          <w:cols w:space="720"/>
+          <w:docGrid w:linePitch="360"/>
+        </w:sectPr>
+      </w:pPr>
     </w:p>
     <w:p>
       <w:pPr>
         <w:pStyle w:val="Heading1"/>
       </w:pPr>
       <w:r>
-        <w:t>Official References</w:t>
+        <w:t>Lab Instructions</w:t>
       </w:r>
     </w:p>
     <w:p>
       <w:pPr>
-        <w:pStyle w:val="ListBullet"/>
+        <w:pStyle w:val="Heading2"/>
       </w:pPr>
       <w:r>
-        <w:t>Docker Engine on Ubuntu: https://docs.docker.com/engine/install/ubuntu/</w:t>
+        <w:t>Lab 01 - Spark DataFrame Basics</w:t>
+      </w:r>
+    </w:p>
+    <w:p>
+      <w:r>
+        <w:t>Layer focus: Spark fundamentals</w:t>
+      </w:r>
+    </w:p>
+    <w:p>
+      <w:r>
+        <w:t>Purpose: Start Spark, read a CSV with an explicit schema, normalize a few fields and trigger the first action.</w:t>
+      </w:r>
+    </w:p>
+    <w:p>
+      <w:r>
+        <w:t>Run:</w:t>
       </w:r>
     </w:p>
     <w:p>
       <w:pPr>
-        <w:pStyle w:val="ListBullet"/>
+        <w:spacing w:before="40" w:after="100"/>
+        <w:ind w:left="288"/>
       </w:pPr>
       <w:r>
-        <w:t>Docker Desktop on Windows: https://docs.docker.com/desktop/setup/install/windows-install/</w:t>
+        <w:rPr>
+          <w:rFonts w:ascii="Consolas" w:hAnsi="Consolas"/>
+          <w:color w:val="141414"/>
+          <w:sz w:val="19"/>
+        </w:rPr>
+        <w:t>python run_lab.py 01</w:t>
+      </w:r>
+    </w:p>
+    <w:tbl>
+      <w:tblPr>
+        <w:tblW w:type="dxa" w:w="9360"/>
+        <w:jc w:val="left"/>
+        <w:tblLayout w:type="fixed"/>
+        <w:tblLook w:firstColumn="1" w:firstRow="1" w:lastColumn="0" w:lastRow="0" w:noHBand="0" w:noVBand="1" w:val="04A0"/>
+        <w:tblInd w:w="120" w:type="dxa"/>
+      </w:tblPr>
+      <w:tblGrid>
+        <w:gridCol w:w="4100"/>
+        <w:gridCol w:w="5260"/>
+      </w:tblGrid>
+      <w:tr>
+        <w:tc>
+          <w:tcPr>
+            <w:tcW w:type="dxa" w:w="4680"/>
+            <w:tcW w:w="4100" w:type="dxa"/>
+            <w:tcMar>
+              <w:top w:w="80" w:type="dxa"/>
+              <w:bottom w:w="80" w:type="dxa"/>
+              <w:start w:w="120" w:type="dxa"/>
+              <w:end w:w="120" w:type="dxa"/>
+            </w:tcMar>
+            <w:vAlign w:val="center"/>
+            <w:shd w:fill="E8EEF5"/>
+          </w:tcPr>
+          <w:p>
+            <w:pPr>
+              <w:spacing w:after="40"/>
+            </w:pPr>
+            <w:r>
+              <w:rPr>
+                <w:rFonts w:ascii="Calibri" w:hAnsi="Calibri"/>
+                <w:b/>
+                <w:color w:val="1F4D78"/>
+                <w:sz w:val="18"/>
+              </w:rPr>
+              <w:t>Inspect</w:t>
+            </w:r>
+          </w:p>
+        </w:tc>
+        <w:tc>
+          <w:tcPr>
+            <w:tcW w:type="dxa" w:w="4680"/>
+            <w:tcW w:w="5260" w:type="dxa"/>
+            <w:tcMar>
+              <w:top w:w="80" w:type="dxa"/>
+              <w:bottom w:w="80" w:type="dxa"/>
+              <w:start w:w="120" w:type="dxa"/>
+              <w:end w:w="120" w:type="dxa"/>
+            </w:tcMar>
+            <w:vAlign w:val="center"/>
+            <w:shd w:fill="E8EEF5"/>
+          </w:tcPr>
+          <w:p>
+            <w:pPr>
+              <w:spacing w:after="40"/>
+            </w:pPr>
+            <w:r>
+              <w:rPr>
+                <w:rFonts w:ascii="Calibri" w:hAnsi="Calibri"/>
+                <w:b/>
+                <w:color w:val="1F4D78"/>
+                <w:sz w:val="18"/>
+              </w:rPr>
+              <w:t>Expected learning</w:t>
+            </w:r>
+          </w:p>
+        </w:tc>
+      </w:tr>
+      <w:tr>
+        <w:tc>
+          <w:tcPr>
+            <w:tcW w:type="dxa" w:w="4680"/>
+            <w:tcW w:w="4100" w:type="dxa"/>
+            <w:tcMar>
+              <w:top w:w="80" w:type="dxa"/>
+              <w:bottom w:w="80" w:type="dxa"/>
+              <w:start w:w="120" w:type="dxa"/>
+              <w:end w:w="120" w:type="dxa"/>
+            </w:tcMar>
+            <w:vAlign w:val="center"/>
+          </w:tcPr>
+          <w:p>
+            <w:pPr>
+              <w:spacing w:after="40"/>
+            </w:pPr>
+            <w:r>
+              <w:rPr>
+                <w:rFonts w:ascii="Calibri" w:hAnsi="Calibri"/>
+                <w:sz w:val="18"/>
+              </w:rPr>
+              <w:t>output/lab_01_customers_preview</w:t>
+              <w:br/>
+              <w:t>Check: 6 customer rows; emails lowercased; signup dates parsed.</w:t>
+            </w:r>
+          </w:p>
+        </w:tc>
+        <w:tc>
+          <w:tcPr>
+            <w:tcW w:type="dxa" w:w="4680"/>
+            <w:tcW w:w="5260" w:type="dxa"/>
+            <w:tcMar>
+              <w:top w:w="80" w:type="dxa"/>
+              <w:bottom w:w="80" w:type="dxa"/>
+              <w:start w:w="120" w:type="dxa"/>
+              <w:end w:w="120" w:type="dxa"/>
+            </w:tcMar>
+            <w:vAlign w:val="center"/>
+          </w:tcPr>
+          <w:p>
+            <w:pPr>
+              <w:spacing w:after="40"/>
+            </w:pPr>
+            <w:r>
+              <w:rPr>
+                <w:rFonts w:ascii="Calibri" w:hAnsi="Calibri"/>
+                <w:sz w:val="18"/>
+              </w:rPr>
+              <w:t>SparkSession, DataFrame schema, lazy transformations, actions.</w:t>
+            </w:r>
+          </w:p>
+        </w:tc>
+      </w:tr>
+    </w:tbl>
+    <w:p>
+      <w:pPr>
+        <w:pStyle w:val="Heading2"/>
+      </w:pPr>
+      <w:r>
+        <w:t>Lab 02 - Spark SQL Exploration</w:t>
+      </w:r>
+    </w:p>
+    <w:p>
+      <w:r>
+        <w:t>Layer focus: Spark fundamentals</w:t>
+      </w:r>
+    </w:p>
+    <w:p>
+      <w:r>
+        <w:t>Purpose: Create a temporary view over raw order events and summarize status counts with SQL.</w:t>
+      </w:r>
+    </w:p>
+    <w:p>
+      <w:r>
+        <w:t>Run:</w:t>
       </w:r>
     </w:p>
     <w:p>
       <w:pPr>
-        <w:pStyle w:val="ListBullet"/>
+        <w:spacing w:before="40" w:after="100"/>
+        <w:ind w:left="288"/>
       </w:pPr>
       <w:r>
-        <w:t>Apache Spark documentation: https://spark.apache.org/documentation</w:t>
+        <w:rPr>
+          <w:rFonts w:ascii="Consolas" w:hAnsi="Consolas"/>
+          <w:color w:val="141414"/>
+          <w:sz w:val="19"/>
+        </w:rPr>
+        <w:t>python run_lab.py 02</w:t>
+      </w:r>
+    </w:p>
+    <w:tbl>
+      <w:tblPr>
+        <w:tblW w:type="dxa" w:w="9360"/>
+        <w:jc w:val="left"/>
+        <w:tblLayout w:type="fixed"/>
+        <w:tblLook w:firstColumn="1" w:firstRow="1" w:lastColumn="0" w:lastRow="0" w:noHBand="0" w:noVBand="1" w:val="04A0"/>
+        <w:tblInd w:w="120" w:type="dxa"/>
+      </w:tblPr>
+      <w:tblGrid>
+        <w:gridCol w:w="4100"/>
+        <w:gridCol w:w="5260"/>
+      </w:tblGrid>
+      <w:tr>
+        <w:tc>
+          <w:tcPr>
+            <w:tcW w:type="dxa" w:w="4680"/>
+            <w:tcW w:w="4100" w:type="dxa"/>
+            <w:tcMar>
+              <w:top w:w="80" w:type="dxa"/>
+              <w:bottom w:w="80" w:type="dxa"/>
+              <w:start w:w="120" w:type="dxa"/>
+              <w:end w:w="120" w:type="dxa"/>
+            </w:tcMar>
+            <w:vAlign w:val="center"/>
+            <w:shd w:fill="E8EEF5"/>
+          </w:tcPr>
+          <w:p>
+            <w:pPr>
+              <w:spacing w:after="40"/>
+            </w:pPr>
+            <w:r>
+              <w:rPr>
+                <w:rFonts w:ascii="Calibri" w:hAnsi="Calibri"/>
+                <w:b/>
+                <w:color w:val="1F4D78"/>
+                <w:sz w:val="18"/>
+              </w:rPr>
+              <w:t>Inspect</w:t>
+            </w:r>
+          </w:p>
+        </w:tc>
+        <w:tc>
+          <w:tcPr>
+            <w:tcW w:type="dxa" w:w="4680"/>
+            <w:tcW w:w="5260" w:type="dxa"/>
+            <w:tcMar>
+              <w:top w:w="80" w:type="dxa"/>
+              <w:bottom w:w="80" w:type="dxa"/>
+              <w:start w:w="120" w:type="dxa"/>
+              <w:end w:w="120" w:type="dxa"/>
+            </w:tcMar>
+            <w:vAlign w:val="center"/>
+            <w:shd w:fill="E8EEF5"/>
+          </w:tcPr>
+          <w:p>
+            <w:pPr>
+              <w:spacing w:after="40"/>
+            </w:pPr>
+            <w:r>
+              <w:rPr>
+                <w:rFonts w:ascii="Calibri" w:hAnsi="Calibri"/>
+                <w:b/>
+                <w:color w:val="1F4D78"/>
+                <w:sz w:val="18"/>
+              </w:rPr>
+              <w:t>Expected learning</w:t>
+            </w:r>
+          </w:p>
+        </w:tc>
+      </w:tr>
+      <w:tr>
+        <w:tc>
+          <w:tcPr>
+            <w:tcW w:type="dxa" w:w="4680"/>
+            <w:tcW w:w="4100" w:type="dxa"/>
+            <w:tcMar>
+              <w:top w:w="80" w:type="dxa"/>
+              <w:bottom w:w="80" w:type="dxa"/>
+              <w:start w:w="120" w:type="dxa"/>
+              <w:end w:w="120" w:type="dxa"/>
+            </w:tcMar>
+            <w:vAlign w:val="center"/>
+          </w:tcPr>
+          <w:p>
+            <w:pPr>
+              <w:spacing w:after="40"/>
+            </w:pPr>
+            <w:r>
+              <w:rPr>
+                <w:rFonts w:ascii="Calibri" w:hAnsi="Calibri"/>
+                <w:sz w:val="18"/>
+              </w:rPr>
+              <w:t>output/lab_02_status_counts</w:t>
+              <w:br/>
+              <w:t>Check: 6 batch-1 events grouped into NEW and CANCELLED.</w:t>
+            </w:r>
+          </w:p>
+        </w:tc>
+        <w:tc>
+          <w:tcPr>
+            <w:tcW w:type="dxa" w:w="4680"/>
+            <w:tcW w:w="5260" w:type="dxa"/>
+            <w:tcMar>
+              <w:top w:w="80" w:type="dxa"/>
+              <w:bottom w:w="80" w:type="dxa"/>
+              <w:start w:w="120" w:type="dxa"/>
+              <w:end w:w="120" w:type="dxa"/>
+            </w:tcMar>
+            <w:vAlign w:val="center"/>
+          </w:tcPr>
+          <w:p>
+            <w:pPr>
+              <w:spacing w:after="40"/>
+            </w:pPr>
+            <w:r>
+              <w:rPr>
+                <w:rFonts w:ascii="Calibri" w:hAnsi="Calibri"/>
+                <w:sz w:val="18"/>
+              </w:rPr>
+              <w:t>Temporary views, SQL aggregation, SQL/DataFrame interchange.</w:t>
+            </w:r>
+          </w:p>
+        </w:tc>
+      </w:tr>
+    </w:tbl>
+    <w:p>
+      <w:pPr>
+        <w:pStyle w:val="Heading2"/>
+      </w:pPr>
+      <w:r>
+        <w:t>Lab 03 - Storage Formats and Partitions</w:t>
+      </w:r>
+    </w:p>
+    <w:p>
+      <w:r>
+        <w:t>Layer focus: Spark fundamentals</w:t>
+      </w:r>
+    </w:p>
+    <w:p>
+      <w:r>
+        <w:t>Purpose: Write order events as partitioned Parquet and read the partitioned files back.</w:t>
+      </w:r>
+    </w:p>
+    <w:p>
+      <w:r>
+        <w:t>Run:</w:t>
       </w:r>
     </w:p>
     <w:p>
       <w:pPr>
-        <w:pStyle w:val="ListBullet"/>
+        <w:spacing w:before="40" w:after="100"/>
+        <w:ind w:left="288"/>
       </w:pPr>
       <w:r>
-        <w:t>Apache Iceberg Spark getting started: https://iceberg.apache.org/docs/latest/spark-getting-started/</w:t>
+        <w:rPr>
+          <w:rFonts w:ascii="Consolas" w:hAnsi="Consolas"/>
+          <w:color w:val="141414"/>
+          <w:sz w:val="19"/>
+        </w:rPr>
+        <w:t>python run_lab.py 03</w:t>
+      </w:r>
+    </w:p>
+    <w:tbl>
+      <w:tblPr>
+        <w:tblW w:type="dxa" w:w="9360"/>
+        <w:jc w:val="left"/>
+        <w:tblLayout w:type="fixed"/>
+        <w:tblLook w:firstColumn="1" w:firstRow="1" w:lastColumn="0" w:lastRow="0" w:noHBand="0" w:noVBand="1" w:val="04A0"/>
+        <w:tblInd w:w="120" w:type="dxa"/>
+      </w:tblPr>
+      <w:tblGrid>
+        <w:gridCol w:w="4100"/>
+        <w:gridCol w:w="5260"/>
+      </w:tblGrid>
+      <w:tr>
+        <w:tc>
+          <w:tcPr>
+            <w:tcW w:type="dxa" w:w="4680"/>
+            <w:tcW w:w="4100" w:type="dxa"/>
+            <w:tcMar>
+              <w:top w:w="80" w:type="dxa"/>
+              <w:bottom w:w="80" w:type="dxa"/>
+              <w:start w:w="120" w:type="dxa"/>
+              <w:end w:w="120" w:type="dxa"/>
+            </w:tcMar>
+            <w:vAlign w:val="center"/>
+            <w:shd w:fill="E8EEF5"/>
+          </w:tcPr>
+          <w:p>
+            <w:pPr>
+              <w:spacing w:after="40"/>
+            </w:pPr>
+            <w:r>
+              <w:rPr>
+                <w:rFonts w:ascii="Calibri" w:hAnsi="Calibri"/>
+                <w:b/>
+                <w:color w:val="1F4D78"/>
+                <w:sz w:val="18"/>
+              </w:rPr>
+              <w:t>Inspect</w:t>
+            </w:r>
+          </w:p>
+        </w:tc>
+        <w:tc>
+          <w:tcPr>
+            <w:tcW w:type="dxa" w:w="4680"/>
+            <w:tcW w:w="5260" w:type="dxa"/>
+            <w:tcMar>
+              <w:top w:w="80" w:type="dxa"/>
+              <w:bottom w:w="80" w:type="dxa"/>
+              <w:start w:w="120" w:type="dxa"/>
+              <w:end w:w="120" w:type="dxa"/>
+            </w:tcMar>
+            <w:vAlign w:val="center"/>
+            <w:shd w:fill="E8EEF5"/>
+          </w:tcPr>
+          <w:p>
+            <w:pPr>
+              <w:spacing w:after="40"/>
+            </w:pPr>
+            <w:r>
+              <w:rPr>
+                <w:rFonts w:ascii="Calibri" w:hAnsi="Calibri"/>
+                <w:b/>
+                <w:color w:val="1F4D78"/>
+                <w:sz w:val="18"/>
+              </w:rPr>
+              <w:t>Expected learning</w:t>
+            </w:r>
+          </w:p>
+        </w:tc>
+      </w:tr>
+      <w:tr>
+        <w:tc>
+          <w:tcPr>
+            <w:tcW w:type="dxa" w:w="4680"/>
+            <w:tcW w:w="4100" w:type="dxa"/>
+            <w:tcMar>
+              <w:top w:w="80" w:type="dxa"/>
+              <w:bottom w:w="80" w:type="dxa"/>
+              <w:start w:w="120" w:type="dxa"/>
+              <w:end w:w="120" w:type="dxa"/>
+            </w:tcMar>
+            <w:vAlign w:val="center"/>
+          </w:tcPr>
+          <w:p>
+            <w:pPr>
+              <w:spacing w:after="40"/>
+            </w:pPr>
+            <w:r>
+              <w:rPr>
+                <w:rFonts w:ascii="Calibri" w:hAnsi="Calibri"/>
+                <w:sz w:val="18"/>
+              </w:rPr>
+              <w:t>lake/playground/orders_by_status_parquet</w:t>
+              <w:br/>
+              <w:t>Check: Partition folders by status and a CSV summary in output/lab_03_partition_counts.</w:t>
+            </w:r>
+          </w:p>
+        </w:tc>
+        <w:tc>
+          <w:tcPr>
+            <w:tcW w:type="dxa" w:w="4680"/>
+            <w:tcW w:w="5260" w:type="dxa"/>
+            <w:tcMar>
+              <w:top w:w="80" w:type="dxa"/>
+              <w:bottom w:w="80" w:type="dxa"/>
+              <w:start w:w="120" w:type="dxa"/>
+              <w:end w:w="120" w:type="dxa"/>
+            </w:tcMar>
+            <w:vAlign w:val="center"/>
+          </w:tcPr>
+          <w:p>
+            <w:pPr>
+              <w:spacing w:after="40"/>
+            </w:pPr>
+            <w:r>
+              <w:rPr>
+                <w:rFonts w:ascii="Calibri" w:hAnsi="Calibri"/>
+                <w:sz w:val="18"/>
+              </w:rPr>
+              <w:t>JSON input, Parquet output, partitionBy, lake file layout.</w:t>
+            </w:r>
+          </w:p>
+        </w:tc>
+      </w:tr>
+    </w:tbl>
+    <w:p>
+      <w:pPr>
+        <w:pStyle w:val="Heading2"/>
+      </w:pPr>
+      <w:r>
+        <w:t>Lab 04 - Bronze Raw Ingestion</w:t>
+      </w:r>
+    </w:p>
+    <w:p>
+      <w:r>
+        <w:t>Layer focus: Bronze</w:t>
+      </w:r>
+    </w:p>
+    <w:p>
+      <w:r>
+        <w:t>Purpose: Land all raw order-event batches into Bronze without cleaning away information.</w:t>
+      </w:r>
+    </w:p>
+    <w:p>
+      <w:r>
+        <w:t>Run:</w:t>
       </w:r>
     </w:p>
     <w:p>
       <w:pPr>
-        <w:pStyle w:val="ListBullet"/>
+        <w:spacing w:before="40" w:after="100"/>
+        <w:ind w:left="288"/>
       </w:pPr>
       <w:r>
-        <w:t>MinIO mc documentation: https://min.io/docs/minio/linux/reference/minio-mc.html</w:t>
+        <w:rPr>
+          <w:rFonts w:ascii="Consolas" w:hAnsi="Consolas"/>
+          <w:color w:val="141414"/>
+          <w:sz w:val="19"/>
+        </w:rPr>
+        <w:t>python run_lab.py 04</w:t>
+      </w:r>
+    </w:p>
+    <w:tbl>
+      <w:tblPr>
+        <w:tblW w:type="dxa" w:w="9360"/>
+        <w:jc w:val="left"/>
+        <w:tblLayout w:type="fixed"/>
+        <w:tblLook w:firstColumn="1" w:firstRow="1" w:lastColumn="0" w:lastRow="0" w:noHBand="0" w:noVBand="1" w:val="04A0"/>
+        <w:tblInd w:w="120" w:type="dxa"/>
+      </w:tblPr>
+      <w:tblGrid>
+        <w:gridCol w:w="4100"/>
+        <w:gridCol w:w="5260"/>
+      </w:tblGrid>
+      <w:tr>
+        <w:tc>
+          <w:tcPr>
+            <w:tcW w:type="dxa" w:w="4680"/>
+            <w:tcW w:w="4100" w:type="dxa"/>
+            <w:tcMar>
+              <w:top w:w="80" w:type="dxa"/>
+              <w:bottom w:w="80" w:type="dxa"/>
+              <w:start w:w="120" w:type="dxa"/>
+              <w:end w:w="120" w:type="dxa"/>
+            </w:tcMar>
+            <w:vAlign w:val="center"/>
+            <w:shd w:fill="E8EEF5"/>
+          </w:tcPr>
+          <w:p>
+            <w:pPr>
+              <w:spacing w:after="40"/>
+            </w:pPr>
+            <w:r>
+              <w:rPr>
+                <w:rFonts w:ascii="Calibri" w:hAnsi="Calibri"/>
+                <w:b/>
+                <w:color w:val="1F4D78"/>
+                <w:sz w:val="18"/>
+              </w:rPr>
+              <w:t>Inspect</w:t>
+            </w:r>
+          </w:p>
+        </w:tc>
+        <w:tc>
+          <w:tcPr>
+            <w:tcW w:type="dxa" w:w="4680"/>
+            <w:tcW w:w="5260" w:type="dxa"/>
+            <w:tcMar>
+              <w:top w:w="80" w:type="dxa"/>
+              <w:bottom w:w="80" w:type="dxa"/>
+              <w:start w:w="120" w:type="dxa"/>
+              <w:end w:w="120" w:type="dxa"/>
+            </w:tcMar>
+            <w:vAlign w:val="center"/>
+            <w:shd w:fill="E8EEF5"/>
+          </w:tcPr>
+          <w:p>
+            <w:pPr>
+              <w:spacing w:after="40"/>
+            </w:pPr>
+            <w:r>
+              <w:rPr>
+                <w:rFonts w:ascii="Calibri" w:hAnsi="Calibri"/>
+                <w:b/>
+                <w:color w:val="1F4D78"/>
+                <w:sz w:val="18"/>
+              </w:rPr>
+              <w:t>Expected learning</w:t>
+            </w:r>
+          </w:p>
+        </w:tc>
+      </w:tr>
+      <w:tr>
+        <w:tc>
+          <w:tcPr>
+            <w:tcW w:type="dxa" w:w="4680"/>
+            <w:tcW w:w="4100" w:type="dxa"/>
+            <w:tcMar>
+              <w:top w:w="80" w:type="dxa"/>
+              <w:bottom w:w="80" w:type="dxa"/>
+              <w:start w:w="120" w:type="dxa"/>
+              <w:end w:w="120" w:type="dxa"/>
+            </w:tcMar>
+            <w:vAlign w:val="center"/>
+          </w:tcPr>
+          <w:p>
+            <w:pPr>
+              <w:spacing w:after="40"/>
+            </w:pPr>
+            <w:r>
+              <w:rPr>
+                <w:rFonts w:ascii="Calibri" w:hAnsi="Calibri"/>
+                <w:sz w:val="18"/>
+              </w:rPr>
+              <w:t>lake/bronze/orders_raw</w:t>
+              <w:br/>
+              <w:t>Check: 12 Bronze rows, source file metadata, ingestion batch id.</w:t>
+            </w:r>
+          </w:p>
+        </w:tc>
+        <w:tc>
+          <w:tcPr>
+            <w:tcW w:type="dxa" w:w="4680"/>
+            <w:tcW w:w="5260" w:type="dxa"/>
+            <w:tcMar>
+              <w:top w:w="80" w:type="dxa"/>
+              <w:bottom w:w="80" w:type="dxa"/>
+              <w:start w:w="120" w:type="dxa"/>
+              <w:end w:w="120" w:type="dxa"/>
+            </w:tcMar>
+            <w:vAlign w:val="center"/>
+          </w:tcPr>
+          <w:p>
+            <w:pPr>
+              <w:spacing w:after="40"/>
+            </w:pPr>
+            <w:r>
+              <w:rPr>
+                <w:rFonts w:ascii="Calibri" w:hAnsi="Calibri"/>
+                <w:sz w:val="18"/>
+              </w:rPr>
+              <w:t>Raw zone, append-only thinking, ingestion metadata.</w:t>
+            </w:r>
+          </w:p>
+        </w:tc>
+      </w:tr>
+    </w:tbl>
+    <w:p>
+      <w:pPr>
+        <w:pStyle w:val="Heading2"/>
+      </w:pPr>
+      <w:r>
+        <w:t>Lab 05 - Bronze Schema Drift Profile</w:t>
+      </w:r>
+    </w:p>
+    <w:p>
+      <w:r>
+        <w:t>Layer focus: Bronze</w:t>
+      </w:r>
+    </w:p>
+    <w:p>
+      <w:r>
+        <w:t>Purpose: Profile Bronze fields and spot batch-2 optional columns such as coupon_code and delivery_promise.</w:t>
+      </w:r>
+    </w:p>
+    <w:p>
+      <w:r>
+        <w:t>Run:</w:t>
+      </w:r>
+    </w:p>
+    <w:p>
+      <w:pPr>
+        <w:spacing w:before="40" w:after="100"/>
+        <w:ind w:left="288"/>
+      </w:pPr>
+      <w:r>
+        <w:rPr>
+          <w:rFonts w:ascii="Consolas" w:hAnsi="Consolas"/>
+          <w:color w:val="141414"/>
+          <w:sz w:val="19"/>
+        </w:rPr>
+        <w:t>python run_lab.py 05</w:t>
+      </w:r>
+    </w:p>
+    <w:tbl>
+      <w:tblPr>
+        <w:tblW w:type="dxa" w:w="9360"/>
+        <w:jc w:val="left"/>
+        <w:tblLayout w:type="fixed"/>
+        <w:tblLook w:firstColumn="1" w:firstRow="1" w:lastColumn="0" w:lastRow="0" w:noHBand="0" w:noVBand="1" w:val="04A0"/>
+        <w:tblInd w:w="120" w:type="dxa"/>
+      </w:tblPr>
+      <w:tblGrid>
+        <w:gridCol w:w="4100"/>
+        <w:gridCol w:w="5260"/>
+      </w:tblGrid>
+      <w:tr>
+        <w:tc>
+          <w:tcPr>
+            <w:tcW w:type="dxa" w:w="4680"/>
+            <w:tcW w:w="4100" w:type="dxa"/>
+            <w:tcMar>
+              <w:top w:w="80" w:type="dxa"/>
+              <w:bottom w:w="80" w:type="dxa"/>
+              <w:start w:w="120" w:type="dxa"/>
+              <w:end w:w="120" w:type="dxa"/>
+            </w:tcMar>
+            <w:vAlign w:val="center"/>
+            <w:shd w:fill="E8EEF5"/>
+          </w:tcPr>
+          <w:p>
+            <w:pPr>
+              <w:spacing w:after="40"/>
+            </w:pPr>
+            <w:r>
+              <w:rPr>
+                <w:rFonts w:ascii="Calibri" w:hAnsi="Calibri"/>
+                <w:b/>
+                <w:color w:val="1F4D78"/>
+                <w:sz w:val="18"/>
+              </w:rPr>
+              <w:t>Inspect</w:t>
+            </w:r>
+          </w:p>
+        </w:tc>
+        <w:tc>
+          <w:tcPr>
+            <w:tcW w:type="dxa" w:w="4680"/>
+            <w:tcW w:w="5260" w:type="dxa"/>
+            <w:tcMar>
+              <w:top w:w="80" w:type="dxa"/>
+              <w:bottom w:w="80" w:type="dxa"/>
+              <w:start w:w="120" w:type="dxa"/>
+              <w:end w:w="120" w:type="dxa"/>
+            </w:tcMar>
+            <w:vAlign w:val="center"/>
+            <w:shd w:fill="E8EEF5"/>
+          </w:tcPr>
+          <w:p>
+            <w:pPr>
+              <w:spacing w:after="40"/>
+            </w:pPr>
+            <w:r>
+              <w:rPr>
+                <w:rFonts w:ascii="Calibri" w:hAnsi="Calibri"/>
+                <w:b/>
+                <w:color w:val="1F4D78"/>
+                <w:sz w:val="18"/>
+              </w:rPr>
+              <w:t>Expected learning</w:t>
+            </w:r>
+          </w:p>
+        </w:tc>
+      </w:tr>
+      <w:tr>
+        <w:tc>
+          <w:tcPr>
+            <w:tcW w:type="dxa" w:w="4680"/>
+            <w:tcW w:w="4100" w:type="dxa"/>
+            <w:tcMar>
+              <w:top w:w="80" w:type="dxa"/>
+              <w:bottom w:w="80" w:type="dxa"/>
+              <w:start w:w="120" w:type="dxa"/>
+              <w:end w:w="120" w:type="dxa"/>
+            </w:tcMar>
+            <w:vAlign w:val="center"/>
+          </w:tcPr>
+          <w:p>
+            <w:pPr>
+              <w:spacing w:after="40"/>
+            </w:pPr>
+            <w:r>
+              <w:rPr>
+                <w:rFonts w:ascii="Calibri" w:hAnsi="Calibri"/>
+                <w:sz w:val="18"/>
+              </w:rPr>
+              <w:t>output/lab_05_bronze_schema_profile</w:t>
+              <w:br/>
+              <w:t>Check: A column profile showing non-null and null counts for every Bronze field.</w:t>
+            </w:r>
+          </w:p>
+        </w:tc>
+        <w:tc>
+          <w:tcPr>
+            <w:tcW w:type="dxa" w:w="4680"/>
+            <w:tcW w:w="5260" w:type="dxa"/>
+            <w:tcMar>
+              <w:top w:w="80" w:type="dxa"/>
+              <w:bottom w:w="80" w:type="dxa"/>
+              <w:start w:w="120" w:type="dxa"/>
+              <w:end w:w="120" w:type="dxa"/>
+            </w:tcMar>
+            <w:vAlign w:val="center"/>
+          </w:tcPr>
+          <w:p>
+            <w:pPr>
+              <w:spacing w:after="40"/>
+            </w:pPr>
+            <w:r>
+              <w:rPr>
+                <w:rFonts w:ascii="Calibri" w:hAnsi="Calibri"/>
+                <w:sz w:val="18"/>
+              </w:rPr>
+              <w:t>Schema drift, sparse fields, profiling before transformation.</w:t>
+            </w:r>
+          </w:p>
+        </w:tc>
+      </w:tr>
+    </w:tbl>
+    <w:p>
+      <w:pPr>
+        <w:pStyle w:val="Heading2"/>
+      </w:pPr>
+      <w:r>
+        <w:t>Lab 06 - Silver Cleaning and Standardization</w:t>
+      </w:r>
+    </w:p>
+    <w:p>
+      <w:r>
+        <w:t>Layer focus: Silver</w:t>
+      </w:r>
+    </w:p>
+    <w:p>
+      <w:r>
+        <w:t>Purpose: Convert Bronze text and inferred values into consistent types and normalized codes.</w:t>
+      </w:r>
+    </w:p>
+    <w:p>
+      <w:r>
+        <w:t>Run:</w:t>
+      </w:r>
+    </w:p>
+    <w:p>
+      <w:pPr>
+        <w:spacing w:before="40" w:after="100"/>
+        <w:ind w:left="288"/>
+      </w:pPr>
+      <w:r>
+        <w:rPr>
+          <w:rFonts w:ascii="Consolas" w:hAnsi="Consolas"/>
+          <w:color w:val="141414"/>
+          <w:sz w:val="19"/>
+        </w:rPr>
+        <w:t>python run_lab.py 06</w:t>
+      </w:r>
+    </w:p>
+    <w:tbl>
+      <w:tblPr>
+        <w:tblW w:type="dxa" w:w="9360"/>
+        <w:jc w:val="left"/>
+        <w:tblLayout w:type="fixed"/>
+        <w:tblLook w:firstColumn="1" w:firstRow="1" w:lastColumn="0" w:lastRow="0" w:noHBand="0" w:noVBand="1" w:val="04A0"/>
+        <w:tblInd w:w="120" w:type="dxa"/>
+      </w:tblPr>
+      <w:tblGrid>
+        <w:gridCol w:w="4100"/>
+        <w:gridCol w:w="5260"/>
+      </w:tblGrid>
+      <w:tr>
+        <w:tc>
+          <w:tcPr>
+            <w:tcW w:type="dxa" w:w="4680"/>
+            <w:tcW w:w="4100" w:type="dxa"/>
+            <w:tcMar>
+              <w:top w:w="80" w:type="dxa"/>
+              <w:bottom w:w="80" w:type="dxa"/>
+              <w:start w:w="120" w:type="dxa"/>
+              <w:end w:w="120" w:type="dxa"/>
+            </w:tcMar>
+            <w:vAlign w:val="center"/>
+            <w:shd w:fill="E8EEF5"/>
+          </w:tcPr>
+          <w:p>
+            <w:pPr>
+              <w:spacing w:after="40"/>
+            </w:pPr>
+            <w:r>
+              <w:rPr>
+                <w:rFonts w:ascii="Calibri" w:hAnsi="Calibri"/>
+                <w:b/>
+                <w:color w:val="1F4D78"/>
+                <w:sz w:val="18"/>
+              </w:rPr>
+              <w:t>Inspect</w:t>
+            </w:r>
+          </w:p>
+        </w:tc>
+        <w:tc>
+          <w:tcPr>
+            <w:tcW w:type="dxa" w:w="4680"/>
+            <w:tcW w:w="5260" w:type="dxa"/>
+            <w:tcMar>
+              <w:top w:w="80" w:type="dxa"/>
+              <w:bottom w:w="80" w:type="dxa"/>
+              <w:start w:w="120" w:type="dxa"/>
+              <w:end w:w="120" w:type="dxa"/>
+            </w:tcMar>
+            <w:vAlign w:val="center"/>
+            <w:shd w:fill="E8EEF5"/>
+          </w:tcPr>
+          <w:p>
+            <w:pPr>
+              <w:spacing w:after="40"/>
+            </w:pPr>
+            <w:r>
+              <w:rPr>
+                <w:rFonts w:ascii="Calibri" w:hAnsi="Calibri"/>
+                <w:b/>
+                <w:color w:val="1F4D78"/>
+                <w:sz w:val="18"/>
+              </w:rPr>
+              <w:t>Expected learning</w:t>
+            </w:r>
+          </w:p>
+        </w:tc>
+      </w:tr>
+      <w:tr>
+        <w:tc>
+          <w:tcPr>
+            <w:tcW w:type="dxa" w:w="4680"/>
+            <w:tcW w:w="4100" w:type="dxa"/>
+            <w:tcMar>
+              <w:top w:w="80" w:type="dxa"/>
+              <w:bottom w:w="80" w:type="dxa"/>
+              <w:start w:w="120" w:type="dxa"/>
+              <w:end w:w="120" w:type="dxa"/>
+            </w:tcMar>
+            <w:vAlign w:val="center"/>
+          </w:tcPr>
+          <w:p>
+            <w:pPr>
+              <w:spacing w:after="40"/>
+            </w:pPr>
+            <w:r>
+              <w:rPr>
+                <w:rFonts w:ascii="Calibri" w:hAnsi="Calibri"/>
+                <w:sz w:val="18"/>
+              </w:rPr>
+              <w:t>lake/silver/orders_clean_candidate</w:t>
+              <w:br/>
+              <w:t>Check: 12 clean-candidate rows with parsed event_time_ts and normalized status/currency.</w:t>
+            </w:r>
+          </w:p>
+        </w:tc>
+        <w:tc>
+          <w:tcPr>
+            <w:tcW w:type="dxa" w:w="4680"/>
+            <w:tcW w:w="5260" w:type="dxa"/>
+            <w:tcMar>
+              <w:top w:w="80" w:type="dxa"/>
+              <w:bottom w:w="80" w:type="dxa"/>
+              <w:start w:w="120" w:type="dxa"/>
+              <w:end w:w="120" w:type="dxa"/>
+            </w:tcMar>
+            <w:vAlign w:val="center"/>
+          </w:tcPr>
+          <w:p>
+            <w:pPr>
+              <w:spacing w:after="40"/>
+            </w:pPr>
+            <w:r>
+              <w:rPr>
+                <w:rFonts w:ascii="Calibri" w:hAnsi="Calibri"/>
+                <w:sz w:val="18"/>
+              </w:rPr>
+              <w:t>Timestamp parsing, casting, standard naming, clean candidates.</w:t>
+            </w:r>
+          </w:p>
+        </w:tc>
+      </w:tr>
+    </w:tbl>
+    <w:p>
+      <w:pPr>
+        <w:pStyle w:val="Heading2"/>
+      </w:pPr>
+      <w:r>
+        <w:t>Lab 07 - Quality Gates and Quarantine</w:t>
+      </w:r>
+    </w:p>
+    <w:p>
+      <w:r>
+        <w:t>Layer focus: Silver</w:t>
+      </w:r>
+    </w:p>
+    <w:p>
+      <w:r>
+        <w:t>Purpose: Apply data contract rules and split valid records from invalid records.</w:t>
+      </w:r>
+    </w:p>
+    <w:p>
+      <w:r>
+        <w:t>Run:</w:t>
+      </w:r>
+    </w:p>
+    <w:p>
+      <w:pPr>
+        <w:spacing w:before="40" w:after="100"/>
+        <w:ind w:left="288"/>
+      </w:pPr>
+      <w:r>
+        <w:rPr>
+          <w:rFonts w:ascii="Consolas" w:hAnsi="Consolas"/>
+          <w:color w:val="141414"/>
+          <w:sz w:val="19"/>
+        </w:rPr>
+        <w:t>python run_lab.py 07</w:t>
+      </w:r>
+    </w:p>
+    <w:tbl>
+      <w:tblPr>
+        <w:tblW w:type="dxa" w:w="9360"/>
+        <w:jc w:val="left"/>
+        <w:tblLayout w:type="fixed"/>
+        <w:tblLook w:firstColumn="1" w:firstRow="1" w:lastColumn="0" w:lastRow="0" w:noHBand="0" w:noVBand="1" w:val="04A0"/>
+        <w:tblInd w:w="120" w:type="dxa"/>
+      </w:tblPr>
+      <w:tblGrid>
+        <w:gridCol w:w="4100"/>
+        <w:gridCol w:w="5260"/>
+      </w:tblGrid>
+      <w:tr>
+        <w:tc>
+          <w:tcPr>
+            <w:tcW w:type="dxa" w:w="4680"/>
+            <w:tcW w:w="4100" w:type="dxa"/>
+            <w:tcMar>
+              <w:top w:w="80" w:type="dxa"/>
+              <w:bottom w:w="80" w:type="dxa"/>
+              <w:start w:w="120" w:type="dxa"/>
+              <w:end w:w="120" w:type="dxa"/>
+            </w:tcMar>
+            <w:vAlign w:val="center"/>
+            <w:shd w:fill="E8EEF5"/>
+          </w:tcPr>
+          <w:p>
+            <w:pPr>
+              <w:spacing w:after="40"/>
+            </w:pPr>
+            <w:r>
+              <w:rPr>
+                <w:rFonts w:ascii="Calibri" w:hAnsi="Calibri"/>
+                <w:b/>
+                <w:color w:val="1F4D78"/>
+                <w:sz w:val="18"/>
+              </w:rPr>
+              <w:t>Inspect</w:t>
+            </w:r>
+          </w:p>
+        </w:tc>
+        <w:tc>
+          <w:tcPr>
+            <w:tcW w:type="dxa" w:w="4680"/>
+            <w:tcW w:w="5260" w:type="dxa"/>
+            <w:tcMar>
+              <w:top w:w="80" w:type="dxa"/>
+              <w:bottom w:w="80" w:type="dxa"/>
+              <w:start w:w="120" w:type="dxa"/>
+              <w:end w:w="120" w:type="dxa"/>
+            </w:tcMar>
+            <w:vAlign w:val="center"/>
+            <w:shd w:fill="E8EEF5"/>
+          </w:tcPr>
+          <w:p>
+            <w:pPr>
+              <w:spacing w:after="40"/>
+            </w:pPr>
+            <w:r>
+              <w:rPr>
+                <w:rFonts w:ascii="Calibri" w:hAnsi="Calibri"/>
+                <w:b/>
+                <w:color w:val="1F4D78"/>
+                <w:sz w:val="18"/>
+              </w:rPr>
+              <w:t>Expected learning</w:t>
+            </w:r>
+          </w:p>
+        </w:tc>
+      </w:tr>
+      <w:tr>
+        <w:tc>
+          <w:tcPr>
+            <w:tcW w:type="dxa" w:w="4680"/>
+            <w:tcW w:w="4100" w:type="dxa"/>
+            <w:tcMar>
+              <w:top w:w="80" w:type="dxa"/>
+              <w:bottom w:w="80" w:type="dxa"/>
+              <w:start w:w="120" w:type="dxa"/>
+              <w:end w:w="120" w:type="dxa"/>
+            </w:tcMar>
+            <w:vAlign w:val="center"/>
+          </w:tcPr>
+          <w:p>
+            <w:pPr>
+              <w:spacing w:after="40"/>
+            </w:pPr>
+            <w:r>
+              <w:rPr>
+                <w:rFonts w:ascii="Calibri" w:hAnsi="Calibri"/>
+                <w:sz w:val="18"/>
+              </w:rPr>
+              <w:t>lake/silver/orders_valid and lake/quarantine/orders_invalid</w:t>
+              <w:br/>
+              <w:t>Check: 10 valid rows and 2 quarantined rows with quality_errors.</w:t>
+            </w:r>
+          </w:p>
+        </w:tc>
+        <w:tc>
+          <w:tcPr>
+            <w:tcW w:type="dxa" w:w="4680"/>
+            <w:tcW w:w="5260" w:type="dxa"/>
+            <w:tcMar>
+              <w:top w:w="80" w:type="dxa"/>
+              <w:bottom w:w="80" w:type="dxa"/>
+              <w:start w:w="120" w:type="dxa"/>
+              <w:end w:w="120" w:type="dxa"/>
+            </w:tcMar>
+            <w:vAlign w:val="center"/>
+          </w:tcPr>
+          <w:p>
+            <w:pPr>
+              <w:spacing w:after="40"/>
+            </w:pPr>
+            <w:r>
+              <w:rPr>
+                <w:rFonts w:ascii="Calibri" w:hAnsi="Calibri"/>
+                <w:sz w:val="18"/>
+              </w:rPr>
+              <w:t>Data contracts, quarantine, explainable reject reasons.</w:t>
+            </w:r>
+          </w:p>
+        </w:tc>
+      </w:tr>
+    </w:tbl>
+    <w:p>
+      <w:pPr>
+        <w:pStyle w:val="Heading2"/>
+      </w:pPr>
+      <w:r>
+        <w:t>Lab 08 - CDC Latest Order State</w:t>
+      </w:r>
+    </w:p>
+    <w:p>
+      <w:r>
+        <w:t>Layer focus: Silver</w:t>
+      </w:r>
+    </w:p>
+    <w:p>
+      <w:r>
+        <w:t>Purpose: Use a window function to select the latest event per order_id.</w:t>
+      </w:r>
+    </w:p>
+    <w:p>
+      <w:r>
+        <w:t>Run:</w:t>
+      </w:r>
+    </w:p>
+    <w:p>
+      <w:pPr>
+        <w:spacing w:before="40" w:after="100"/>
+        <w:ind w:left="288"/>
+      </w:pPr>
+      <w:r>
+        <w:rPr>
+          <w:rFonts w:ascii="Consolas" w:hAnsi="Consolas"/>
+          <w:color w:val="141414"/>
+          <w:sz w:val="19"/>
+        </w:rPr>
+        <w:t>python run_lab.py 08</w:t>
+      </w:r>
+    </w:p>
+    <w:tbl>
+      <w:tblPr>
+        <w:tblW w:type="dxa" w:w="9360"/>
+        <w:jc w:val="left"/>
+        <w:tblLayout w:type="fixed"/>
+        <w:tblLook w:firstColumn="1" w:firstRow="1" w:lastColumn="0" w:lastRow="0" w:noHBand="0" w:noVBand="1" w:val="04A0"/>
+        <w:tblInd w:w="120" w:type="dxa"/>
+      </w:tblPr>
+      <w:tblGrid>
+        <w:gridCol w:w="4100"/>
+        <w:gridCol w:w="5260"/>
+      </w:tblGrid>
+      <w:tr>
+        <w:tc>
+          <w:tcPr>
+            <w:tcW w:type="dxa" w:w="4680"/>
+            <w:tcW w:w="4100" w:type="dxa"/>
+            <w:tcMar>
+              <w:top w:w="80" w:type="dxa"/>
+              <w:bottom w:w="80" w:type="dxa"/>
+              <w:start w:w="120" w:type="dxa"/>
+              <w:end w:w="120" w:type="dxa"/>
+            </w:tcMar>
+            <w:vAlign w:val="center"/>
+            <w:shd w:fill="E8EEF5"/>
+          </w:tcPr>
+          <w:p>
+            <w:pPr>
+              <w:spacing w:after="40"/>
+            </w:pPr>
+            <w:r>
+              <w:rPr>
+                <w:rFonts w:ascii="Calibri" w:hAnsi="Calibri"/>
+                <w:b/>
+                <w:color w:val="1F4D78"/>
+                <w:sz w:val="18"/>
+              </w:rPr>
+              <w:t>Inspect</w:t>
+            </w:r>
+          </w:p>
+        </w:tc>
+        <w:tc>
+          <w:tcPr>
+            <w:tcW w:type="dxa" w:w="4680"/>
+            <w:tcW w:w="5260" w:type="dxa"/>
+            <w:tcMar>
+              <w:top w:w="80" w:type="dxa"/>
+              <w:bottom w:w="80" w:type="dxa"/>
+              <w:start w:w="120" w:type="dxa"/>
+              <w:end w:w="120" w:type="dxa"/>
+            </w:tcMar>
+            <w:vAlign w:val="center"/>
+            <w:shd w:fill="E8EEF5"/>
+          </w:tcPr>
+          <w:p>
+            <w:pPr>
+              <w:spacing w:after="40"/>
+            </w:pPr>
+            <w:r>
+              <w:rPr>
+                <w:rFonts w:ascii="Calibri" w:hAnsi="Calibri"/>
+                <w:b/>
+                <w:color w:val="1F4D78"/>
+                <w:sz w:val="18"/>
+              </w:rPr>
+              <w:t>Expected learning</w:t>
+            </w:r>
+          </w:p>
+        </w:tc>
+      </w:tr>
+      <w:tr>
+        <w:tc>
+          <w:tcPr>
+            <w:tcW w:type="dxa" w:w="4680"/>
+            <w:tcW w:w="4100" w:type="dxa"/>
+            <w:tcMar>
+              <w:top w:w="80" w:type="dxa"/>
+              <w:bottom w:w="80" w:type="dxa"/>
+              <w:start w:w="120" w:type="dxa"/>
+              <w:end w:w="120" w:type="dxa"/>
+            </w:tcMar>
+            <w:vAlign w:val="center"/>
+          </w:tcPr>
+          <w:p>
+            <w:pPr>
+              <w:spacing w:after="40"/>
+            </w:pPr>
+            <w:r>
+              <w:rPr>
+                <w:rFonts w:ascii="Calibri" w:hAnsi="Calibri"/>
+                <w:sz w:val="18"/>
+              </w:rPr>
+              <w:t>lake/silver/orders_current</w:t>
+              <w:br/>
+              <w:t>Check: 7 current order rows after duplicates and updates collapse.</w:t>
+            </w:r>
+          </w:p>
+        </w:tc>
+        <w:tc>
+          <w:tcPr>
+            <w:tcW w:type="dxa" w:w="4680"/>
+            <w:tcW w:w="5260" w:type="dxa"/>
+            <w:tcMar>
+              <w:top w:w="80" w:type="dxa"/>
+              <w:bottom w:w="80" w:type="dxa"/>
+              <w:start w:w="120" w:type="dxa"/>
+              <w:end w:w="120" w:type="dxa"/>
+            </w:tcMar>
+            <w:vAlign w:val="center"/>
+          </w:tcPr>
+          <w:p>
+            <w:pPr>
+              <w:spacing w:after="40"/>
+            </w:pPr>
+            <w:r>
+              <w:rPr>
+                <w:rFonts w:ascii="Calibri" w:hAnsi="Calibri"/>
+                <w:sz w:val="18"/>
+              </w:rPr>
+              <w:t>CDC, row_number windows, current-state tables.</w:t>
+            </w:r>
+          </w:p>
+        </w:tc>
+      </w:tr>
+    </w:tbl>
+    <w:p>
+      <w:pPr>
+        <w:pStyle w:val="Heading2"/>
+      </w:pPr>
+      <w:r>
+        <w:t>Lab 09 - Dimension Enrichment</w:t>
+      </w:r>
+    </w:p>
+    <w:p>
+      <w:r>
+        <w:t>Layer focus: Silver</w:t>
+      </w:r>
+    </w:p>
+    <w:p>
+      <w:r>
+        <w:t>Purpose: Join current orders to customer, product and FX-rate dimensions.</w:t>
+      </w:r>
+    </w:p>
+    <w:p>
+      <w:r>
+        <w:t>Run:</w:t>
+      </w:r>
+    </w:p>
+    <w:p>
+      <w:pPr>
+        <w:spacing w:before="40" w:after="100"/>
+        <w:ind w:left="288"/>
+      </w:pPr>
+      <w:r>
+        <w:rPr>
+          <w:rFonts w:ascii="Consolas" w:hAnsi="Consolas"/>
+          <w:color w:val="141414"/>
+          <w:sz w:val="19"/>
+        </w:rPr>
+        <w:t>python run_lab.py 09</w:t>
+      </w:r>
+    </w:p>
+    <w:tbl>
+      <w:tblPr>
+        <w:tblW w:type="dxa" w:w="9360"/>
+        <w:jc w:val="left"/>
+        <w:tblLayout w:type="fixed"/>
+        <w:tblLook w:firstColumn="1" w:firstRow="1" w:lastColumn="0" w:lastRow="0" w:noHBand="0" w:noVBand="1" w:val="04A0"/>
+        <w:tblInd w:w="120" w:type="dxa"/>
+      </w:tblPr>
+      <w:tblGrid>
+        <w:gridCol w:w="4100"/>
+        <w:gridCol w:w="5260"/>
+      </w:tblGrid>
+      <w:tr>
+        <w:tc>
+          <w:tcPr>
+            <w:tcW w:type="dxa" w:w="4680"/>
+            <w:tcW w:w="4100" w:type="dxa"/>
+            <w:tcMar>
+              <w:top w:w="80" w:type="dxa"/>
+              <w:bottom w:w="80" w:type="dxa"/>
+              <w:start w:w="120" w:type="dxa"/>
+              <w:end w:w="120" w:type="dxa"/>
+            </w:tcMar>
+            <w:vAlign w:val="center"/>
+            <w:shd w:fill="E8EEF5"/>
+          </w:tcPr>
+          <w:p>
+            <w:pPr>
+              <w:spacing w:after="40"/>
+            </w:pPr>
+            <w:r>
+              <w:rPr>
+                <w:rFonts w:ascii="Calibri" w:hAnsi="Calibri"/>
+                <w:b/>
+                <w:color w:val="1F4D78"/>
+                <w:sz w:val="18"/>
+              </w:rPr>
+              <w:t>Inspect</w:t>
+            </w:r>
+          </w:p>
+        </w:tc>
+        <w:tc>
+          <w:tcPr>
+            <w:tcW w:type="dxa" w:w="4680"/>
+            <w:tcW w:w="5260" w:type="dxa"/>
+            <w:tcMar>
+              <w:top w:w="80" w:type="dxa"/>
+              <w:bottom w:w="80" w:type="dxa"/>
+              <w:start w:w="120" w:type="dxa"/>
+              <w:end w:w="120" w:type="dxa"/>
+            </w:tcMar>
+            <w:vAlign w:val="center"/>
+            <w:shd w:fill="E8EEF5"/>
+          </w:tcPr>
+          <w:p>
+            <w:pPr>
+              <w:spacing w:after="40"/>
+            </w:pPr>
+            <w:r>
+              <w:rPr>
+                <w:rFonts w:ascii="Calibri" w:hAnsi="Calibri"/>
+                <w:b/>
+                <w:color w:val="1F4D78"/>
+                <w:sz w:val="18"/>
+              </w:rPr>
+              <w:t>Expected learning</w:t>
+            </w:r>
+          </w:p>
+        </w:tc>
+      </w:tr>
+      <w:tr>
+        <w:tc>
+          <w:tcPr>
+            <w:tcW w:type="dxa" w:w="4680"/>
+            <w:tcW w:w="4100" w:type="dxa"/>
+            <w:tcMar>
+              <w:top w:w="80" w:type="dxa"/>
+              <w:bottom w:w="80" w:type="dxa"/>
+              <w:start w:w="120" w:type="dxa"/>
+              <w:end w:w="120" w:type="dxa"/>
+            </w:tcMar>
+            <w:vAlign w:val="center"/>
+          </w:tcPr>
+          <w:p>
+            <w:pPr>
+              <w:spacing w:after="40"/>
+            </w:pPr>
+            <w:r>
+              <w:rPr>
+                <w:rFonts w:ascii="Calibri" w:hAnsi="Calibri"/>
+                <w:sz w:val="18"/>
+              </w:rPr>
+              <w:t>lake/silver/orders_enriched</w:t>
+              <w:br/>
+              <w:t>Check: 7 enriched rows; one order should show MISSING_CUSTOMER.</w:t>
+            </w:r>
+          </w:p>
+        </w:tc>
+        <w:tc>
+          <w:tcPr>
+            <w:tcW w:type="dxa" w:w="4680"/>
+            <w:tcW w:w="5260" w:type="dxa"/>
+            <w:tcMar>
+              <w:top w:w="80" w:type="dxa"/>
+              <w:bottom w:w="80" w:type="dxa"/>
+              <w:start w:w="120" w:type="dxa"/>
+              <w:end w:w="120" w:type="dxa"/>
+            </w:tcMar>
+            <w:vAlign w:val="center"/>
+          </w:tcPr>
+          <w:p>
+            <w:pPr>
+              <w:spacing w:after="40"/>
+            </w:pPr>
+            <w:r>
+              <w:rPr>
+                <w:rFonts w:ascii="Calibri" w:hAnsi="Calibri"/>
+                <w:sz w:val="18"/>
+              </w:rPr>
+              <w:t>Broadcast joins, dimensional modeling, currency normalization.</w:t>
+            </w:r>
+          </w:p>
+        </w:tc>
+      </w:tr>
+    </w:tbl>
+    <w:p>
+      <w:pPr>
+        <w:pStyle w:val="Heading2"/>
+      </w:pPr>
+      <w:r>
+        <w:t>Lab 10 - Gold KPIs and Aggregations</w:t>
+      </w:r>
+    </w:p>
+    <w:p>
+      <w:r>
+        <w:t>Layer focus: Gold</w:t>
+      </w:r>
+    </w:p>
+    <w:p>
+      <w:r>
+        <w:t>Purpose: Build business-ready aggregates from enriched Silver orders.</w:t>
+      </w:r>
+    </w:p>
+    <w:p>
+      <w:r>
+        <w:t>Run:</w:t>
+      </w:r>
+    </w:p>
+    <w:p>
+      <w:pPr>
+        <w:spacing w:before="40" w:after="100"/>
+        <w:ind w:left="288"/>
+      </w:pPr>
+      <w:r>
+        <w:rPr>
+          <w:rFonts w:ascii="Consolas" w:hAnsi="Consolas"/>
+          <w:color w:val="141414"/>
+          <w:sz w:val="19"/>
+        </w:rPr>
+        <w:t>python run_lab.py 10</w:t>
+      </w:r>
+    </w:p>
+    <w:tbl>
+      <w:tblPr>
+        <w:tblW w:type="dxa" w:w="9360"/>
+        <w:jc w:val="left"/>
+        <w:tblLayout w:type="fixed"/>
+        <w:tblLook w:firstColumn="1" w:firstRow="1" w:lastColumn="0" w:lastRow="0" w:noHBand="0" w:noVBand="1" w:val="04A0"/>
+        <w:tblInd w:w="120" w:type="dxa"/>
+      </w:tblPr>
+      <w:tblGrid>
+        <w:gridCol w:w="4100"/>
+        <w:gridCol w:w="5260"/>
+      </w:tblGrid>
+      <w:tr>
+        <w:tc>
+          <w:tcPr>
+            <w:tcW w:type="dxa" w:w="4680"/>
+            <w:tcW w:w="4100" w:type="dxa"/>
+            <w:tcMar>
+              <w:top w:w="80" w:type="dxa"/>
+              <w:bottom w:w="80" w:type="dxa"/>
+              <w:start w:w="120" w:type="dxa"/>
+              <w:end w:w="120" w:type="dxa"/>
+            </w:tcMar>
+            <w:vAlign w:val="center"/>
+            <w:shd w:fill="E8EEF5"/>
+          </w:tcPr>
+          <w:p>
+            <w:pPr>
+              <w:spacing w:after="40"/>
+            </w:pPr>
+            <w:r>
+              <w:rPr>
+                <w:rFonts w:ascii="Calibri" w:hAnsi="Calibri"/>
+                <w:b/>
+                <w:color w:val="1F4D78"/>
+                <w:sz w:val="18"/>
+              </w:rPr>
+              <w:t>Inspect</w:t>
+            </w:r>
+          </w:p>
+        </w:tc>
+        <w:tc>
+          <w:tcPr>
+            <w:tcW w:type="dxa" w:w="4680"/>
+            <w:tcW w:w="5260" w:type="dxa"/>
+            <w:tcMar>
+              <w:top w:w="80" w:type="dxa"/>
+              <w:bottom w:w="80" w:type="dxa"/>
+              <w:start w:w="120" w:type="dxa"/>
+              <w:end w:w="120" w:type="dxa"/>
+            </w:tcMar>
+            <w:vAlign w:val="center"/>
+            <w:shd w:fill="E8EEF5"/>
+          </w:tcPr>
+          <w:p>
+            <w:pPr>
+              <w:spacing w:after="40"/>
+            </w:pPr>
+            <w:r>
+              <w:rPr>
+                <w:rFonts w:ascii="Calibri" w:hAnsi="Calibri"/>
+                <w:b/>
+                <w:color w:val="1F4D78"/>
+                <w:sz w:val="18"/>
+              </w:rPr>
+              <w:t>Expected learning</w:t>
+            </w:r>
+          </w:p>
+        </w:tc>
+      </w:tr>
+      <w:tr>
+        <w:tc>
+          <w:tcPr>
+            <w:tcW w:type="dxa" w:w="4680"/>
+            <w:tcW w:w="4100" w:type="dxa"/>
+            <w:tcMar>
+              <w:top w:w="80" w:type="dxa"/>
+              <w:bottom w:w="80" w:type="dxa"/>
+              <w:start w:w="120" w:type="dxa"/>
+              <w:end w:w="120" w:type="dxa"/>
+            </w:tcMar>
+            <w:vAlign w:val="center"/>
+          </w:tcPr>
+          <w:p>
+            <w:pPr>
+              <w:spacing w:after="40"/>
+            </w:pPr>
+            <w:r>
+              <w:rPr>
+                <w:rFonts w:ascii="Calibri" w:hAnsi="Calibri"/>
+                <w:sz w:val="18"/>
+              </w:rPr>
+              <w:t>lake/gold/daily_revenue, category_revenue and segment_revenue</w:t>
+              <w:br/>
+              <w:t>Check: Revenue tables exclude CANCELLED orders and include USD-normalized totals.</w:t>
+            </w:r>
+          </w:p>
+        </w:tc>
+        <w:tc>
+          <w:tcPr>
+            <w:tcW w:type="dxa" w:w="4680"/>
+            <w:tcW w:w="5260" w:type="dxa"/>
+            <w:tcMar>
+              <w:top w:w="80" w:type="dxa"/>
+              <w:bottom w:w="80" w:type="dxa"/>
+              <w:start w:w="120" w:type="dxa"/>
+              <w:end w:w="120" w:type="dxa"/>
+            </w:tcMar>
+            <w:vAlign w:val="center"/>
+          </w:tcPr>
+          <w:p>
+            <w:pPr>
+              <w:spacing w:after="40"/>
+            </w:pPr>
+            <w:r>
+              <w:rPr>
+                <w:rFonts w:ascii="Calibri" w:hAnsi="Calibri"/>
+                <w:sz w:val="18"/>
+              </w:rPr>
+              <w:t>Metric rules, daily revenue, category margin, segment KPIs.</w:t>
+            </w:r>
+          </w:p>
+        </w:tc>
+      </w:tr>
+    </w:tbl>
+    <w:p>
+      <w:pPr>
+        <w:pStyle w:val="Heading2"/>
+      </w:pPr>
+      <w:r>
+        <w:t>Lab 11 - Incremental Batch Processing</w:t>
+      </w:r>
+    </w:p>
+    <w:p>
+      <w:r>
+        <w:t>Layer focus: Cross-layer</w:t>
+      </w:r>
+    </w:p>
+    <w:p>
+      <w:r>
+        <w:t>Purpose: Process source files with a manifest so already-ingested files are not processed twice.</w:t>
+      </w:r>
+    </w:p>
+    <w:p>
+      <w:r>
+        <w:t>Run:</w:t>
+      </w:r>
+    </w:p>
+    <w:p>
+      <w:pPr>
+        <w:spacing w:before="40" w:after="100"/>
+        <w:ind w:left="288"/>
+      </w:pPr>
+      <w:r>
+        <w:rPr>
+          <w:rFonts w:ascii="Consolas" w:hAnsi="Consolas"/>
+          <w:color w:val="141414"/>
+          <w:sz w:val="19"/>
+        </w:rPr>
+        <w:t>python run_lab.py 11</w:t>
+      </w:r>
+    </w:p>
+    <w:tbl>
+      <w:tblPr>
+        <w:tblW w:type="dxa" w:w="9360"/>
+        <w:jc w:val="left"/>
+        <w:tblLayout w:type="fixed"/>
+        <w:tblLook w:firstColumn="1" w:firstRow="1" w:lastColumn="0" w:lastRow="0" w:noHBand="0" w:noVBand="1" w:val="04A0"/>
+        <w:tblInd w:w="120" w:type="dxa"/>
+      </w:tblPr>
+      <w:tblGrid>
+        <w:gridCol w:w="4100"/>
+        <w:gridCol w:w="5260"/>
+      </w:tblGrid>
+      <w:tr>
+        <w:tc>
+          <w:tcPr>
+            <w:tcW w:type="dxa" w:w="4680"/>
+            <w:tcW w:w="4100" w:type="dxa"/>
+            <w:tcMar>
+              <w:top w:w="80" w:type="dxa"/>
+              <w:bottom w:w="80" w:type="dxa"/>
+              <w:start w:w="120" w:type="dxa"/>
+              <w:end w:w="120" w:type="dxa"/>
+            </w:tcMar>
+            <w:vAlign w:val="center"/>
+            <w:shd w:fill="E8EEF5"/>
+          </w:tcPr>
+          <w:p>
+            <w:pPr>
+              <w:spacing w:after="40"/>
+            </w:pPr>
+            <w:r>
+              <w:rPr>
+                <w:rFonts w:ascii="Calibri" w:hAnsi="Calibri"/>
+                <w:b/>
+                <w:color w:val="1F4D78"/>
+                <w:sz w:val="18"/>
+              </w:rPr>
+              <w:t>Inspect</w:t>
+            </w:r>
+          </w:p>
+        </w:tc>
+        <w:tc>
+          <w:tcPr>
+            <w:tcW w:type="dxa" w:w="4680"/>
+            <w:tcW w:w="5260" w:type="dxa"/>
+            <w:tcMar>
+              <w:top w:w="80" w:type="dxa"/>
+              <w:bottom w:w="80" w:type="dxa"/>
+              <w:start w:w="120" w:type="dxa"/>
+              <w:end w:w="120" w:type="dxa"/>
+            </w:tcMar>
+            <w:vAlign w:val="center"/>
+            <w:shd w:fill="E8EEF5"/>
+          </w:tcPr>
+          <w:p>
+            <w:pPr>
+              <w:spacing w:after="40"/>
+            </w:pPr>
+            <w:r>
+              <w:rPr>
+                <w:rFonts w:ascii="Calibri" w:hAnsi="Calibri"/>
+                <w:b/>
+                <w:color w:val="1F4D78"/>
+                <w:sz w:val="18"/>
+              </w:rPr>
+              <w:t>Expected learning</w:t>
+            </w:r>
+          </w:p>
+        </w:tc>
+      </w:tr>
+      <w:tr>
+        <w:tc>
+          <w:tcPr>
+            <w:tcW w:type="dxa" w:w="4680"/>
+            <w:tcW w:w="4100" w:type="dxa"/>
+            <w:tcMar>
+              <w:top w:w="80" w:type="dxa"/>
+              <w:bottom w:w="80" w:type="dxa"/>
+              <w:start w:w="120" w:type="dxa"/>
+              <w:end w:w="120" w:type="dxa"/>
+            </w:tcMar>
+            <w:vAlign w:val="center"/>
+          </w:tcPr>
+          <w:p>
+            <w:pPr>
+              <w:spacing w:after="40"/>
+            </w:pPr>
+            <w:r>
+              <w:rPr>
+                <w:rFonts w:ascii="Calibri" w:hAnsi="Calibri"/>
+                <w:sz w:val="18"/>
+              </w:rPr>
+              <w:t>lake/incremental and state/lab_11_incremental_manifest.json</w:t>
+              <w:br/>
+              <w:t>Check: 2 processed files, 12 Bronze rows, 10 valid rows, 7 current orders.</w:t>
+            </w:r>
+          </w:p>
+        </w:tc>
+        <w:tc>
+          <w:tcPr>
+            <w:tcW w:type="dxa" w:w="4680"/>
+            <w:tcW w:w="5260" w:type="dxa"/>
+            <w:tcMar>
+              <w:top w:w="80" w:type="dxa"/>
+              <w:bottom w:w="80" w:type="dxa"/>
+              <w:start w:w="120" w:type="dxa"/>
+              <w:end w:w="120" w:type="dxa"/>
+            </w:tcMar>
+            <w:vAlign w:val="center"/>
+          </w:tcPr>
+          <w:p>
+            <w:pPr>
+              <w:spacing w:after="40"/>
+            </w:pPr>
+            <w:r>
+              <w:rPr>
+                <w:rFonts w:ascii="Calibri" w:hAnsi="Calibri"/>
+                <w:sz w:val="18"/>
+              </w:rPr>
+              <w:t>Checkpoints, idempotency, incremental medallion updates.</w:t>
+            </w:r>
+          </w:p>
+        </w:tc>
+      </w:tr>
+    </w:tbl>
+    <w:p>
+      <w:pPr>
+        <w:pStyle w:val="Heading2"/>
+      </w:pPr>
+      <w:r>
+        <w:t>Lab 12 - Full Medallion Pipeline</w:t>
+      </w:r>
+    </w:p>
+    <w:p>
+      <w:r>
+        <w:t>Layer focus: End to end</w:t>
+      </w:r>
+    </w:p>
+    <w:p>
+      <w:r>
+        <w:t>Purpose: Run the full Bronze -&gt; Silver -&gt; Gold path with validation assertions and a run manifest.</w:t>
+      </w:r>
+    </w:p>
+    <w:p>
+      <w:r>
+        <w:t>Run:</w:t>
+      </w:r>
+    </w:p>
+    <w:p>
+      <w:pPr>
+        <w:spacing w:before="40" w:after="100"/>
+        <w:ind w:left="288"/>
+      </w:pPr>
+      <w:r>
+        <w:rPr>
+          <w:rFonts w:ascii="Consolas" w:hAnsi="Consolas"/>
+          <w:color w:val="141414"/>
+          <w:sz w:val="19"/>
+        </w:rPr>
+        <w:t>python run_lab.py 12</w:t>
+      </w:r>
+    </w:p>
+    <w:tbl>
+      <w:tblPr>
+        <w:tblW w:type="dxa" w:w="9360"/>
+        <w:jc w:val="left"/>
+        <w:tblLayout w:type="fixed"/>
+        <w:tblLook w:firstColumn="1" w:firstRow="1" w:lastColumn="0" w:lastRow="0" w:noHBand="0" w:noVBand="1" w:val="04A0"/>
+        <w:tblInd w:w="120" w:type="dxa"/>
+      </w:tblPr>
+      <w:tblGrid>
+        <w:gridCol w:w="4100"/>
+        <w:gridCol w:w="5260"/>
+      </w:tblGrid>
+      <w:tr>
+        <w:tc>
+          <w:tcPr>
+            <w:tcW w:type="dxa" w:w="4680"/>
+            <w:tcW w:w="4100" w:type="dxa"/>
+            <w:tcMar>
+              <w:top w:w="80" w:type="dxa"/>
+              <w:bottom w:w="80" w:type="dxa"/>
+              <w:start w:w="120" w:type="dxa"/>
+              <w:end w:w="120" w:type="dxa"/>
+            </w:tcMar>
+            <w:vAlign w:val="center"/>
+            <w:shd w:fill="E8EEF5"/>
+          </w:tcPr>
+          <w:p>
+            <w:pPr>
+              <w:spacing w:after="40"/>
+            </w:pPr>
+            <w:r>
+              <w:rPr>
+                <w:rFonts w:ascii="Calibri" w:hAnsi="Calibri"/>
+                <w:b/>
+                <w:color w:val="1F4D78"/>
+                <w:sz w:val="18"/>
+              </w:rPr>
+              <w:t>Inspect</w:t>
+            </w:r>
+          </w:p>
+        </w:tc>
+        <w:tc>
+          <w:tcPr>
+            <w:tcW w:type="dxa" w:w="4680"/>
+            <w:tcW w:w="5260" w:type="dxa"/>
+            <w:tcMar>
+              <w:top w:w="80" w:type="dxa"/>
+              <w:bottom w:w="80" w:type="dxa"/>
+              <w:start w:w="120" w:type="dxa"/>
+              <w:end w:w="120" w:type="dxa"/>
+            </w:tcMar>
+            <w:vAlign w:val="center"/>
+            <w:shd w:fill="E8EEF5"/>
+          </w:tcPr>
+          <w:p>
+            <w:pPr>
+              <w:spacing w:after="40"/>
+            </w:pPr>
+            <w:r>
+              <w:rPr>
+                <w:rFonts w:ascii="Calibri" w:hAnsi="Calibri"/>
+                <w:b/>
+                <w:color w:val="1F4D78"/>
+                <w:sz w:val="18"/>
+              </w:rPr>
+              <w:t>Expected learning</w:t>
+            </w:r>
+          </w:p>
+        </w:tc>
+      </w:tr>
+      <w:tr>
+        <w:tc>
+          <w:tcPr>
+            <w:tcW w:type="dxa" w:w="4680"/>
+            <w:tcW w:w="4100" w:type="dxa"/>
+            <w:tcMar>
+              <w:top w:w="80" w:type="dxa"/>
+              <w:bottom w:w="80" w:type="dxa"/>
+              <w:start w:w="120" w:type="dxa"/>
+              <w:end w:w="120" w:type="dxa"/>
+            </w:tcMar>
+            <w:vAlign w:val="center"/>
+          </w:tcPr>
+          <w:p>
+            <w:pPr>
+              <w:spacing w:after="40"/>
+            </w:pPr>
+            <w:r>
+              <w:rPr>
+                <w:rFonts w:ascii="Calibri" w:hAnsi="Calibri"/>
+                <w:sz w:val="18"/>
+              </w:rPr>
+              <w:t>lake/ and state/lab_12_run_manifest.json</w:t>
+              <w:br/>
+              <w:t>Check: Assertions pass: 12 Bronze, 10 valid, 2 quarantine, 7 current orders.</w:t>
+            </w:r>
+          </w:p>
+        </w:tc>
+        <w:tc>
+          <w:tcPr>
+            <w:tcW w:type="dxa" w:w="4680"/>
+            <w:tcW w:w="5260" w:type="dxa"/>
+            <w:tcMar>
+              <w:top w:w="80" w:type="dxa"/>
+              <w:bottom w:w="80" w:type="dxa"/>
+              <w:start w:w="120" w:type="dxa"/>
+              <w:end w:w="120" w:type="dxa"/>
+            </w:tcMar>
+            <w:vAlign w:val="center"/>
+          </w:tcPr>
+          <w:p>
+            <w:pPr>
+              <w:spacing w:after="40"/>
+            </w:pPr>
+            <w:r>
+              <w:rPr>
+                <w:rFonts w:ascii="Calibri" w:hAnsi="Calibri"/>
+                <w:sz w:val="18"/>
+              </w:rPr>
+              <w:t>Orchestration, layer contracts, validation gates, production handoff.</w:t>
+            </w:r>
+          </w:p>
+        </w:tc>
+      </w:tr>
+    </w:tbl>
+    <w:p>
+      <w:pPr>
+        <w:pStyle w:val="Heading1"/>
+      </w:pPr>
+      <w:r>
+        <w:t>Troubleshooting</w:t>
+      </w:r>
+    </w:p>
+    <w:tbl>
+      <w:tblPr>
+        <w:tblW w:type="dxa" w:w="9360"/>
+        <w:jc w:val="left"/>
+        <w:tblLayout w:type="fixed"/>
+        <w:tblLook w:firstColumn="1" w:firstRow="1" w:lastColumn="0" w:lastRow="0" w:noHBand="0" w:noVBand="1" w:val="04A0"/>
+        <w:tblInd w:w="120" w:type="dxa"/>
+      </w:tblPr>
+      <w:tblGrid>
+        <w:gridCol w:w="2400"/>
+        <w:gridCol w:w="3300"/>
+        <w:gridCol w:w="3660"/>
+      </w:tblGrid>
+      <w:tr>
+        <w:tc>
+          <w:tcPr>
+            <w:tcW w:type="dxa" w:w="3120"/>
+            <w:tcW w:w="2400" w:type="dxa"/>
+            <w:tcMar>
+              <w:top w:w="80" w:type="dxa"/>
+              <w:bottom w:w="80" w:type="dxa"/>
+              <w:start w:w="120" w:type="dxa"/>
+              <w:end w:w="120" w:type="dxa"/>
+            </w:tcMar>
+            <w:vAlign w:val="center"/>
+            <w:shd w:fill="E8EEF5"/>
+          </w:tcPr>
+          <w:p>
+            <w:pPr>
+              <w:spacing w:after="40"/>
+            </w:pPr>
+            <w:r>
+              <w:rPr>
+                <w:rFonts w:ascii="Calibri" w:hAnsi="Calibri"/>
+                <w:b/>
+                <w:color w:val="1F4D78"/>
+                <w:sz w:val="18"/>
+              </w:rPr>
+              <w:t>Issue</w:t>
+            </w:r>
+          </w:p>
+        </w:tc>
+        <w:tc>
+          <w:tcPr>
+            <w:tcW w:type="dxa" w:w="3120"/>
+            <w:tcW w:w="3300" w:type="dxa"/>
+            <w:tcMar>
+              <w:top w:w="80" w:type="dxa"/>
+              <w:bottom w:w="80" w:type="dxa"/>
+              <w:start w:w="120" w:type="dxa"/>
+              <w:end w:w="120" w:type="dxa"/>
+            </w:tcMar>
+            <w:vAlign w:val="center"/>
+            <w:shd w:fill="E8EEF5"/>
+          </w:tcPr>
+          <w:p>
+            <w:pPr>
+              <w:spacing w:after="40"/>
+            </w:pPr>
+            <w:r>
+              <w:rPr>
+                <w:rFonts w:ascii="Calibri" w:hAnsi="Calibri"/>
+                <w:b/>
+                <w:color w:val="1F4D78"/>
+                <w:sz w:val="18"/>
+              </w:rPr>
+              <w:t>Likely cause</w:t>
+            </w:r>
+          </w:p>
+        </w:tc>
+        <w:tc>
+          <w:tcPr>
+            <w:tcW w:type="dxa" w:w="3120"/>
+            <w:tcW w:w="3660" w:type="dxa"/>
+            <w:tcMar>
+              <w:top w:w="80" w:type="dxa"/>
+              <w:bottom w:w="80" w:type="dxa"/>
+              <w:start w:w="120" w:type="dxa"/>
+              <w:end w:w="120" w:type="dxa"/>
+            </w:tcMar>
+            <w:vAlign w:val="center"/>
+            <w:shd w:fill="E8EEF5"/>
+          </w:tcPr>
+          <w:p>
+            <w:pPr>
+              <w:spacing w:after="40"/>
+            </w:pPr>
+            <w:r>
+              <w:rPr>
+                <w:rFonts w:ascii="Calibri" w:hAnsi="Calibri"/>
+                <w:b/>
+                <w:color w:val="1F4D78"/>
+                <w:sz w:val="18"/>
+              </w:rPr>
+              <w:t>Fix</w:t>
+            </w:r>
+          </w:p>
+        </w:tc>
+      </w:tr>
+      <w:tr>
+        <w:tc>
+          <w:tcPr>
+            <w:tcW w:type="dxa" w:w="3120"/>
+            <w:tcW w:w="2400" w:type="dxa"/>
+            <w:tcMar>
+              <w:top w:w="80" w:type="dxa"/>
+              <w:bottom w:w="80" w:type="dxa"/>
+              <w:start w:w="120" w:type="dxa"/>
+              <w:end w:w="120" w:type="dxa"/>
+            </w:tcMar>
+            <w:vAlign w:val="center"/>
+          </w:tcPr>
+          <w:p>
+            <w:pPr>
+              <w:spacing w:after="40"/>
+            </w:pPr>
+            <w:r>
+              <w:rPr>
+                <w:rFonts w:ascii="Calibri" w:hAnsi="Calibri"/>
+                <w:sz w:val="18"/>
+              </w:rPr>
+              <w:t>Missing data/source files</w:t>
+            </w:r>
+          </w:p>
+        </w:tc>
+        <w:tc>
+          <w:tcPr>
+            <w:tcW w:type="dxa" w:w="3120"/>
+            <w:tcW w:w="3300" w:type="dxa"/>
+            <w:tcMar>
+              <w:top w:w="80" w:type="dxa"/>
+              <w:bottom w:w="80" w:type="dxa"/>
+              <w:start w:w="120" w:type="dxa"/>
+              <w:end w:w="120" w:type="dxa"/>
+            </w:tcMar>
+            <w:vAlign w:val="center"/>
+          </w:tcPr>
+          <w:p>
+            <w:pPr>
+              <w:spacing w:after="40"/>
+            </w:pPr>
+            <w:r>
+              <w:rPr>
+                <w:rFonts w:ascii="Calibri" w:hAnsi="Calibri"/>
+                <w:sz w:val="18"/>
+              </w:rPr>
+              <w:t>generate_data.py was not run or the data folder was cleaned.</w:t>
+            </w:r>
+          </w:p>
+        </w:tc>
+        <w:tc>
+          <w:tcPr>
+            <w:tcW w:type="dxa" w:w="3120"/>
+            <w:tcW w:w="3660" w:type="dxa"/>
+            <w:tcMar>
+              <w:top w:w="80" w:type="dxa"/>
+              <w:bottom w:w="80" w:type="dxa"/>
+              <w:start w:w="120" w:type="dxa"/>
+              <w:end w:w="120" w:type="dxa"/>
+            </w:tcMar>
+            <w:vAlign w:val="center"/>
+          </w:tcPr>
+          <w:p>
+            <w:pPr>
+              <w:spacing w:after="40"/>
+            </w:pPr>
+            <w:r>
+              <w:rPr>
+                <w:rFonts w:ascii="Calibri" w:hAnsi="Calibri"/>
+                <w:sz w:val="18"/>
+              </w:rPr>
+              <w:t>Run python generate_data.py from Lab_Files.</w:t>
+            </w:r>
+          </w:p>
+        </w:tc>
+      </w:tr>
+      <w:tr>
+        <w:tc>
+          <w:tcPr>
+            <w:tcW w:type="dxa" w:w="3120"/>
+            <w:tcW w:w="2400" w:type="dxa"/>
+            <w:tcMar>
+              <w:top w:w="80" w:type="dxa"/>
+              <w:bottom w:w="80" w:type="dxa"/>
+              <w:start w:w="120" w:type="dxa"/>
+              <w:end w:w="120" w:type="dxa"/>
+            </w:tcMar>
+            <w:vAlign w:val="center"/>
+          </w:tcPr>
+          <w:p>
+            <w:pPr>
+              <w:spacing w:after="40"/>
+            </w:pPr>
+            <w:r>
+              <w:rPr>
+                <w:rFonts w:ascii="Calibri" w:hAnsi="Calibri"/>
+                <w:sz w:val="18"/>
+              </w:rPr>
+              <w:t>Docker cannot pull Spark image</w:t>
+            </w:r>
+          </w:p>
+        </w:tc>
+        <w:tc>
+          <w:tcPr>
+            <w:tcW w:type="dxa" w:w="3120"/>
+            <w:tcW w:w="3300" w:type="dxa"/>
+            <w:tcMar>
+              <w:top w:w="80" w:type="dxa"/>
+              <w:bottom w:w="80" w:type="dxa"/>
+              <w:start w:w="120" w:type="dxa"/>
+              <w:end w:w="120" w:type="dxa"/>
+            </w:tcMar>
+            <w:vAlign w:val="center"/>
+          </w:tcPr>
+          <w:p>
+            <w:pPr>
+              <w:spacing w:after="40"/>
+            </w:pPr>
+            <w:r>
+              <w:rPr>
+                <w:rFonts w:ascii="Calibri" w:hAnsi="Calibri"/>
+                <w:sz w:val="18"/>
+              </w:rPr>
+              <w:t>Network or Docker Hub authentication timeout.</w:t>
+            </w:r>
+          </w:p>
+        </w:tc>
+        <w:tc>
+          <w:tcPr>
+            <w:tcW w:type="dxa" w:w="3120"/>
+            <w:tcW w:w="3660" w:type="dxa"/>
+            <w:tcMar>
+              <w:top w:w="80" w:type="dxa"/>
+              <w:bottom w:w="80" w:type="dxa"/>
+              <w:start w:w="120" w:type="dxa"/>
+              <w:end w:w="120" w:type="dxa"/>
+            </w:tcMar>
+            <w:vAlign w:val="center"/>
+          </w:tcPr>
+          <w:p>
+            <w:pPr>
+              <w:spacing w:after="40"/>
+            </w:pPr>
+            <w:r>
+              <w:rPr>
+                <w:rFonts w:ascii="Calibri" w:hAnsi="Calibri"/>
+                <w:sz w:val="18"/>
+              </w:rPr>
+              <w:t>Retry docker compose up -d spark-master spark-worker. If class time is tight, use an already-prepared instructor machine.</w:t>
+            </w:r>
+          </w:p>
+        </w:tc>
+      </w:tr>
+      <w:tr>
+        <w:tc>
+          <w:tcPr>
+            <w:tcW w:type="dxa" w:w="3120"/>
+            <w:tcW w:w="2400" w:type="dxa"/>
+            <w:tcMar>
+              <w:top w:w="80" w:type="dxa"/>
+              <w:bottom w:w="80" w:type="dxa"/>
+              <w:start w:w="120" w:type="dxa"/>
+              <w:end w:w="120" w:type="dxa"/>
+            </w:tcMar>
+            <w:vAlign w:val="center"/>
+          </w:tcPr>
+          <w:p>
+            <w:pPr>
+              <w:spacing w:after="40"/>
+            </w:pPr>
+            <w:r>
+              <w:rPr>
+                <w:rFonts w:ascii="Calibri" w:hAnsi="Calibri"/>
+                <w:sz w:val="18"/>
+              </w:rPr>
+              <w:t>Lab 05 or later cannot find Bronze</w:t>
+            </w:r>
+          </w:p>
+        </w:tc>
+        <w:tc>
+          <w:tcPr>
+            <w:tcW w:type="dxa" w:w="3120"/>
+            <w:tcW w:w="3300" w:type="dxa"/>
+            <w:tcMar>
+              <w:top w:w="80" w:type="dxa"/>
+              <w:bottom w:w="80" w:type="dxa"/>
+              <w:start w:w="120" w:type="dxa"/>
+              <w:end w:w="120" w:type="dxa"/>
+            </w:tcMar>
+            <w:vAlign w:val="center"/>
+          </w:tcPr>
+          <w:p>
+            <w:pPr>
+              <w:spacing w:after="40"/>
+            </w:pPr>
+            <w:r>
+              <w:rPr>
+                <w:rFonts w:ascii="Calibri" w:hAnsi="Calibri"/>
+                <w:sz w:val="18"/>
+              </w:rPr>
+              <w:t>Earlier Bronze lab was skipped or Lab 12 reset the lake.</w:t>
+            </w:r>
+          </w:p>
+        </w:tc>
+        <w:tc>
+          <w:tcPr>
+            <w:tcW w:type="dxa" w:w="3120"/>
+            <w:tcW w:w="3660" w:type="dxa"/>
+            <w:tcMar>
+              <w:top w:w="80" w:type="dxa"/>
+              <w:bottom w:w="80" w:type="dxa"/>
+              <w:start w:w="120" w:type="dxa"/>
+              <w:end w:w="120" w:type="dxa"/>
+            </w:tcMar>
+            <w:vAlign w:val="center"/>
+          </w:tcPr>
+          <w:p>
+            <w:pPr>
+              <w:spacing w:after="40"/>
+            </w:pPr>
+            <w:r>
+              <w:rPr>
+                <w:rFonts w:ascii="Calibri" w:hAnsi="Calibri"/>
+                <w:sz w:val="18"/>
+              </w:rPr>
+              <w:t>Run labs in order, starting again from Lab 04.</w:t>
+            </w:r>
+          </w:p>
+        </w:tc>
+      </w:tr>
+      <w:tr>
+        <w:tc>
+          <w:tcPr>
+            <w:tcW w:type="dxa" w:w="3120"/>
+            <w:tcW w:w="2400" w:type="dxa"/>
+            <w:tcMar>
+              <w:top w:w="80" w:type="dxa"/>
+              <w:bottom w:w="80" w:type="dxa"/>
+              <w:start w:w="120" w:type="dxa"/>
+              <w:end w:w="120" w:type="dxa"/>
+            </w:tcMar>
+            <w:vAlign w:val="center"/>
+          </w:tcPr>
+          <w:p>
+            <w:pPr>
+              <w:spacing w:after="40"/>
+            </w:pPr>
+            <w:r>
+              <w:rPr>
+                <w:rFonts w:ascii="Calibri" w:hAnsi="Calibri"/>
+                <w:sz w:val="18"/>
+              </w:rPr>
+              <w:t>Gold totals look lower than raw order totals</w:t>
+            </w:r>
+          </w:p>
+        </w:tc>
+        <w:tc>
+          <w:tcPr>
+            <w:tcW w:type="dxa" w:w="3120"/>
+            <w:tcW w:w="3300" w:type="dxa"/>
+            <w:tcMar>
+              <w:top w:w="80" w:type="dxa"/>
+              <w:bottom w:w="80" w:type="dxa"/>
+              <w:start w:w="120" w:type="dxa"/>
+              <w:end w:w="120" w:type="dxa"/>
+            </w:tcMar>
+            <w:vAlign w:val="center"/>
+          </w:tcPr>
+          <w:p>
+            <w:pPr>
+              <w:spacing w:after="40"/>
+            </w:pPr>
+            <w:r>
+              <w:rPr>
+                <w:rFonts w:ascii="Calibri" w:hAnsi="Calibri"/>
+                <w:sz w:val="18"/>
+              </w:rPr>
+              <w:t>Cancelled and invalid orders are intentionally excluded from revenue.</w:t>
+            </w:r>
+          </w:p>
+        </w:tc>
+        <w:tc>
+          <w:tcPr>
+            <w:tcW w:type="dxa" w:w="3120"/>
+            <w:tcW w:w="3660" w:type="dxa"/>
+            <w:tcMar>
+              <w:top w:w="80" w:type="dxa"/>
+              <w:bottom w:w="80" w:type="dxa"/>
+              <w:start w:w="120" w:type="dxa"/>
+              <w:end w:w="120" w:type="dxa"/>
+            </w:tcMar>
+            <w:vAlign w:val="center"/>
+          </w:tcPr>
+          <w:p>
+            <w:pPr>
+              <w:spacing w:after="40"/>
+            </w:pPr>
+            <w:r>
+              <w:rPr>
+                <w:rFonts w:ascii="Calibri" w:hAnsi="Calibri"/>
+                <w:sz w:val="18"/>
+              </w:rPr>
+              <w:t>Review Lab 07 quality rules and Lab 10 revenue filters.</w:t>
+            </w:r>
+          </w:p>
+        </w:tc>
+      </w:tr>
+    </w:tbl>
+    <w:p>
+      <w:pPr>
+        <w:pStyle w:val="Heading1"/>
+      </w:pPr>
+      <w:r>
+        <w:t>Instructor Debrief Questions</w:t>
+      </w:r>
+    </w:p>
+    <w:p>
+      <w:pPr>
+        <w:pStyle w:val="ListNumber"/>
+      </w:pPr>
+      <w:r>
+        <w:t>Why should Bronze preserve raw fields instead of immediately dropping invalid data?</w:t>
+      </w:r>
+    </w:p>
+    <w:p>
+      <w:pPr>
+        <w:pStyle w:val="ListNumber"/>
+      </w:pPr>
+      <w:r>
+        <w:t>Which Silver rules are technical quality rules, and which are business rules?</w:t>
+      </w:r>
+    </w:p>
+    <w:p>
+      <w:pPr>
+        <w:pStyle w:val="ListNumber"/>
+      </w:pPr>
+      <w:r>
+        <w:t>Why does Lab 08 use a window function instead of a normal group by?</w:t>
+      </w:r>
+    </w:p>
+    <w:p>
+      <w:pPr>
+        <w:pStyle w:val="ListNumber"/>
+      </w:pPr>
+      <w:r>
+        <w:t>Which Gold outputs would a business stakeholder understand without knowing Spark?</w:t>
+      </w:r>
+    </w:p>
+    <w:p>
+      <w:pPr>
+        <w:pStyle w:val="ListNumber"/>
+      </w:pPr>
+      <w:r>
+        <w:t>How would you make Lab 11 safe to rerun in production?</w:t>
       </w:r>
     </w:p>
     <w:sectPr>
       <w:pgSz w:w="12240" w:h="15840"/>
-      <w:pgMar w:top="792" w:right="936" w:bottom="792" w:left="936" w:header="720" w:footer="720" w:gutter="0"/>
+      <w:pgMar w:top="1440" w:right="1440" w:bottom="1440" w:left="1440" w:header="708" w:footer="708" w:gutter="0"/>
       <w:cols w:space="720"/>
       <w:docGrid w:linePitch="360"/>
     </w:sectPr>
   </w:body>
 </w:document>
+</file>
+
+<file path=word/footer1.xml><?xml version="1.0" encoding="utf-8"?>
+<w:ftr xmlns:m="http://schemas.openxmlformats.org/officeDocument/2006/math" xmlns:mc="http://schemas.openxmlformats.org/markup-compatibility/2006" xmlns:mo="http://schemas.microsoft.com/office/mac/office/2008/main" xmlns:mv="urn:schemas-microsoft-com:mac:vml" xmlns:o="urn:schemas-microsoft-com:office:office" xmlns:r="http://schemas.openxmlformats.org/officeDocument/2006/relationships" xmlns:v="urn:schemas-microsoft-com:vml" xmlns:w10="urn:schemas-microsoft-com:office:word" xmlns:w14="http://schemas.microsoft.com/office/word/2010/wordml" xmlns:w="http://schemas.openxmlformats.org/wordprocessingml/2006/main" xmlns:wne="http://schemas.microsoft.com/office/word/2006/wordml" xmlns:wp14="http://schemas.microsoft.com/office/word/2010/wordprocessingDrawing" xmlns:wp="http://schemas.openxmlformats.org/drawingml/2006/wordprocessingDrawing" xmlns:wpc="http://schemas.microsoft.com/office/word/2010/wordprocessingCanvas" xmlns:wpg="http://schemas.microsoft.com/office/word/2010/wordprocessingGroup" xmlns:wpi="http://schemas.microsoft.com/office/word/2010/wordprocessingInk" xmlns:wps="http://schemas.microsoft.com/office/word/2010/wordprocessingShape" mc:Ignorable="w14 wp14">
+  <w:p>
+    <w:pPr>
+      <w:pStyle w:val="Footer"/>
+      <w:jc w:val="right"/>
+    </w:pPr>
+    <w:r>
+      <w:rPr>
+        <w:rFonts w:ascii="Calibri" w:hAnsi="Calibri"/>
+        <w:color w:val="5F5F5F"/>
+        <w:sz w:val="18"/>
+      </w:rPr>
+      <w:t>Modern Data Engineering with the Medallion Pipeline</w:t>
+    </w:r>
+  </w:p>
+</w:ftr>
+</file>
+
+<file path=word/header1.xml><?xml version="1.0" encoding="utf-8"?>
+<w:hdr xmlns:m="http://schemas.openxmlformats.org/officeDocument/2006/math" xmlns:mc="http://schemas.openxmlformats.org/markup-compatibility/2006" xmlns:mo="http://schemas.microsoft.com/office/mac/office/2008/main" xmlns:mv="urn:schemas-microsoft-com:mac:vml" xmlns:o="urn:schemas-microsoft-com:office:office" xmlns:r="http://schemas.openxmlformats.org/officeDocument/2006/relationships" xmlns:v="urn:schemas-microsoft-com:vml" xmlns:w10="urn:schemas-microsoft-com:office:word" xmlns:w14="http://schemas.microsoft.com/office/word/2010/wordml" xmlns:w="http://schemas.openxmlformats.org/wordprocessingml/2006/main" xmlns:wne="http://schemas.microsoft.com/office/word/2006/wordml" xmlns:wp14="http://schemas.microsoft.com/office/word/2010/wordprocessingDrawing" xmlns:wp="http://schemas.openxmlformats.org/drawingml/2006/wordprocessingDrawing" xmlns:wpc="http://schemas.microsoft.com/office/word/2010/wordprocessingCanvas" xmlns:wpg="http://schemas.microsoft.com/office/word/2010/wordprocessingGroup" xmlns:wpi="http://schemas.microsoft.com/office/word/2010/wordprocessingInk" xmlns:wps="http://schemas.microsoft.com/office/word/2010/wordprocessingShape" mc:Ignorable="w14 wp14">
+  <w:p>
+    <w:pPr>
+      <w:pStyle w:val="Header"/>
+      <w:jc w:val="left"/>
+    </w:pPr>
+    <w:r>
+      <w:rPr>
+        <w:rFonts w:ascii="Calibri" w:hAnsi="Calibri"/>
+        <w:color w:val="5F5F5F"/>
+        <w:sz w:val="18"/>
+      </w:rPr>
+      <w:t>Day 7 - Spark Medallion Architecture Labs</w:t>
+    </w:r>
+  </w:p>
+</w:hdr>
 </file>
 
 <file path=word/numbering.xml><?xml version="1.0" encoding="utf-8"?>
@@ -1356,9 +5114,13 @@
     <w:name w:val="Normal"/>
     <w:qFormat/>
     <w:rsid w:val="00FC693F"/>
+    <w:pPr>
+      <w:spacing w:after="120" w:line="300" w:lineRule="auto"/>
+    </w:pPr>
     <w:rPr>
-      <w:rFonts w:ascii="Arial" w:hAnsi="Arial"/>
-      <w:sz w:val="20"/>
+      <w:rFonts w:ascii="Calibri" w:hAnsi="Calibri"/>
+      <w:color w:val="232323"/>
+      <w:sz w:val="22"/>
     </w:rPr>
   </w:style>
   <w:style w:type="paragraph" w:styleId="Header">
@@ -1416,15 +5178,15 @@
     <w:pPr>
       <w:keepNext/>
       <w:keepLines/>
-      <w:spacing w:before="480" w:after="0"/>
+      <w:spacing w:before="360" w:after="200"/>
       <w:outlineLvl w:val="0"/>
     </w:pPr>
     <w:rPr>
-      <w:rFonts w:asciiTheme="majorHAnsi" w:eastAsiaTheme="majorEastAsia" w:hAnsiTheme="majorHAnsi" w:cstheme="majorBidi" w:ascii="Arial" w:hAnsi="Arial"/>
+      <w:rFonts w:asciiTheme="majorHAnsi" w:eastAsiaTheme="majorEastAsia" w:hAnsiTheme="majorHAnsi" w:cstheme="majorBidi" w:ascii="Calibri" w:hAnsi="Calibri"/>
       <w:b/>
       <w:bCs/>
-      <w:color w:val="17365D"/>
-      <w:sz w:val="28"/>
+      <w:color w:val="2E74B5"/>
+      <w:sz w:val="32"/>
       <w:szCs w:val="28"/>
     </w:rPr>
   </w:style>
@@ -1440,14 +5202,14 @@
     <w:pPr>
       <w:keepNext/>
       <w:keepLines/>
-      <w:spacing w:before="200" w:after="0"/>
+      <w:spacing w:before="280" w:after="140"/>
       <w:outlineLvl w:val="1"/>
     </w:pPr>
     <w:rPr>
-      <w:rFonts w:asciiTheme="majorHAnsi" w:eastAsiaTheme="majorEastAsia" w:hAnsiTheme="majorHAnsi" w:cstheme="majorBidi" w:ascii="Arial" w:hAnsi="Arial"/>
+      <w:rFonts w:asciiTheme="majorHAnsi" w:eastAsiaTheme="majorEastAsia" w:hAnsiTheme="majorHAnsi" w:cstheme="majorBidi" w:ascii="Calibri" w:hAnsi="Calibri"/>
       <w:b/>
       <w:bCs/>
-      <w:color w:val="1F4E79"/>
+      <w:color w:val="2E74B5"/>
       <w:sz w:val="26"/>
       <w:szCs w:val="26"/>
     </w:rPr>
@@ -1464,14 +5226,15 @@
     <w:pPr>
       <w:keepNext/>
       <w:keepLines/>
-      <w:spacing w:before="200" w:after="0"/>
+      <w:spacing w:before="200" w:after="100"/>
       <w:outlineLvl w:val="2"/>
     </w:pPr>
     <w:rPr>
-      <w:rFonts w:asciiTheme="majorHAnsi" w:eastAsiaTheme="majorEastAsia" w:hAnsiTheme="majorHAnsi" w:cstheme="majorBidi" w:ascii="Arial" w:hAnsi="Arial"/>
+      <w:rFonts w:asciiTheme="majorHAnsi" w:eastAsiaTheme="majorEastAsia" w:hAnsiTheme="majorHAnsi" w:cstheme="majorBidi" w:ascii="Calibri" w:hAnsi="Calibri"/>
       <w:b/>
       <w:bCs/>
-      <w:color w:val="4F81BD" w:themeColor="accent1"/>
+      <w:color w:val="1F4D78"/>
+      <w:sz w:val="24"/>
     </w:rPr>
   </w:style>
   <w:style w:type="paragraph" w:styleId="Heading4">
@@ -1887,8 +5650,14 @@
       <w:numPr>
         <w:numId w:val="1"/>
       </w:numPr>
+      <w:spacing w:after="80" w:line="300" w:lineRule="auto"/>
+      <w:ind w:left="540" w:hanging="271"/>
       <w:contextualSpacing/>
     </w:pPr>
+    <w:rPr>
+      <w:rFonts w:ascii="Calibri" w:hAnsi="Calibri"/>
+      <w:sz w:val="22"/>
+    </w:rPr>
   </w:style>
   <w:style w:type="paragraph" w:styleId="ListBullet2">
     <w:name w:val="List Bullet 2"/>
@@ -1926,8 +5695,14 @@
       <w:numPr>
         <w:numId w:val="5"/>
       </w:numPr>
+      <w:spacing w:after="80" w:line="300" w:lineRule="auto"/>
+      <w:ind w:left="540" w:hanging="271"/>
       <w:contextualSpacing/>
     </w:pPr>
+    <w:rPr>
+      <w:rFonts w:ascii="Calibri" w:hAnsi="Calibri"/>
+      <w:sz w:val="22"/>
+    </w:rPr>
   </w:style>
   <w:style w:type="paragraph" w:styleId="ListNumber2">
     <w:name w:val="List Number 2"/>

--- a/Week_02/Day_07/Lab/Day_07_Lab_Guide.docx
+++ b/Week_02/Day_07/Lab/Day_07_Lab_Guide.docx
@@ -1497,7 +1497,7 @@
           <w:color w:val="141414"/>
           <w:sz w:val="19"/>
         </w:rPr>
-        <w:t>docker compose up -d spark-master spark-worker</w:t>
+        <w:t>docker compose -p day7_lab up -d spark-master spark-worker</w:t>
       </w:r>
     </w:p>
     <w:p>
@@ -2253,7 +2253,7 @@
           <w:color w:val="141414"/>
           <w:sz w:val="19"/>
         </w:rPr>
-        <w:t>docker compose --profile object-store run --rm mc</w:t>
+        <w:t>docker compose -p day7_lab --profile object-store run --rm mc</w:t>
       </w:r>
     </w:p>
     <w:p>
@@ -2272,7 +2272,7 @@
           <w:color w:val="141414"/>
           <w:sz w:val="19"/>
         </w:rPr>
-        <w:t>docker compose down</w:t>
+        <w:t>docker compose -p day7_lab down</w:t>
       </w:r>
     </w:p>
     <w:p>
@@ -4703,6 +4703,70 @@
         <w:t>How would you make Lab 11 safe to rerun in production?</w:t>
       </w:r>
     </w:p>
+    <w:p>
+      <w:pPr>
+        <w:pStyle w:val="Heading2"/>
+      </w:pPr>
+      <w:r>
+        <w:t>Day 7 Docker Compose project isolation</w:t>
+      </w:r>
+    </w:p>
+    <w:p>
+      <w:r>
+        <w:t>Day 7 uses the compose project name day7_lab so it does not mix with Day 6 containers when both lab folders are named Lab_Files. The run_lab.py wrapper already uses docker compose -p day7_lab.</w:t>
+      </w:r>
+    </w:p>
+    <w:p>
+      <w:r>
+        <w:t>If Spark reports file:/workspace/data/source/customers.csv is missing from an executor, recreate the containers with docker compose -p day7_lab down followed by docker compose -p day7_lab up -d spark-master spark-worker. The Spark master and worker must both mount the lab folder at /workspace.</w:t>
+      </w:r>
+    </w:p>
+    <w:p>
+      <w:pPr>
+        <w:pStyle w:val="Heading2"/>
+      </w:pPr>
+      <w:r>
+        <w:t>Fresher-friendly execution flow</w:t>
+      </w:r>
+    </w:p>
+    <w:p>
+      <w:r>
+        <w:t>Use python run_lab.py --list to see each lab number, learning layer, and title before running anything. Run labs one by one from 01 to 12, inspect the output folder after each run, and then continue.</w:t>
+      </w:r>
+    </w:p>
+    <w:p>
+      <w:r>
+        <w:t>The realistic Day 7 story is a retail order lakehouse: raw order events land in Bronze, Silver cleans and validates them, Gold produces revenue KPIs, and MinIO stores the lakehouse copy like an object store.</w:t>
+      </w:r>
+    </w:p>
+    <w:p>
+      <w:pPr>
+        <w:pStyle w:val="Heading2"/>
+      </w:pPr>
+      <w:r>
+        <w:t>Verified MinIO object-store copy</w:t>
+      </w:r>
+    </w:p>
+    <w:p>
+      <w:r>
+        <w:t>Start MinIO with docker compose -p day7_lab up -d minio. Then mirror the finished lakehouse with docker compose -p day7_lab --profile object-store run --rm mc.</w:t>
+      </w:r>
+    </w:p>
+    <w:p>
+      <w:r>
+        <w:t>Open MinIO Console at http://localhost:9001 with username minioadmin and password minioadmin. The bucket day7-lakehouse should contain bronze, silver, gold, quarantine, playground, and incremental paths.</w:t>
+      </w:r>
+    </w:p>
+    <w:p>
+      <w:r>
+        <w:t>The object-store mirror excludes local Spark .crc checksum side files so freshers see the actual lakehouse data files and _SUCCESS markers.</w:t>
+      </w:r>
+    </w:p>
+    <w:p>
+      <w:r>
+        <w:t>Standalone fresher runbook: Week_02/Day_07/Lab/Day_07_Fresher_Runbook.md</w:t>
+      </w:r>
+    </w:p>
     <w:sectPr>
       <w:pgSz w:w="12240" w:h="15840"/>
       <w:pgMar w:top="1440" w:right="1440" w:bottom="1440" w:left="1440" w:header="708" w:footer="708" w:gutter="0"/>

--- a/Week_02/Day_07/Lab/Day_07_Lab_Guide.docx
+++ b/Week_02/Day_07/Lab/Day_07_Lab_Guide.docx
@@ -4767,6 +4767,211 @@
         <w:t>Standalone fresher runbook: Week_02/Day_07/Lab/Day_07_Fresher_Runbook.md</w:t>
       </w:r>
     </w:p>
+    <w:p>
+      <w:pPr>
+        <w:pStyle w:val="Heading2"/>
+      </w:pPr>
+      <w:r>
+        <w:t>Windows Command Prompt execution</w:t>
+      </w:r>
+    </w:p>
+    <w:p>
+      <w:r>
+        <w:t>Use Windows Command Prompt (cmd.exe) for Day 7 lab commands.</w:t>
+      </w:r>
+    </w:p>
+    <w:p>
+      <w:pPr>
+        <w:pStyle w:val="IntenseQuote"/>
+      </w:pPr>
+      <w:r>
+        <w:t>cd Week_02\Day_07\Lab_Files</w:t>
+      </w:r>
+    </w:p>
+    <w:p>
+      <w:pPr>
+        <w:pStyle w:val="IntenseQuote"/>
+      </w:pPr>
+      <w:r>
+        <w:t>docker compose -p day7_lab down -v --remove-orphans</w:t>
+      </w:r>
+    </w:p>
+    <w:p>
+      <w:pPr>
+        <w:pStyle w:val="IntenseQuote"/>
+      </w:pPr>
+      <w:r>
+        <w:t>if exist data rmdir /s /q data</w:t>
+      </w:r>
+    </w:p>
+    <w:p>
+      <w:pPr>
+        <w:pStyle w:val="IntenseQuote"/>
+      </w:pPr>
+      <w:r>
+        <w:t>if exist lake rmdir /s /q lake</w:t>
+      </w:r>
+    </w:p>
+    <w:p>
+      <w:pPr>
+        <w:pStyle w:val="IntenseQuote"/>
+      </w:pPr>
+      <w:r>
+        <w:t>if exist output rmdir /s /q output</w:t>
+      </w:r>
+    </w:p>
+    <w:p>
+      <w:pPr>
+        <w:pStyle w:val="IntenseQuote"/>
+      </w:pPr>
+      <w:r>
+        <w:t>if exist state rmdir /s /q state</w:t>
+      </w:r>
+    </w:p>
+    <w:p>
+      <w:pPr>
+        <w:pStyle w:val="IntenseQuote"/>
+      </w:pPr>
+      <w:r>
+        <w:t>if exist run_logs rmdir /s /q run_logs</w:t>
+      </w:r>
+    </w:p>
+    <w:p>
+      <w:pPr>
+        <w:pStyle w:val="IntenseQuote"/>
+      </w:pPr>
+      <w:r>
+        <w:t>python generate_data.py</w:t>
+      </w:r>
+    </w:p>
+    <w:p>
+      <w:pPr>
+        <w:pStyle w:val="IntenseQuote"/>
+      </w:pPr>
+      <w:r>
+        <w:t>docker compose -p day7_lab up -d spark-master spark-worker</w:t>
+      </w:r>
+    </w:p>
+    <w:p>
+      <w:pPr>
+        <w:pStyle w:val="IntenseQuote"/>
+      </w:pPr>
+      <w:r>
+        <w:t>python run_lab.py --list</w:t>
+      </w:r>
+    </w:p>
+    <w:p>
+      <w:pPr>
+        <w:pStyle w:val="IntenseQuote"/>
+      </w:pPr>
+      <w:r>
+        <w:t>python run_lab.py 01</w:t>
+      </w:r>
+    </w:p>
+    <w:p>
+      <w:pPr>
+        <w:pStyle w:val="IntenseQuote"/>
+      </w:pPr>
+      <w:r>
+        <w:t>python run_lab.py 02</w:t>
+      </w:r>
+    </w:p>
+    <w:p>
+      <w:pPr>
+        <w:pStyle w:val="IntenseQuote"/>
+      </w:pPr>
+      <w:r>
+        <w:t>python run_lab.py 03</w:t>
+      </w:r>
+    </w:p>
+    <w:p>
+      <w:pPr>
+        <w:pStyle w:val="IntenseQuote"/>
+      </w:pPr>
+      <w:r>
+        <w:t>python run_lab.py 04</w:t>
+      </w:r>
+    </w:p>
+    <w:p>
+      <w:pPr>
+        <w:pStyle w:val="IntenseQuote"/>
+      </w:pPr>
+      <w:r>
+        <w:t>python run_lab.py 05</w:t>
+      </w:r>
+    </w:p>
+    <w:p>
+      <w:pPr>
+        <w:pStyle w:val="IntenseQuote"/>
+      </w:pPr>
+      <w:r>
+        <w:t>python run_lab.py 06</w:t>
+      </w:r>
+    </w:p>
+    <w:p>
+      <w:pPr>
+        <w:pStyle w:val="IntenseQuote"/>
+      </w:pPr>
+      <w:r>
+        <w:t>python run_lab.py 07</w:t>
+      </w:r>
+    </w:p>
+    <w:p>
+      <w:pPr>
+        <w:pStyle w:val="IntenseQuote"/>
+      </w:pPr>
+      <w:r>
+        <w:t>python run_lab.py 08</w:t>
+      </w:r>
+    </w:p>
+    <w:p>
+      <w:pPr>
+        <w:pStyle w:val="IntenseQuote"/>
+      </w:pPr>
+      <w:r>
+        <w:t>python run_lab.py 09</w:t>
+      </w:r>
+    </w:p>
+    <w:p>
+      <w:pPr>
+        <w:pStyle w:val="IntenseQuote"/>
+      </w:pPr>
+      <w:r>
+        <w:t>python run_lab.py 10</w:t>
+      </w:r>
+    </w:p>
+    <w:p>
+      <w:pPr>
+        <w:pStyle w:val="IntenseQuote"/>
+      </w:pPr>
+      <w:r>
+        <w:t>python run_lab.py 11</w:t>
+      </w:r>
+    </w:p>
+    <w:p>
+      <w:pPr>
+        <w:pStyle w:val="IntenseQuote"/>
+      </w:pPr>
+      <w:r>
+        <w:t>python run_lab.py 12</w:t>
+      </w:r>
+    </w:p>
+    <w:p>
+      <w:pPr>
+        <w:pStyle w:val="IntenseQuote"/>
+      </w:pPr>
+      <w:r>
+        <w:t>docker compose -p day7_lab up -d minio</w:t>
+      </w:r>
+    </w:p>
+    <w:p>
+      <w:pPr>
+        <w:pStyle w:val="IntenseQuote"/>
+      </w:pPr>
+      <w:r>
+        <w:t>docker compose -p day7_lab --profile object-store run --rm mc</w:t>
+      </w:r>
+    </w:p>
     <w:sectPr>
       <w:pgSz w:w="12240" w:h="15840"/>
       <w:pgMar w:top="1440" w:right="1440" w:bottom="1440" w:left="1440" w:header="708" w:footer="708" w:gutter="0"/>

--- a/Week_02/Day_07/Lab/Day_07_Lab_Guide.docx
+++ b/Week_02/Day_07/Lab/Day_07_Lab_Guide.docx
@@ -1517,6 +1517,44 @@
           <w:sz w:val="19"/>
         </w:rPr>
         <w:t>python run_lab.py 01</w:t>
+      </w:r>
+    </w:p>
+    <w:p>
+      <w:pPr>
+        <w:pStyle w:val="Heading1"/>
+      </w:pPr>
+      <w:r>
+        <w:t>Optional Jupyter Notebook Companion Track</w:t>
+      </w:r>
+    </w:p>
+    <w:p>
+      <w:r>
+        <w:t>Use the notebooks when you want a more visual walkthrough of the same Day 7 labs. They are companion materials only; they do not replace Lab_Files/labs or the run_lab.py Docker flow.</w:t>
+      </w:r>
+    </w:p>
+    <w:p>
+      <w:r>
+        <w:t>Notebook folder: Lab_Files/Jupyter_Notebooks</w:t>
+      </w:r>
+    </w:p>
+    <w:p>
+      <w:r>
+        <w:t>Start here: Lab_Files/Jupyter_Notebooks/README.md</w:t>
+      </w:r>
+    </w:p>
+    <w:p>
+      <w:r>
+        <w:t>Open from the Day 7 root folder:</w:t>
+      </w:r>
+    </w:p>
+    <w:p>
+      <w:r>
+        <w:t>jupyter lab Lab_Files/Jupyter_Notebooks</w:t>
+      </w:r>
+    </w:p>
+    <w:p>
+      <w:r>
+        <w:t>Notebook sequence: lab_01_spark_dataframe_basics.ipynb through lab_12_full_medallion_pipeline.ipynb. Labs 05 to 10 expect earlier layer outputs, while Labs 11 and 12 are self-contained orchestration walkthroughs.</w:t>
       </w:r>
     </w:p>
     <w:tbl>
@@ -3444,7 +3482,7 @@
     </w:p>
     <w:p>
       <w:r>
-        <w:t>Purpose: Use a window function to select the latest event per order_id.</w:t>
+        <w:t>Purpose: Explicitly deduplicate valid Silver events, then use a window function to select the latest event per order_id.</w:t>
       </w:r>
     </w:p>
     <w:p>
@@ -3591,6 +3629,12 @@
         </w:tc>
       </w:tr>
     </w:tbl>
+    <w:p>
+      <w:pPr/>
+      <w:r>
+        <w:t>Expected Day 7 row path: 12 Bronze, 10 valid, 9 deduplicated, 2 quarantined, 7 current.</w:t>
+      </w:r>
+    </w:p>
     <w:p>
       <w:pPr>
         <w:pStyle w:val="Heading2"/>
@@ -3930,7 +3974,7 @@
     </w:p>
     <w:p>
       <w:r>
-        <w:t>Purpose: Process source files with a manifest so already-ingested files are not processed twice.</w:t>
+        <w:t>Purpose: Process source files with a preserved manifest so reruns skip already-ingested files instead of resetting the checkpoint.</w:t>
       </w:r>
     </w:p>
     <w:p>
@@ -4684,7 +4728,7 @@
         <w:pStyle w:val="ListNumber"/>
       </w:pPr>
       <w:r>
-        <w:t>Why does Lab 08 use a window function instead of a normal group by?</w:t>
+        <w:t>Why does Lab 08 deduplicate before using a CDC window function?</w:t>
       </w:r>
     </w:p>
     <w:p>
@@ -4970,6 +5014,11 @@
       </w:pPr>
       <w:r>
         <w:t>docker compose -p day7_lab --profile object-store run --rm mc</w:t>
+      </w:r>
+    </w:p>
+    <w:p>
+      <w:r>
+        <w:t>Kafka and Zookeeper are optional Day 8 streaming services; start them only with --profile streaming.</w:t>
       </w:r>
     </w:p>
     <w:sectPr>
